--- a/docs/SRS.docx
+++ b/docs/SRS.docx
@@ -1,37 +1,38 @@
 
 <file path=word/document.xml><?xml version="1.0" encoding="utf-8"?>
-<w:document xmlns:w="http://schemas.openxmlformats.org/wordprocessingml/2006/main" xmlns:m="http://schemas.openxmlformats.org/officeDocument/2006/math" xmlns:r="http://schemas.openxmlformats.org/officeDocument/2006/relationships" xmlns:o="urn:schemas-microsoft-com:office:office" xmlns:v="urn:schemas-microsoft-com:vml" xmlns:w10="urn:schemas-microsoft-com:office:word" xmlns:a="http://schemas.openxmlformats.org/drawingml/2006/main" xmlns:pic="http://schemas.openxmlformats.org/drawingml/2006/picture" xmlns:wp="http://schemas.openxmlformats.org/drawingml/2006/wordprocessingDrawing">
+<w:document xmlns:a="http://schemas.openxmlformats.org/drawingml/2006/main" xmlns:ns1="urn:schemas-microsoft-com:vml" xmlns:ns2="urn:schemas-microsoft-com:office:office" xmlns:ns5="http://schemas.openxmlformats.org/drawingml/2006/picture" xmlns:ns6="http://schemas.openxmlformats.org/officeDocument/2006/relationships" xmlns:w="http://schemas.openxmlformats.org/wordprocessingml/2006/main" xmlns:wp="http://schemas.openxmlformats.org/drawingml/2006/wordprocessingDrawing">
   <w:body>
-    <w:bookmarkStart w:id="22" w:name="terra-audit"/>
-    <w:p>
-      <w:pPr>
-        <w:pStyle w:val="Heading1"/>
+    <w:p>
+      <w:pPr>
+        <w:pStyle w:val="Title"/>
       </w:pPr>
       <w:r>
         <w:t xml:space="preserve">TERRA-AUDIT</w:t>
       </w:r>
     </w:p>
-    <w:bookmarkStart w:id="21" w:name="X312ec1af3fcc25a5bdeffcb64bc126e24cb27c9"/>
-    <w:p>
-      <w:pPr>
-        <w:pStyle w:val="Heading2"/>
+    <w:p>
+      <w:pPr>
+        <w:pStyle w:val="Subtitle"/>
       </w:pPr>
       <w:r>
         <w:t xml:space="preserve">AI-ASSISTED DIGITAL MRV PLATFORM FOR AWD RICE IRRIGATION CARBON CREDITS</w:t>
       </w:r>
     </w:p>
-    <w:bookmarkStart w:id="20" w:name="Xbd88c41e5f690e4a3732f917301eb9ccbcdb168"/>
-    <w:p>
-      <w:pPr>
-        <w:pStyle w:val="Heading3"/>
-      </w:pPr>
-      <w:r>
+    <w:p>
+      <w:pPr>
+        <w:pStyle w:val="Subtitle"/>
+      </w:pPr>
+      <w:r>
+        <w:rPr>
+          <w:bCs/>
+          <w:b/>
+        </w:rPr>
         <w:t xml:space="preserve">SOFTWARE REQUIREMENTS SPECIFICATION &amp; ANALYSIS</w:t>
       </w:r>
     </w:p>
     <w:p>
       <w:pPr>
-        <w:pStyle w:val="FirstParagraph"/>
+        <w:pStyle w:val="BodyText"/>
       </w:pPr>
     </w:p>
     <w:p>
@@ -139,17 +140,19 @@
         <w:t xml:space="preserve">IIT — University of Dhaka</w:t>
       </w:r>
     </w:p>
-    <w:bookmarkEnd w:id="20"/>
-    <w:bookmarkEnd w:id="21"/>
-    <w:bookmarkEnd w:id="22"/>
     <w:p>
       <w:r>
         <w:pict>
-          <v:rect style="width:0;height:1.5pt" o:hralign="center" o:hrstd="t" o:hr="t"/>
+          <ns1:rect style="width:0;height:1.5pt" ns2:hralign="center" ns2:hrstd="t" ns2:hr="t"/>
         </w:pict>
       </w:r>
     </w:p>
-    <w:bookmarkStart w:id="23" w:name="table-of-contents"/>
+    <w:p>
+      <w:r>
+        <w:br w:type="page"/>
+      </w:r>
+    </w:p>
+    <w:bookmarkStart w:id="20" w:name="table-of-contents"/>
     <w:p>
       <w:pPr>
         <w:pStyle w:val="Heading1"/>
@@ -183,9 +186,14 @@
         </w:numPr>
         <w:pStyle w:val="Compact"/>
       </w:pPr>
-      <w:r>
-        <w:t xml:space="preserve">1.1 Purpose</w:t>
-      </w:r>
+      <w:hyperlink w:anchor="Xe94c4103db6bb764aa3b798144b782dac27f424">
+        <w:r>
+          <w:rPr>
+            <w:rStyle w:val="Hyperlink"/>
+          </w:rPr>
+          <w:t xml:space="preserve">1.1 Purpose</w:t>
+        </w:r>
+      </w:hyperlink>
     </w:p>
     <w:p>
       <w:pPr>
@@ -195,9 +203,14 @@
         </w:numPr>
         <w:pStyle w:val="Compact"/>
       </w:pPr>
-      <w:r>
-        <w:t xml:space="preserve">1.2 Intended Audience</w:t>
-      </w:r>
+      <w:hyperlink w:anchor="X2184c975ed9ff859547b1ca3f9b9c20bed18119">
+        <w:r>
+          <w:rPr>
+            <w:rStyle w:val="Hyperlink"/>
+          </w:rPr>
+          <w:t xml:space="preserve">1.2 Intended Audience</w:t>
+        </w:r>
+      </w:hyperlink>
     </w:p>
     <w:p>
       <w:pPr>
@@ -207,9 +220,14 @@
         </w:numPr>
         <w:pStyle w:val="Compact"/>
       </w:pPr>
-      <w:r>
-        <w:t xml:space="preserve">1.3 Usage Scenarios</w:t>
-      </w:r>
+      <w:hyperlink w:anchor="Xa3b24c79b5132909cae9c9ac8713bbbcf04db2c">
+        <w:r>
+          <w:rPr>
+            <w:rStyle w:val="Hyperlink"/>
+          </w:rPr>
+          <w:t xml:space="preserve">1.3 Usage Scenarios</w:t>
+        </w:r>
+      </w:hyperlink>
     </w:p>
     <w:p>
       <w:pPr>
@@ -219,9 +237,14 @@
         </w:numPr>
         <w:pStyle w:val="Compact"/>
       </w:pPr>
-      <w:r>
-        <w:t xml:space="preserve">1.4 Conclusion</w:t>
-      </w:r>
+      <w:hyperlink w:anchor="X03f2549541f139aa008926ee55af48aa03e2818">
+        <w:r>
+          <w:rPr>
+            <w:rStyle w:val="Hyperlink"/>
+          </w:rPr>
+          <w:t xml:space="preserve">1.4 Conclusion</w:t>
+        </w:r>
+      </w:hyperlink>
     </w:p>
     <w:p>
       <w:pPr>
@@ -248,9 +271,14 @@
         </w:numPr>
         <w:pStyle w:val="Compact"/>
       </w:pPr>
-      <w:r>
-        <w:t xml:space="preserve">2.1 Understanding the Problem</w:t>
-      </w:r>
+      <w:hyperlink w:anchor="X18b033c859c30a2fc4be33761354813c9384374">
+        <w:r>
+          <w:rPr>
+            <w:rStyle w:val="Hyperlink"/>
+          </w:rPr>
+          <w:t xml:space="preserve">2.1 Understanding the Problem</w:t>
+        </w:r>
+      </w:hyperlink>
     </w:p>
     <w:p>
       <w:pPr>
@@ -260,9 +288,14 @@
         </w:numPr>
         <w:pStyle w:val="Compact"/>
       </w:pPr>
-      <w:r>
-        <w:t xml:space="preserve">2.2 Icebreaking</w:t>
-      </w:r>
+      <w:hyperlink w:anchor="X8a1249eec3277dc3d3ecb5c9aa3c9eaa7c29e05">
+        <w:r>
+          <w:rPr>
+            <w:rStyle w:val="Hyperlink"/>
+          </w:rPr>
+          <w:t xml:space="preserve">2.2 Icebreaking</w:t>
+        </w:r>
+      </w:hyperlink>
     </w:p>
     <w:p>
       <w:pPr>
@@ -272,9 +305,14 @@
         </w:numPr>
         <w:pStyle w:val="Compact"/>
       </w:pPr>
-      <w:r>
-        <w:t xml:space="preserve">2.3 Identifying the Stakeholders</w:t>
-      </w:r>
+      <w:hyperlink w:anchor="Xe367dfef41f4af5c0c75703a5ad3f79af0b37a1">
+        <w:r>
+          <w:rPr>
+            <w:rStyle w:val="Hyperlink"/>
+          </w:rPr>
+          <w:t xml:space="preserve">2.3 Identifying the Stakeholders</w:t>
+        </w:r>
+      </w:hyperlink>
     </w:p>
     <w:p>
       <w:pPr>
@@ -284,9 +322,14 @@
         </w:numPr>
         <w:pStyle w:val="Compact"/>
       </w:pPr>
-      <w:r>
-        <w:t xml:space="preserve">2.4 Stakeholder Viewpoints</w:t>
-      </w:r>
+      <w:hyperlink w:anchor="X64e352ddb86898b38463f81404f77b2d17702b8">
+        <w:r>
+          <w:rPr>
+            <w:rStyle w:val="Hyperlink"/>
+          </w:rPr>
+          <w:t xml:space="preserve">2.4 Stakeholder Viewpoints</w:t>
+        </w:r>
+      </w:hyperlink>
     </w:p>
     <w:p>
       <w:pPr>
@@ -296,9 +339,14 @@
         </w:numPr>
         <w:pStyle w:val="Compact"/>
       </w:pPr>
-      <w:r>
-        <w:t xml:space="preserve">2.5 Working Towards Collaboration</w:t>
-      </w:r>
+      <w:hyperlink w:anchor="Xee691f009aa02d227ce6cd6c0fb1b88fb574594">
+        <w:r>
+          <w:rPr>
+            <w:rStyle w:val="Hyperlink"/>
+          </w:rPr>
+          <w:t xml:space="preserve">2.5 Working Towards Collaboration</w:t>
+        </w:r>
+      </w:hyperlink>
     </w:p>
     <w:p>
       <w:pPr>
@@ -308,9 +356,14 @@
         </w:numPr>
         <w:pStyle w:val="Compact"/>
       </w:pPr>
-      <w:r>
-        <w:t xml:space="preserve">2.6 Elicitation of Terra-Audit</w:t>
-      </w:r>
+      <w:hyperlink w:anchor="X6044ddd976acc1a536cf3c8e69185eeb6ac2fb2">
+        <w:r>
+          <w:rPr>
+            <w:rStyle w:val="Hyperlink"/>
+          </w:rPr>
+          <w:t xml:space="preserve">2.6 Elicitation of Terra-Audit</w:t>
+        </w:r>
+      </w:hyperlink>
     </w:p>
     <w:p>
       <w:pPr>
@@ -337,9 +390,14 @@
         </w:numPr>
         <w:pStyle w:val="Compact"/>
       </w:pPr>
-      <w:r>
-        <w:t xml:space="preserve">3.1 Normal Requirements</w:t>
-      </w:r>
+      <w:hyperlink w:anchor="X99404246be289e69a43b81e17fd6b14f01cad53">
+        <w:r>
+          <w:rPr>
+            <w:rStyle w:val="Hyperlink"/>
+          </w:rPr>
+          <w:t xml:space="preserve">3.1 Normal Requirements</w:t>
+        </w:r>
+      </w:hyperlink>
     </w:p>
     <w:p>
       <w:pPr>
@@ -349,9 +407,14 @@
         </w:numPr>
         <w:pStyle w:val="Compact"/>
       </w:pPr>
-      <w:r>
-        <w:t xml:space="preserve">3.2 Exciting Requirements</w:t>
-      </w:r>
+      <w:hyperlink w:anchor="Xd440646cad6a7e8936e52bfb8256227c2171d88">
+        <w:r>
+          <w:rPr>
+            <w:rStyle w:val="Hyperlink"/>
+          </w:rPr>
+          <w:t xml:space="preserve">3.2 Exciting Requirements</w:t>
+        </w:r>
+      </w:hyperlink>
     </w:p>
     <w:p>
       <w:pPr>
@@ -395,9 +458,14 @@
         </w:numPr>
         <w:pStyle w:val="Compact"/>
       </w:pPr>
-      <w:r>
-        <w:t xml:space="preserve">5.1 Use Case Diagram (Level 0, 1, 1.1, 1.1.1, 1.1.2, 1.2 – 1.6)</w:t>
-      </w:r>
+      <w:hyperlink w:anchor="X82766fd54e0b1d18226533a0ca8f49e5e4be60e">
+        <w:r>
+          <w:rPr>
+            <w:rStyle w:val="Hyperlink"/>
+          </w:rPr>
+          <w:t xml:space="preserve">5.1 Use Case Diagram</w:t>
+        </w:r>
+      </w:hyperlink>
     </w:p>
     <w:p>
       <w:pPr>
@@ -407,9 +475,14 @@
         </w:numPr>
         <w:pStyle w:val="Compact"/>
       </w:pPr>
-      <w:r>
-        <w:t xml:space="preserve">5.2 Activity Diagram (Level 1, 1.1, 1.1.1, 1.2 – 1.6)</w:t>
-      </w:r>
+      <w:hyperlink w:anchor="X63eedd85de4b2a51d8a7e715b7ebaaadda7a8a1">
+        <w:r>
+          <w:rPr>
+            <w:rStyle w:val="Hyperlink"/>
+          </w:rPr>
+          <w:t xml:space="preserve">5.2 Activity Diagram</w:t>
+        </w:r>
+      </w:hyperlink>
     </w:p>
     <w:p>
       <w:pPr>
@@ -436,9 +509,14 @@
         </w:numPr>
         <w:pStyle w:val="Compact"/>
       </w:pPr>
-      <w:r>
-        <w:t xml:space="preserve">6.1 Noun Identification</w:t>
-      </w:r>
+      <w:hyperlink w:anchor="X7f18eca68220be6aa2ebf3ab79c3b4107c2006a">
+        <w:r>
+          <w:rPr>
+            <w:rStyle w:val="Hyperlink"/>
+          </w:rPr>
+          <w:t xml:space="preserve">6.1 Noun Identification</w:t>
+        </w:r>
+      </w:hyperlink>
     </w:p>
     <w:p>
       <w:pPr>
@@ -448,9 +526,14 @@
         </w:numPr>
         <w:pStyle w:val="Compact"/>
       </w:pPr>
-      <w:r>
-        <w:t xml:space="preserve">6.2 Final Data Objects</w:t>
-      </w:r>
+      <w:hyperlink w:anchor="X8b88401906ba14ad8a5d8a00272d19a5ce39edd">
+        <w:r>
+          <w:rPr>
+            <w:rStyle w:val="Hyperlink"/>
+          </w:rPr>
+          <w:t xml:space="preserve">6.2 Final Data Objects</w:t>
+        </w:r>
+      </w:hyperlink>
     </w:p>
     <w:p>
       <w:pPr>
@@ -460,9 +543,14 @@
         </w:numPr>
         <w:pStyle w:val="Compact"/>
       </w:pPr>
-      <w:r>
-        <w:t xml:space="preserve">6.3 Relations</w:t>
-      </w:r>
+      <w:hyperlink w:anchor="Xc020724126148cc3bd473d9ab4191948513b6ac">
+        <w:r>
+          <w:rPr>
+            <w:rStyle w:val="Hyperlink"/>
+          </w:rPr>
+          <w:t xml:space="preserve">6.3 Relations</w:t>
+        </w:r>
+      </w:hyperlink>
     </w:p>
     <w:p>
       <w:pPr>
@@ -472,9 +560,14 @@
         </w:numPr>
         <w:pStyle w:val="Compact"/>
       </w:pPr>
-      <w:r>
-        <w:t xml:space="preserve">6.4 ER Diagram</w:t>
-      </w:r>
+      <w:hyperlink w:anchor="Xf99b05dd377f38162bb90afae4ea8d02cc074d3">
+        <w:r>
+          <w:rPr>
+            <w:rStyle w:val="Hyperlink"/>
+          </w:rPr>
+          <w:t xml:space="preserve">6.4 ER Diagram</w:t>
+        </w:r>
+      </w:hyperlink>
     </w:p>
     <w:p>
       <w:pPr>
@@ -484,9 +577,14 @@
         </w:numPr>
         <w:pStyle w:val="Compact"/>
       </w:pPr>
-      <w:r>
-        <w:t xml:space="preserve">6.5 Schema Diagram</w:t>
-      </w:r>
+      <w:hyperlink w:anchor="X88cc35e33a50820ff1ede5a531524e48ad13854">
+        <w:r>
+          <w:rPr>
+            <w:rStyle w:val="Hyperlink"/>
+          </w:rPr>
+          <w:t xml:space="preserve">6.5 Schema Diagram</w:t>
+        </w:r>
+      </w:hyperlink>
     </w:p>
     <w:p>
       <w:pPr>
@@ -513,9 +611,14 @@
         </w:numPr>
         <w:pStyle w:val="Compact"/>
       </w:pPr>
-      <w:r>
-        <w:t xml:space="preserve">7.1 Identified Nouns</w:t>
-      </w:r>
+      <w:hyperlink w:anchor="X69f207e7fe43bc087cb28c36dfd7d67fd2f79e4">
+        <w:r>
+          <w:rPr>
+            <w:rStyle w:val="Hyperlink"/>
+          </w:rPr>
+          <w:t xml:space="preserve">7.1 Identified Nouns</w:t>
+        </w:r>
+      </w:hyperlink>
     </w:p>
     <w:p>
       <w:pPr>
@@ -525,9 +628,14 @@
         </w:numPr>
         <w:pStyle w:val="Compact"/>
       </w:pPr>
-      <w:r>
-        <w:t xml:space="preserve">7.2 Identified Verbs</w:t>
-      </w:r>
+      <w:hyperlink w:anchor="Xa1711c06fcd641a2d71468ab00c7bf02c119e49">
+        <w:r>
+          <w:rPr>
+            <w:rStyle w:val="Hyperlink"/>
+          </w:rPr>
+          <w:t xml:space="preserve">7.2 Identified Verbs</w:t>
+        </w:r>
+      </w:hyperlink>
     </w:p>
     <w:p>
       <w:pPr>
@@ -537,9 +645,14 @@
         </w:numPr>
         <w:pStyle w:val="Compact"/>
       </w:pPr>
-      <w:r>
-        <w:t xml:space="preserve">7.3 General Classification</w:t>
-      </w:r>
+      <w:hyperlink w:anchor="X46f3d3e1578fc3972ca50f4661a6f7f35b06250">
+        <w:r>
+          <w:rPr>
+            <w:rStyle w:val="Hyperlink"/>
+          </w:rPr>
+          <w:t xml:space="preserve">7.3 General Classification</w:t>
+        </w:r>
+      </w:hyperlink>
     </w:p>
     <w:p>
       <w:pPr>
@@ -549,9 +662,14 @@
         </w:numPr>
         <w:pStyle w:val="Compact"/>
       </w:pPr>
-      <w:r>
-        <w:t xml:space="preserve">7.4 Selection Criteria</w:t>
-      </w:r>
+      <w:hyperlink w:anchor="Xecc3f71a1735240d1975731728e2ae17b0f4412">
+        <w:r>
+          <w:rPr>
+            <w:rStyle w:val="Hyperlink"/>
+          </w:rPr>
+          <w:t xml:space="preserve">7.4 Selection Criteria</w:t>
+        </w:r>
+      </w:hyperlink>
     </w:p>
     <w:p>
       <w:pPr>
@@ -561,9 +679,14 @@
         </w:numPr>
         <w:pStyle w:val="Compact"/>
       </w:pPr>
-      <w:r>
-        <w:t xml:space="preserve">7.5 Class Card</w:t>
-      </w:r>
+      <w:hyperlink w:anchor="X2dd078fbdd9baf834937ecf04a3b57efe9a5e40">
+        <w:r>
+          <w:rPr>
+            <w:rStyle w:val="Hyperlink"/>
+          </w:rPr>
+          <w:t xml:space="preserve">7.5 Class Card</w:t>
+        </w:r>
+      </w:hyperlink>
     </w:p>
     <w:p>
       <w:pPr>
@@ -573,9 +696,14 @@
         </w:numPr>
         <w:pStyle w:val="Compact"/>
       </w:pPr>
-      <w:r>
-        <w:t xml:space="preserve">7.8 CRC Diagram</w:t>
-      </w:r>
+      <w:hyperlink w:anchor="X7090ec570d8e8dbf4af2f4ff0a4cbbe20489f31">
+        <w:r>
+          <w:rPr>
+            <w:rStyle w:val="Hyperlink"/>
+          </w:rPr>
+          <w:t xml:space="preserve">7.6 CRC Diagram</w:t>
+        </w:r>
+      </w:hyperlink>
     </w:p>
     <w:p>
       <w:pPr>
@@ -602,9 +730,14 @@
         </w:numPr>
         <w:pStyle w:val="Compact"/>
       </w:pPr>
-      <w:r>
-        <w:t xml:space="preserve">8.1 Event Table</w:t>
-      </w:r>
+      <w:hyperlink w:anchor="X4d5a17e9aaf899fc5e38932d271f33ed9142d30">
+        <w:r>
+          <w:rPr>
+            <w:rStyle w:val="Hyperlink"/>
+          </w:rPr>
+          <w:t xml:space="preserve">8.1 Event Table</w:t>
+        </w:r>
+      </w:hyperlink>
     </w:p>
     <w:p>
       <w:pPr>
@@ -614,9 +747,14 @@
         </w:numPr>
         <w:pStyle w:val="Compact"/>
       </w:pPr>
-      <w:r>
-        <w:t xml:space="preserve">8.2 State Transition Diagram</w:t>
-      </w:r>
+      <w:hyperlink w:anchor="X349b28d632df0306b6f96064fe987e0ed6517cd">
+        <w:r>
+          <w:rPr>
+            <w:rStyle w:val="Hyperlink"/>
+          </w:rPr>
+          <w:t xml:space="preserve">8.2 State Transition Diagram</w:t>
+        </w:r>
+      </w:hyperlink>
     </w:p>
     <w:p>
       <w:pPr>
@@ -626,9 +764,14 @@
         </w:numPr>
         <w:pStyle w:val="Compact"/>
       </w:pPr>
-      <w:r>
-        <w:t xml:space="preserve">8.3 Sequence Diagram</w:t>
-      </w:r>
+      <w:hyperlink w:anchor="Xec6e2fa6f296cf3e88b88d1e46c6798d32c60d5">
+        <w:r>
+          <w:rPr>
+            <w:rStyle w:val="Hyperlink"/>
+          </w:rPr>
+          <w:t xml:space="preserve">8.3 Sequence Diagram</w:t>
+        </w:r>
+      </w:hyperlink>
     </w:p>
     <w:p>
       <w:pPr>
@@ -655,9 +798,14 @@
         </w:numPr>
         <w:pStyle w:val="Compact"/>
       </w:pPr>
-      <w:r>
-        <w:t xml:space="preserve">9.1 Level 0: Terra-Audit</w:t>
-      </w:r>
+      <w:hyperlink w:anchor="X5e55908cd30447db92eb965f96f1486a657e766">
+        <w:r>
+          <w:rPr>
+            <w:rStyle w:val="Hyperlink"/>
+          </w:rPr>
+          <w:t xml:space="preserve">9.1 Level 0: Terra-Audit</w:t>
+        </w:r>
+      </w:hyperlink>
     </w:p>
     <w:p>
       <w:pPr>
@@ -667,9 +815,14 @@
         </w:numPr>
         <w:pStyle w:val="Compact"/>
       </w:pPr>
-      <w:r>
-        <w:t xml:space="preserve">9.2 Level 1: Terra-Audit</w:t>
-      </w:r>
+      <w:hyperlink w:anchor="X436a09aefb0bc2b98b9e24158194966f6f01bba">
+        <w:r>
+          <w:rPr>
+            <w:rStyle w:val="Hyperlink"/>
+          </w:rPr>
+          <w:t xml:space="preserve">9.2 Level 1: Terra-Audit</w:t>
+        </w:r>
+      </w:hyperlink>
     </w:p>
     <w:p>
       <w:pPr>
@@ -691,12 +844,17 @@
     <w:p>
       <w:r>
         <w:pict>
-          <v:rect style="width:0;height:1.5pt" o:hralign="center" o:hrstd="t" o:hr="t"/>
+          <ns1:rect style="width:0;height:1.5pt" ns2:hralign="center" ns2:hrstd="t" ns2:hr="t"/>
         </w:pict>
       </w:r>
     </w:p>
-    <w:bookmarkEnd w:id="23"/>
-    <w:bookmarkStart w:id="28" w:name="introduction"/>
+    <w:p>
+      <w:r>
+        <w:br w:type="page"/>
+      </w:r>
+    </w:p>
+    <w:bookmarkEnd w:id="20"/>
+    <w:bookmarkStart w:id="25" w:name="introduction"/>
     <w:p>
       <w:pPr>
         <w:pStyle w:val="Heading1"/>
@@ -767,7 +925,7 @@
         <w:t xml:space="preserve">and packages the entire calculation into auditor-ready evidence files.</w:t>
       </w:r>
     </w:p>
-    <w:bookmarkStart w:id="24" w:name="purpose"/>
+    <w:bookmarkStart w:id="21" w:name="purpose"/>
     <w:p>
       <w:pPr>
         <w:pStyle w:val="Heading2"/>
@@ -838,8 +996,8 @@
         <w:t xml:space="preserve">Bangladesh and South Asia measurable without any on-the-ground hardware.</w:t>
       </w:r>
     </w:p>
-    <w:bookmarkEnd w:id="24"/>
-    <w:bookmarkStart w:id="25" w:name="intended-audience"/>
+    <w:bookmarkEnd w:id="21"/>
+    <w:bookmarkStart w:id="22" w:name="intended-audience"/>
     <w:p>
       <w:pPr>
         <w:pStyle w:val="Heading2"/>
@@ -996,8 +1154,8 @@
         <w:t xml:space="preserve">AWD carbon credit evidence.</w:t>
       </w:r>
     </w:p>
-    <w:bookmarkEnd w:id="25"/>
-    <w:bookmarkStart w:id="26" w:name="usage-scenarios"/>
+    <w:bookmarkEnd w:id="22"/>
+    <w:bookmarkStart w:id="23" w:name="usage-scenarios"/>
     <w:p>
       <w:pPr>
         <w:pStyle w:val="Heading2"/>
@@ -1303,8 +1461,8 @@
         <w:t xml:space="preserve">if the selected model has not been trained yet.</w:t>
       </w:r>
     </w:p>
-    <w:bookmarkEnd w:id="26"/>
-    <w:bookmarkStart w:id="27" w:name="conclusion"/>
+    <w:bookmarkEnd w:id="23"/>
+    <w:bookmarkStart w:id="24" w:name="conclusion"/>
     <w:p>
       <w:pPr>
         <w:pStyle w:val="Heading2"/>
@@ -1342,13 +1500,18 @@
     <w:p>
       <w:r>
         <w:pict>
-          <v:rect style="width:0;height:1.5pt" o:hralign="center" o:hrstd="t" o:hr="t"/>
+          <ns1:rect style="width:0;height:1.5pt" ns2:hralign="center" ns2:hrstd="t" ns2:hr="t"/>
         </w:pict>
       </w:r>
     </w:p>
-    <w:bookmarkEnd w:id="27"/>
-    <w:bookmarkEnd w:id="28"/>
-    <w:bookmarkStart w:id="35" w:name="inception"/>
+    <w:p>
+      <w:r>
+        <w:br w:type="page"/>
+      </w:r>
+    </w:p>
+    <w:bookmarkEnd w:id="24"/>
+    <w:bookmarkEnd w:id="25"/>
+    <w:bookmarkStart w:id="32" w:name="inception"/>
     <w:p>
       <w:pPr>
         <w:pStyle w:val="Heading1"/>
@@ -1357,7 +1520,7 @@
         <w:t xml:space="preserve">2. Inception</w:t>
       </w:r>
     </w:p>
-    <w:bookmarkStart w:id="29" w:name="understanding-the-problem"/>
+    <w:bookmarkStart w:id="26" w:name="understanding-the-problem"/>
     <w:p>
       <w:pPr>
         <w:pStyle w:val="Heading2"/>
@@ -1464,8 +1627,8 @@
         <w:t xml:space="preserve">detection and emission math live in disconnected tools.</w:t>
       </w:r>
     </w:p>
-    <w:bookmarkEnd w:id="29"/>
-    <w:bookmarkStart w:id="30" w:name="icebreaking"/>
+    <w:bookmarkEnd w:id="26"/>
+    <w:bookmarkStart w:id="27" w:name="icebreaking"/>
     <w:p>
       <w:pPr>
         <w:pStyle w:val="Heading2"/>
@@ -1560,8 +1723,8 @@
         <w:t xml:space="preserve">third-party auditor can independently re-verify.</w:t>
       </w:r>
     </w:p>
-    <w:bookmarkEnd w:id="30"/>
-    <w:bookmarkStart w:id="31" w:name="identifying-the-stakeholders"/>
+    <w:bookmarkEnd w:id="27"/>
+    <w:bookmarkStart w:id="28" w:name="identifying-the-stakeholders"/>
     <w:p>
       <w:pPr>
         <w:pStyle w:val="Heading2"/>
@@ -1696,8 +1859,8 @@
         <w:t xml:space="preserve">credits on the farmers’ behalf.</w:t>
       </w:r>
     </w:p>
-    <w:bookmarkEnd w:id="31"/>
-    <w:bookmarkStart w:id="32" w:name="stakeholder-viewpoints"/>
+    <w:bookmarkEnd w:id="28"/>
+    <w:bookmarkStart w:id="29" w:name="stakeholder-viewpoints"/>
     <w:p>
       <w:pPr>
         <w:pStyle w:val="Heading2"/>
@@ -1900,8 +2063,8 @@
         <w:t xml:space="preserve">district’s fields season by season.</w:t>
       </w:r>
     </w:p>
-    <w:bookmarkEnd w:id="32"/>
-    <w:bookmarkStart w:id="33" w:name="working-towards-collaboration"/>
+    <w:bookmarkEnd w:id="29"/>
+    <w:bookmarkStart w:id="30" w:name="working-towards-collaboration"/>
     <w:p>
       <w:pPr>
         <w:pStyle w:val="Heading2"/>
@@ -1978,8 +2141,8 @@
         <w:t xml:space="preserve">evidence package.</w:t>
       </w:r>
     </w:p>
-    <w:bookmarkEnd w:id="33"/>
-    <w:bookmarkStart w:id="34" w:name="elicitation-of-terra-audit"/>
+    <w:bookmarkEnd w:id="30"/>
+    <w:bookmarkStart w:id="31" w:name="elicitation-of-terra-audit"/>
     <w:p>
       <w:pPr>
         <w:pStyle w:val="Heading2"/>
@@ -2195,13 +2358,18 @@
     <w:p>
       <w:r>
         <w:pict>
-          <v:rect style="width:0;height:1.5pt" o:hralign="center" o:hrstd="t" o:hr="t"/>
+          <ns1:rect style="width:0;height:1.5pt" ns2:hralign="center" ns2:hrstd="t" ns2:hr="t"/>
         </w:pict>
       </w:r>
     </w:p>
-    <w:bookmarkEnd w:id="34"/>
-    <w:bookmarkEnd w:id="35"/>
-    <w:bookmarkStart w:id="38" w:name="quality-function-deployment"/>
+    <w:p>
+      <w:r>
+        <w:br w:type="page"/>
+      </w:r>
+    </w:p>
+    <w:bookmarkEnd w:id="31"/>
+    <w:bookmarkEnd w:id="32"/>
+    <w:bookmarkStart w:id="35" w:name="quality-function-deployment"/>
     <w:p>
       <w:pPr>
         <w:pStyle w:val="Heading1"/>
@@ -2332,7 +2500,7 @@
         <w:t xml:space="preserve">Early identification of potential challenges and mitigation strategies.</w:t>
       </w:r>
     </w:p>
-    <w:bookmarkStart w:id="36" w:name="normal-requirements"/>
+    <w:bookmarkStart w:id="33" w:name="normal-requirements"/>
     <w:p>
       <w:pPr>
         <w:pStyle w:val="Heading2"/>
@@ -3162,8 +3330,8 @@
         <w:t xml:space="preserve">complete → credits calculated.</w:t>
       </w:r>
     </w:p>
-    <w:bookmarkEnd w:id="36"/>
-    <w:bookmarkStart w:id="37" w:name="exciting-requirements"/>
+    <w:bookmarkEnd w:id="33"/>
+    <w:bookmarkStart w:id="34" w:name="exciting-requirements"/>
     <w:p>
       <w:pPr>
         <w:pStyle w:val="Heading2"/>
@@ -3295,13 +3463,18 @@
     <w:p>
       <w:r>
         <w:pict>
-          <v:rect style="width:0;height:1.5pt" o:hralign="center" o:hrstd="t" o:hr="t"/>
+          <ns1:rect style="width:0;height:1.5pt" ns2:hralign="center" ns2:hrstd="t" ns2:hr="t"/>
         </w:pict>
       </w:r>
     </w:p>
-    <w:bookmarkEnd w:id="37"/>
-    <w:bookmarkEnd w:id="38"/>
-    <w:bookmarkStart w:id="39" w:name="user-story"/>
+    <w:p>
+      <w:r>
+        <w:br w:type="page"/>
+      </w:r>
+    </w:p>
+    <w:bookmarkEnd w:id="34"/>
+    <w:bookmarkEnd w:id="35"/>
+    <w:bookmarkStart w:id="36" w:name="user-story"/>
     <w:p>
       <w:pPr>
         <w:pStyle w:val="Heading1"/>
@@ -3806,12 +3979,17 @@
     <w:p>
       <w:r>
         <w:pict>
-          <v:rect style="width:0;height:1.5pt" o:hralign="center" o:hrstd="t" o:hr="t"/>
+          <ns1:rect style="width:0;height:1.5pt" ns2:hralign="center" ns2:hrstd="t" ns2:hr="t"/>
         </w:pict>
       </w:r>
     </w:p>
-    <w:bookmarkEnd w:id="39"/>
-    <w:bookmarkStart w:id="114" w:name="scenario-based-modeling"/>
+    <w:p>
+      <w:r>
+        <w:br w:type="page"/>
+      </w:r>
+    </w:p>
+    <w:bookmarkEnd w:id="36"/>
+    <w:bookmarkStart w:id="111" w:name="scenario-based-modeling"/>
     <w:p>
       <w:pPr>
         <w:pStyle w:val="Heading1"/>
@@ -3820,7 +3998,7 @@
         <w:t xml:space="preserve">5. Scenario Based Modeling</w:t>
       </w:r>
     </w:p>
-    <w:bookmarkStart w:id="80" w:name="use-case-diagram"/>
+    <w:bookmarkStart w:id="77" w:name="use-case-diagram"/>
     <w:p>
       <w:pPr>
         <w:pStyle w:val="Heading2"/>
@@ -4087,7 +4265,7 @@
         <w:t xml:space="preserve">non-technical view of the system.</w:t>
       </w:r>
     </w:p>
-    <w:bookmarkStart w:id="43" w:name="level-0"/>
+    <w:bookmarkStart w:id="40" w:name="level-0"/>
     <w:p>
       <w:pPr>
         <w:pStyle w:val="Heading3"/>
@@ -4170,30 +4348,31 @@
     </w:p>
     <w:p>
       <w:pPr>
-        <w:pStyle w:val="BodyText"/>
+        <w:pStyle w:val="CaptionedFigure"/>
+        <w:keepNext/>
       </w:pPr>
       <w:r>
         <w:drawing>
           <wp:inline>
             <wp:extent cx="5334000" cy="2898284"/>
             <wp:effectExtent b="0" l="0" r="0" t="0"/>
-            <wp:docPr descr="Fig 1" title="" id="41" name="Picture"/>
+            <wp:docPr descr="Fig 1" title="" id="38" name="Picture"/>
             <a:graphic>
               <a:graphicData uri="http://schemas.openxmlformats.org/drawingml/2006/picture">
-                <pic:pic>
-                  <pic:nvPicPr>
-                    <pic:cNvPr descr="diagrams/fig01.png" id="42" name="Picture"/>
-                    <pic:cNvPicPr>
+                <ns5:pic>
+                  <ns5:nvPicPr>
+                    <ns5:cNvPr descr="diagrams/fig01.png" id="39" name="Picture"/>
+                    <ns5:cNvPicPr>
                       <a:picLocks noChangeArrowheads="1" noChangeAspect="1"/>
-                    </pic:cNvPicPr>
-                  </pic:nvPicPr>
-                  <pic:blipFill>
-                    <a:blip r:embed="rId40"/>
+                    </ns5:cNvPicPr>
+                  </ns5:nvPicPr>
+                  <ns5:blipFill>
+                    <a:blip ns6:embed="rId37"/>
                     <a:stretch>
                       <a:fillRect/>
                     </a:stretch>
-                  </pic:blipFill>
-                  <pic:spPr bwMode="auto">
+                  </ns5:blipFill>
+                  <ns5:spPr bwMode="auto">
                     <a:xfrm>
                       <a:off x="0" y="0"/>
                       <a:ext cx="5334000" cy="2898284"/>
@@ -4207,12 +4386,21 @@
                       <a:headEnd/>
                       <a:tailEnd/>
                     </a:ln>
-                  </pic:spPr>
-                </pic:pic>
+                  </ns5:spPr>
+                </ns5:pic>
               </a:graphicData>
             </a:graphic>
           </wp:inline>
         </w:drawing>
+      </w:r>
+    </w:p>
+    <w:p>
+      <w:pPr>
+        <w:pStyle w:val="Caption"/>
+        <w:keepLines/>
+      </w:pPr>
+      <w:r>
+        <w:t xml:space="preserve">Fig 1</w:t>
       </w:r>
     </w:p>
     <w:p>
@@ -4233,8 +4421,8 @@
         <w:t xml:space="preserve">Terra-Audit — AI-Assisted Digital MRV Platform</w:t>
       </w:r>
     </w:p>
-    <w:bookmarkEnd w:id="43"/>
-    <w:bookmarkStart w:id="47" w:name="level-1"/>
+    <w:bookmarkEnd w:id="40"/>
+    <w:bookmarkStart w:id="44" w:name="level-1"/>
     <w:p>
       <w:pPr>
         <w:pStyle w:val="Heading3"/>
@@ -4317,30 +4505,31 @@
     </w:p>
     <w:p>
       <w:pPr>
-        <w:pStyle w:val="BodyText"/>
+        <w:pStyle w:val="CaptionedFigure"/>
+        <w:keepNext/>
       </w:pPr>
       <w:r>
         <w:drawing>
           <wp:inline>
             <wp:extent cx="5334000" cy="3946071"/>
             <wp:effectExtent b="0" l="0" r="0" t="0"/>
-            <wp:docPr descr="Fig 2" title="" id="45" name="Picture"/>
+            <wp:docPr descr="Fig 2" title="" id="42" name="Picture"/>
             <a:graphic>
               <a:graphicData uri="http://schemas.openxmlformats.org/drawingml/2006/picture">
-                <pic:pic>
-                  <pic:nvPicPr>
-                    <pic:cNvPr descr="diagrams/fig02.png" id="46" name="Picture"/>
-                    <pic:cNvPicPr>
+                <ns5:pic>
+                  <ns5:nvPicPr>
+                    <ns5:cNvPr descr="diagrams/fig02.png" id="43" name="Picture"/>
+                    <ns5:cNvPicPr>
                       <a:picLocks noChangeArrowheads="1" noChangeAspect="1"/>
-                    </pic:cNvPicPr>
-                  </pic:nvPicPr>
-                  <pic:blipFill>
-                    <a:blip r:embed="rId44"/>
+                    </ns5:cNvPicPr>
+                  </ns5:nvPicPr>
+                  <ns5:blipFill>
+                    <a:blip ns6:embed="rId41"/>
                     <a:stretch>
                       <a:fillRect/>
                     </a:stretch>
-                  </pic:blipFill>
-                  <pic:spPr bwMode="auto">
+                  </ns5:blipFill>
+                  <ns5:spPr bwMode="auto">
                     <a:xfrm>
                       <a:off x="0" y="0"/>
                       <a:ext cx="5334000" cy="3946071"/>
@@ -4354,12 +4543,21 @@
                       <a:headEnd/>
                       <a:tailEnd/>
                     </a:ln>
-                  </pic:spPr>
-                </pic:pic>
+                  </ns5:spPr>
+                </ns5:pic>
               </a:graphicData>
             </a:graphic>
           </wp:inline>
         </w:drawing>
+      </w:r>
+    </w:p>
+    <w:p>
+      <w:pPr>
+        <w:pStyle w:val="Caption"/>
+        <w:keepLines/>
+      </w:pPr>
+      <w:r>
+        <w:t xml:space="preserve">Fig 2</w:t>
       </w:r>
     </w:p>
     <w:p>
@@ -4380,8 +4578,8 @@
         <w:t xml:space="preserve">Level 1 of Terra-Audit</w:t>
       </w:r>
     </w:p>
-    <w:bookmarkEnd w:id="47"/>
-    <w:bookmarkStart w:id="51" w:name="level-1.1"/>
+    <w:bookmarkEnd w:id="44"/>
+    <w:bookmarkStart w:id="48" w:name="level-1.1"/>
     <w:p>
       <w:pPr>
         <w:pStyle w:val="Heading3"/>
@@ -4464,30 +4662,31 @@
     </w:p>
     <w:p>
       <w:pPr>
-        <w:pStyle w:val="BodyText"/>
+        <w:pStyle w:val="CaptionedFigure"/>
+        <w:keepNext/>
       </w:pPr>
       <w:r>
         <w:drawing>
           <wp:inline>
             <wp:extent cx="5334000" cy="2673820"/>
             <wp:effectExtent b="0" l="0" r="0" t="0"/>
-            <wp:docPr descr="Fig 3" title="" id="49" name="Picture"/>
+            <wp:docPr descr="Fig 3" title="" id="46" name="Picture"/>
             <a:graphic>
               <a:graphicData uri="http://schemas.openxmlformats.org/drawingml/2006/picture">
-                <pic:pic>
-                  <pic:nvPicPr>
-                    <pic:cNvPr descr="diagrams/fig03.png" id="50" name="Picture"/>
-                    <pic:cNvPicPr>
+                <ns5:pic>
+                  <ns5:nvPicPr>
+                    <ns5:cNvPr descr="diagrams/fig03.png" id="47" name="Picture"/>
+                    <ns5:cNvPicPr>
                       <a:picLocks noChangeArrowheads="1" noChangeAspect="1"/>
-                    </pic:cNvPicPr>
-                  </pic:nvPicPr>
-                  <pic:blipFill>
-                    <a:blip r:embed="rId48"/>
+                    </ns5:cNvPicPr>
+                  </ns5:nvPicPr>
+                  <ns5:blipFill>
+                    <a:blip ns6:embed="rId45"/>
                     <a:stretch>
                       <a:fillRect/>
                     </a:stretch>
-                  </pic:blipFill>
-                  <pic:spPr bwMode="auto">
+                  </ns5:blipFill>
+                  <ns5:spPr bwMode="auto">
                     <a:xfrm>
                       <a:off x="0" y="0"/>
                       <a:ext cx="5334000" cy="2673820"/>
@@ -4501,12 +4700,21 @@
                       <a:headEnd/>
                       <a:tailEnd/>
                     </a:ln>
-                  </pic:spPr>
-                </pic:pic>
+                  </ns5:spPr>
+                </ns5:pic>
               </a:graphicData>
             </a:graphic>
           </wp:inline>
         </w:drawing>
+      </w:r>
+    </w:p>
+    <w:p>
+      <w:pPr>
+        <w:pStyle w:val="Caption"/>
+        <w:keepLines/>
+      </w:pPr>
+      <w:r>
+        <w:t xml:space="preserve">Fig 3</w:t>
       </w:r>
     </w:p>
     <w:p>
@@ -4527,8 +4735,8 @@
         <w:t xml:space="preserve">Field Management</w:t>
       </w:r>
     </w:p>
-    <w:bookmarkEnd w:id="51"/>
-    <w:bookmarkStart w:id="55" w:name="level-1.1.1"/>
+    <w:bookmarkEnd w:id="48"/>
+    <w:bookmarkStart w:id="52" w:name="level-1.1.1"/>
     <w:p>
       <w:pPr>
         <w:pStyle w:val="Heading3"/>
@@ -4611,30 +4819,31 @@
     </w:p>
     <w:p>
       <w:pPr>
-        <w:pStyle w:val="BodyText"/>
+        <w:pStyle w:val="CaptionedFigure"/>
+        <w:keepNext/>
       </w:pPr>
       <w:r>
         <w:drawing>
           <wp:inline>
             <wp:extent cx="5334000" cy="2041071"/>
             <wp:effectExtent b="0" l="0" r="0" t="0"/>
-            <wp:docPr descr="Fig 4" title="" id="53" name="Picture"/>
+            <wp:docPr descr="Fig 4" title="" id="50" name="Picture"/>
             <a:graphic>
               <a:graphicData uri="http://schemas.openxmlformats.org/drawingml/2006/picture">
-                <pic:pic>
-                  <pic:nvPicPr>
-                    <pic:cNvPr descr="diagrams/fig04.png" id="54" name="Picture"/>
-                    <pic:cNvPicPr>
+                <ns5:pic>
+                  <ns5:nvPicPr>
+                    <ns5:cNvPr descr="diagrams/fig04.png" id="51" name="Picture"/>
+                    <ns5:cNvPicPr>
                       <a:picLocks noChangeArrowheads="1" noChangeAspect="1"/>
-                    </pic:cNvPicPr>
-                  </pic:nvPicPr>
-                  <pic:blipFill>
-                    <a:blip r:embed="rId52"/>
+                    </ns5:cNvPicPr>
+                  </ns5:nvPicPr>
+                  <ns5:blipFill>
+                    <a:blip ns6:embed="rId49"/>
                     <a:stretch>
                       <a:fillRect/>
                     </a:stretch>
-                  </pic:blipFill>
-                  <pic:spPr bwMode="auto">
+                  </ns5:blipFill>
+                  <ns5:spPr bwMode="auto">
                     <a:xfrm>
                       <a:off x="0" y="0"/>
                       <a:ext cx="5334000" cy="2041071"/>
@@ -4648,12 +4857,21 @@
                       <a:headEnd/>
                       <a:tailEnd/>
                     </a:ln>
-                  </pic:spPr>
-                </pic:pic>
+                  </ns5:spPr>
+                </ns5:pic>
               </a:graphicData>
             </a:graphic>
           </wp:inline>
         </w:drawing>
+      </w:r>
+    </w:p>
+    <w:p>
+      <w:pPr>
+        <w:pStyle w:val="Caption"/>
+        <w:keepLines/>
+      </w:pPr>
+      <w:r>
+        <w:t xml:space="preserve">Fig 4</w:t>
       </w:r>
     </w:p>
     <w:p>
@@ -4674,8 +4892,8 @@
         <w:t xml:space="preserve">Geometry Input</w:t>
       </w:r>
     </w:p>
-    <w:bookmarkEnd w:id="55"/>
-    <w:bookmarkStart w:id="59" w:name="level-1.1.2"/>
+    <w:bookmarkEnd w:id="52"/>
+    <w:bookmarkStart w:id="56" w:name="level-1.1.2"/>
     <w:p>
       <w:pPr>
         <w:pStyle w:val="Heading3"/>
@@ -4758,30 +4976,31 @@
     </w:p>
     <w:p>
       <w:pPr>
-        <w:pStyle w:val="BodyText"/>
+        <w:pStyle w:val="CaptionedFigure"/>
+        <w:keepNext/>
       </w:pPr>
       <w:r>
         <w:drawing>
           <wp:inline>
             <wp:extent cx="5334000" cy="2469696"/>
             <wp:effectExtent b="0" l="0" r="0" t="0"/>
-            <wp:docPr descr="Fig 5" title="" id="57" name="Picture"/>
+            <wp:docPr descr="Fig 5" title="" id="54" name="Picture"/>
             <a:graphic>
               <a:graphicData uri="http://schemas.openxmlformats.org/drawingml/2006/picture">
-                <pic:pic>
-                  <pic:nvPicPr>
-                    <pic:cNvPr descr="diagrams/fig05.png" id="58" name="Picture"/>
-                    <pic:cNvPicPr>
+                <ns5:pic>
+                  <ns5:nvPicPr>
+                    <ns5:cNvPr descr="diagrams/fig05.png" id="55" name="Picture"/>
+                    <ns5:cNvPicPr>
                       <a:picLocks noChangeArrowheads="1" noChangeAspect="1"/>
-                    </pic:cNvPicPr>
-                  </pic:nvPicPr>
-                  <pic:blipFill>
-                    <a:blip r:embed="rId56"/>
+                    </ns5:cNvPicPr>
+                  </ns5:nvPicPr>
+                  <ns5:blipFill>
+                    <a:blip ns6:embed="rId53"/>
                     <a:stretch>
                       <a:fillRect/>
                     </a:stretch>
-                  </pic:blipFill>
-                  <pic:spPr bwMode="auto">
+                  </ns5:blipFill>
+                  <ns5:spPr bwMode="auto">
                     <a:xfrm>
                       <a:off x="0" y="0"/>
                       <a:ext cx="5334000" cy="2469696"/>
@@ -4795,12 +5014,21 @@
                       <a:headEnd/>
                       <a:tailEnd/>
                     </a:ln>
-                  </pic:spPr>
-                </pic:pic>
+                  </ns5:spPr>
+                </ns5:pic>
               </a:graphicData>
             </a:graphic>
           </wp:inline>
         </w:drawing>
+      </w:r>
+    </w:p>
+    <w:p>
+      <w:pPr>
+        <w:pStyle w:val="Caption"/>
+        <w:keepLines/>
+      </w:pPr>
+      <w:r>
+        <w:t xml:space="preserve">Fig 5</w:t>
       </w:r>
     </w:p>
     <w:p>
@@ -4821,8 +5049,8 @@
         <w:t xml:space="preserve">Field Registration</w:t>
       </w:r>
     </w:p>
-    <w:bookmarkEnd w:id="59"/>
-    <w:bookmarkStart w:id="63" w:name="level-1.2"/>
+    <w:bookmarkEnd w:id="56"/>
+    <w:bookmarkStart w:id="60" w:name="level-1.2"/>
     <w:p>
       <w:pPr>
         <w:pStyle w:val="Heading3"/>
@@ -4905,30 +5133,31 @@
     </w:p>
     <w:p>
       <w:pPr>
-        <w:pStyle w:val="BodyText"/>
+        <w:pStyle w:val="CaptionedFigure"/>
+        <w:keepNext/>
       </w:pPr>
       <w:r>
         <w:drawing>
           <wp:inline>
             <wp:extent cx="5334000" cy="1694089"/>
             <wp:effectExtent b="0" l="0" r="0" t="0"/>
-            <wp:docPr descr="Fig 6" title="" id="61" name="Picture"/>
+            <wp:docPr descr="Fig 6" title="" id="58" name="Picture"/>
             <a:graphic>
               <a:graphicData uri="http://schemas.openxmlformats.org/drawingml/2006/picture">
-                <pic:pic>
-                  <pic:nvPicPr>
-                    <pic:cNvPr descr="diagrams/fig06.png" id="62" name="Picture"/>
-                    <pic:cNvPicPr>
+                <ns5:pic>
+                  <ns5:nvPicPr>
+                    <ns5:cNvPr descr="diagrams/fig06.png" id="59" name="Picture"/>
+                    <ns5:cNvPicPr>
                       <a:picLocks noChangeArrowheads="1" noChangeAspect="1"/>
-                    </pic:cNvPicPr>
-                  </pic:nvPicPr>
-                  <pic:blipFill>
-                    <a:blip r:embed="rId60"/>
+                    </ns5:cNvPicPr>
+                  </ns5:nvPicPr>
+                  <ns5:blipFill>
+                    <a:blip ns6:embed="rId57"/>
                     <a:stretch>
                       <a:fillRect/>
                     </a:stretch>
-                  </pic:blipFill>
-                  <pic:spPr bwMode="auto">
+                  </ns5:blipFill>
+                  <ns5:spPr bwMode="auto">
                     <a:xfrm>
                       <a:off x="0" y="0"/>
                       <a:ext cx="5334000" cy="1694089"/>
@@ -4942,12 +5171,21 @@
                       <a:headEnd/>
                       <a:tailEnd/>
                     </a:ln>
-                  </pic:spPr>
-                </pic:pic>
+                  </ns5:spPr>
+                </ns5:pic>
               </a:graphicData>
             </a:graphic>
           </wp:inline>
         </w:drawing>
+      </w:r>
+    </w:p>
+    <w:p>
+      <w:pPr>
+        <w:pStyle w:val="Caption"/>
+        <w:keepLines/>
+      </w:pPr>
+      <w:r>
+        <w:t xml:space="preserve">Fig 6</w:t>
       </w:r>
     </w:p>
     <w:p>
@@ -4968,8 +5206,8 @@
         <w:t xml:space="preserve">Satellite Data Engine</w:t>
       </w:r>
     </w:p>
-    <w:bookmarkEnd w:id="63"/>
-    <w:bookmarkStart w:id="67" w:name="level-1.3"/>
+    <w:bookmarkEnd w:id="60"/>
+    <w:bookmarkStart w:id="64" w:name="level-1.3"/>
     <w:p>
       <w:pPr>
         <w:pStyle w:val="Heading3"/>
@@ -5052,30 +5290,31 @@
     </w:p>
     <w:p>
       <w:pPr>
-        <w:pStyle w:val="BodyText"/>
+        <w:pStyle w:val="CaptionedFigure"/>
+        <w:keepNext/>
       </w:pPr>
       <w:r>
         <w:drawing>
           <wp:inline>
             <wp:extent cx="5334000" cy="2530928"/>
             <wp:effectExtent b="0" l="0" r="0" t="0"/>
-            <wp:docPr descr="Fig 7" title="" id="65" name="Picture"/>
+            <wp:docPr descr="Fig 7" title="" id="62" name="Picture"/>
             <a:graphic>
               <a:graphicData uri="http://schemas.openxmlformats.org/drawingml/2006/picture">
-                <pic:pic>
-                  <pic:nvPicPr>
-                    <pic:cNvPr descr="diagrams/fig07.png" id="66" name="Picture"/>
-                    <pic:cNvPicPr>
+                <ns5:pic>
+                  <ns5:nvPicPr>
+                    <ns5:cNvPr descr="diagrams/fig07.png" id="63" name="Picture"/>
+                    <ns5:cNvPicPr>
                       <a:picLocks noChangeArrowheads="1" noChangeAspect="1"/>
-                    </pic:cNvPicPr>
-                  </pic:nvPicPr>
-                  <pic:blipFill>
-                    <a:blip r:embed="rId64"/>
+                    </ns5:cNvPicPr>
+                  </ns5:nvPicPr>
+                  <ns5:blipFill>
+                    <a:blip ns6:embed="rId61"/>
                     <a:stretch>
                       <a:fillRect/>
                     </a:stretch>
-                  </pic:blipFill>
-                  <pic:spPr bwMode="auto">
+                  </ns5:blipFill>
+                  <ns5:spPr bwMode="auto">
                     <a:xfrm>
                       <a:off x="0" y="0"/>
                       <a:ext cx="5334000" cy="2530928"/>
@@ -5089,12 +5328,21 @@
                       <a:headEnd/>
                       <a:tailEnd/>
                     </a:ln>
-                  </pic:spPr>
-                </pic:pic>
+                  </ns5:spPr>
+                </ns5:pic>
               </a:graphicData>
             </a:graphic>
           </wp:inline>
         </w:drawing>
+      </w:r>
+    </w:p>
+    <w:p>
+      <w:pPr>
+        <w:pStyle w:val="Caption"/>
+        <w:keepLines/>
+      </w:pPr>
+      <w:r>
+        <w:t xml:space="preserve">Fig 7</w:t>
       </w:r>
     </w:p>
     <w:p>
@@ -5115,8 +5363,8 @@
         <w:t xml:space="preserve">MRV Signal Analytics</w:t>
       </w:r>
     </w:p>
-    <w:bookmarkEnd w:id="67"/>
-    <w:bookmarkStart w:id="71" w:name="level-1.4"/>
+    <w:bookmarkEnd w:id="64"/>
+    <w:bookmarkStart w:id="68" w:name="level-1.4"/>
     <w:p>
       <w:pPr>
         <w:pStyle w:val="Heading3"/>
@@ -5199,30 +5447,31 @@
     </w:p>
     <w:p>
       <w:pPr>
-        <w:pStyle w:val="BodyText"/>
+        <w:pStyle w:val="CaptionedFigure"/>
+        <w:keepNext/>
       </w:pPr>
       <w:r>
         <w:drawing>
           <wp:inline>
             <wp:extent cx="5334000" cy="5219762"/>
             <wp:effectExtent b="0" l="0" r="0" t="0"/>
-            <wp:docPr descr="Fig 8" title="" id="69" name="Picture"/>
+            <wp:docPr descr="Fig 8" title="" id="66" name="Picture"/>
             <a:graphic>
               <a:graphicData uri="http://schemas.openxmlformats.org/drawingml/2006/picture">
-                <pic:pic>
-                  <pic:nvPicPr>
-                    <pic:cNvPr descr="diagrams/fig08.png" id="70" name="Picture"/>
-                    <pic:cNvPicPr>
+                <ns5:pic>
+                  <ns5:nvPicPr>
+                    <ns5:cNvPr descr="diagrams/fig08.png" id="67" name="Picture"/>
+                    <ns5:cNvPicPr>
                       <a:picLocks noChangeArrowheads="1" noChangeAspect="1"/>
-                    </pic:cNvPicPr>
-                  </pic:nvPicPr>
-                  <pic:blipFill>
-                    <a:blip r:embed="rId68"/>
+                    </ns5:cNvPicPr>
+                  </ns5:nvPicPr>
+                  <ns5:blipFill>
+                    <a:blip ns6:embed="rId65"/>
                     <a:stretch>
                       <a:fillRect/>
                     </a:stretch>
-                  </pic:blipFill>
-                  <pic:spPr bwMode="auto">
+                  </ns5:blipFill>
+                  <ns5:spPr bwMode="auto">
                     <a:xfrm>
                       <a:off x="0" y="0"/>
                       <a:ext cx="5334000" cy="5219762"/>
@@ -5236,12 +5485,21 @@
                       <a:headEnd/>
                       <a:tailEnd/>
                     </a:ln>
-                  </pic:spPr>
-                </pic:pic>
+                  </ns5:spPr>
+                </ns5:pic>
               </a:graphicData>
             </a:graphic>
           </wp:inline>
         </w:drawing>
+      </w:r>
+    </w:p>
+    <w:p>
+      <w:pPr>
+        <w:pStyle w:val="Caption"/>
+        <w:keepLines/>
+      </w:pPr>
+      <w:r>
+        <w:t xml:space="preserve">Fig 8</w:t>
       </w:r>
     </w:p>
     <w:p>
@@ -5262,8 +5520,8 @@
         <w:t xml:space="preserve">Carbon Estimation</w:t>
       </w:r>
     </w:p>
-    <w:bookmarkEnd w:id="71"/>
-    <w:bookmarkStart w:id="75" w:name="level-1.5"/>
+    <w:bookmarkEnd w:id="68"/>
+    <w:bookmarkStart w:id="72" w:name="level-1.5"/>
     <w:p>
       <w:pPr>
         <w:pStyle w:val="Heading3"/>
@@ -5346,30 +5604,31 @@
     </w:p>
     <w:p>
       <w:pPr>
-        <w:pStyle w:val="BodyText"/>
+        <w:pStyle w:val="CaptionedFigure"/>
+        <w:keepNext/>
       </w:pPr>
       <w:r>
         <w:drawing>
           <wp:inline>
             <wp:extent cx="5334000" cy="3486855"/>
             <wp:effectExtent b="0" l="0" r="0" t="0"/>
-            <wp:docPr descr="Fig 9" title="" id="73" name="Picture"/>
+            <wp:docPr descr="Fig 9" title="" id="70" name="Picture"/>
             <a:graphic>
               <a:graphicData uri="http://schemas.openxmlformats.org/drawingml/2006/picture">
-                <pic:pic>
-                  <pic:nvPicPr>
-                    <pic:cNvPr descr="diagrams/fig09.png" id="74" name="Picture"/>
-                    <pic:cNvPicPr>
+                <ns5:pic>
+                  <ns5:nvPicPr>
+                    <ns5:cNvPr descr="diagrams/fig09.png" id="71" name="Picture"/>
+                    <ns5:cNvPicPr>
                       <a:picLocks noChangeArrowheads="1" noChangeAspect="1"/>
-                    </pic:cNvPicPr>
-                  </pic:nvPicPr>
-                  <pic:blipFill>
-                    <a:blip r:embed="rId72"/>
+                    </ns5:cNvPicPr>
+                  </ns5:nvPicPr>
+                  <ns5:blipFill>
+                    <a:blip ns6:embed="rId69"/>
                     <a:stretch>
                       <a:fillRect/>
                     </a:stretch>
-                  </pic:blipFill>
-                  <pic:spPr bwMode="auto">
+                  </ns5:blipFill>
+                  <ns5:spPr bwMode="auto">
                     <a:xfrm>
                       <a:off x="0" y="0"/>
                       <a:ext cx="5334000" cy="3486855"/>
@@ -5383,12 +5642,21 @@
                       <a:headEnd/>
                       <a:tailEnd/>
                     </a:ln>
-                  </pic:spPr>
-                </pic:pic>
+                  </ns5:spPr>
+                </ns5:pic>
               </a:graphicData>
             </a:graphic>
           </wp:inline>
         </w:drawing>
+      </w:r>
+    </w:p>
+    <w:p>
+      <w:pPr>
+        <w:pStyle w:val="Caption"/>
+        <w:keepLines/>
+      </w:pPr>
+      <w:r>
+        <w:t xml:space="preserve">Fig 9</w:t>
       </w:r>
     </w:p>
     <w:p>
@@ -5409,8 +5677,8 @@
         <w:t xml:space="preserve">Evidence Reporting</w:t>
       </w:r>
     </w:p>
-    <w:bookmarkEnd w:id="75"/>
-    <w:bookmarkStart w:id="79" w:name="level-1.6"/>
+    <w:bookmarkEnd w:id="72"/>
+    <w:bookmarkStart w:id="76" w:name="level-1.6"/>
     <w:p>
       <w:pPr>
         <w:pStyle w:val="Heading3"/>
@@ -5493,30 +5761,31 @@
     </w:p>
     <w:p>
       <w:pPr>
-        <w:pStyle w:val="BodyText"/>
+        <w:pStyle w:val="CaptionedFigure"/>
+        <w:keepNext/>
       </w:pPr>
       <w:r>
         <w:drawing>
           <wp:inline>
             <wp:extent cx="5334000" cy="2902527"/>
             <wp:effectExtent b="0" l="0" r="0" t="0"/>
-            <wp:docPr descr="Fig 10" title="" id="77" name="Picture"/>
+            <wp:docPr descr="Fig 10" title="" id="74" name="Picture"/>
             <a:graphic>
               <a:graphicData uri="http://schemas.openxmlformats.org/drawingml/2006/picture">
-                <pic:pic>
-                  <pic:nvPicPr>
-                    <pic:cNvPr descr="diagrams/fig10.png" id="78" name="Picture"/>
-                    <pic:cNvPicPr>
+                <ns5:pic>
+                  <ns5:nvPicPr>
+                    <ns5:cNvPr descr="diagrams/fig10.png" id="75" name="Picture"/>
+                    <ns5:cNvPicPr>
                       <a:picLocks noChangeArrowheads="1" noChangeAspect="1"/>
-                    </pic:cNvPicPr>
-                  </pic:nvPicPr>
-                  <pic:blipFill>
-                    <a:blip r:embed="rId76"/>
+                    </ns5:cNvPicPr>
+                  </ns5:nvPicPr>
+                  <ns5:blipFill>
+                    <a:blip ns6:embed="rId73"/>
                     <a:stretch>
                       <a:fillRect/>
                     </a:stretch>
-                  </pic:blipFill>
-                  <pic:spPr bwMode="auto">
+                  </ns5:blipFill>
+                  <ns5:spPr bwMode="auto">
                     <a:xfrm>
                       <a:off x="0" y="0"/>
                       <a:ext cx="5334000" cy="2902527"/>
@@ -5530,12 +5799,21 @@
                       <a:headEnd/>
                       <a:tailEnd/>
                     </a:ln>
-                  </pic:spPr>
-                </pic:pic>
+                  </ns5:spPr>
+                </ns5:pic>
               </a:graphicData>
             </a:graphic>
           </wp:inline>
         </w:drawing>
+      </w:r>
+    </w:p>
+    <w:p>
+      <w:pPr>
+        <w:pStyle w:val="Caption"/>
+        <w:keepLines/>
+      </w:pPr>
+      <w:r>
+        <w:t xml:space="preserve">Fig 10</w:t>
       </w:r>
     </w:p>
     <w:p>
@@ -5556,9 +5834,9 @@
         <w:t xml:space="preserve">AI Validation</w:t>
       </w:r>
     </w:p>
-    <w:bookmarkEnd w:id="79"/>
-    <w:bookmarkEnd w:id="80"/>
-    <w:bookmarkStart w:id="113" w:name="activity-diagram"/>
+    <w:bookmarkEnd w:id="76"/>
+    <w:bookmarkEnd w:id="77"/>
+    <w:bookmarkStart w:id="110" w:name="activity-diagram"/>
     <w:p>
       <w:pPr>
         <w:pStyle w:val="Heading2"/>
@@ -5567,7 +5845,7 @@
         <w:t xml:space="preserve">5.2 Activity Diagram</w:t>
       </w:r>
     </w:p>
-    <w:bookmarkStart w:id="84" w:name="level-1-1"/>
+    <w:bookmarkStart w:id="81" w:name="level-1-1"/>
     <w:p>
       <w:pPr>
         <w:pStyle w:val="Heading3"/>
@@ -5614,33 +5892,34 @@
     </w:p>
     <w:p>
       <w:pPr>
-        <w:pStyle w:val="BodyText"/>
+        <w:pStyle w:val="CaptionedFigure"/>
+        <w:keepNext/>
       </w:pPr>
       <w:r>
         <w:drawing>
           <wp:inline>
-            <wp:extent cx="5334000" cy="9691171"/>
+            <wp:extent cx="4277913" cy="7772400"/>
             <wp:effectExtent b="0" l="0" r="0" t="0"/>
-            <wp:docPr descr="Fig 11" title="" id="82" name="Picture"/>
+            <wp:docPr descr="Fig 11" title="" id="79" name="Picture"/>
             <a:graphic>
               <a:graphicData uri="http://schemas.openxmlformats.org/drawingml/2006/picture">
-                <pic:pic>
-                  <pic:nvPicPr>
-                    <pic:cNvPr descr="diagrams/fig11.png" id="83" name="Picture"/>
-                    <pic:cNvPicPr>
+                <ns5:pic>
+                  <ns5:nvPicPr>
+                    <ns5:cNvPr descr="diagrams/fig11.png" id="80" name="Picture"/>
+                    <ns5:cNvPicPr>
                       <a:picLocks noChangeArrowheads="1" noChangeAspect="1"/>
-                    </pic:cNvPicPr>
-                  </pic:nvPicPr>
-                  <pic:blipFill>
-                    <a:blip r:embed="rId81"/>
+                    </ns5:cNvPicPr>
+                  </ns5:nvPicPr>
+                  <ns5:blipFill>
+                    <a:blip ns6:embed="rId78"/>
                     <a:stretch>
                       <a:fillRect/>
                     </a:stretch>
-                  </pic:blipFill>
-                  <pic:spPr bwMode="auto">
+                  </ns5:blipFill>
+                  <ns5:spPr bwMode="auto">
                     <a:xfrm>
                       <a:off x="0" y="0"/>
-                      <a:ext cx="5334000" cy="9691171"/>
+                      <a:ext cx="4277913" cy="7772400"/>
                     </a:xfrm>
                     <a:prstGeom prst="rect">
                       <a:avLst/>
@@ -5651,12 +5930,21 @@
                       <a:headEnd/>
                       <a:tailEnd/>
                     </a:ln>
-                  </pic:spPr>
-                </pic:pic>
+                  </ns5:spPr>
+                </ns5:pic>
               </a:graphicData>
             </a:graphic>
           </wp:inline>
         </w:drawing>
+      </w:r>
+    </w:p>
+    <w:p>
+      <w:pPr>
+        <w:pStyle w:val="Caption"/>
+        <w:keepLines/>
+      </w:pPr>
+      <w:r>
+        <w:t xml:space="preserve">Fig 11</w:t>
       </w:r>
     </w:p>
     <w:p>
@@ -5677,8 +5965,8 @@
         <w:t xml:space="preserve">Terra-Audit (Use Case - 1)</w:t>
       </w:r>
     </w:p>
-    <w:bookmarkEnd w:id="84"/>
-    <w:bookmarkStart w:id="88" w:name="level-1.1-1"/>
+    <w:bookmarkEnd w:id="81"/>
+    <w:bookmarkStart w:id="85" w:name="level-1.1-1"/>
     <w:p>
       <w:pPr>
         <w:pStyle w:val="Heading3"/>
@@ -5725,33 +6013,34 @@
     </w:p>
     <w:p>
       <w:pPr>
-        <w:pStyle w:val="BodyText"/>
+        <w:pStyle w:val="CaptionedFigure"/>
+        <w:keepNext/>
       </w:pPr>
       <w:r>
         <w:drawing>
           <wp:inline>
-            <wp:extent cx="5334000" cy="11855363"/>
+            <wp:extent cx="3496981" cy="7772400"/>
             <wp:effectExtent b="0" l="0" r="0" t="0"/>
-            <wp:docPr descr="Fig 12" title="" id="86" name="Picture"/>
+            <wp:docPr descr="Fig 12" title="" id="83" name="Picture"/>
             <a:graphic>
               <a:graphicData uri="http://schemas.openxmlformats.org/drawingml/2006/picture">
-                <pic:pic>
-                  <pic:nvPicPr>
-                    <pic:cNvPr descr="diagrams/fig12.png" id="87" name="Picture"/>
-                    <pic:cNvPicPr>
+                <ns5:pic>
+                  <ns5:nvPicPr>
+                    <ns5:cNvPr descr="diagrams/fig12.png" id="84" name="Picture"/>
+                    <ns5:cNvPicPr>
                       <a:picLocks noChangeArrowheads="1" noChangeAspect="1"/>
-                    </pic:cNvPicPr>
-                  </pic:nvPicPr>
-                  <pic:blipFill>
-                    <a:blip r:embed="rId85"/>
+                    </ns5:cNvPicPr>
+                  </ns5:nvPicPr>
+                  <ns5:blipFill>
+                    <a:blip ns6:embed="rId82"/>
                     <a:stretch>
                       <a:fillRect/>
                     </a:stretch>
-                  </pic:blipFill>
-                  <pic:spPr bwMode="auto">
+                  </ns5:blipFill>
+                  <ns5:spPr bwMode="auto">
                     <a:xfrm>
                       <a:off x="0" y="0"/>
-                      <a:ext cx="5334000" cy="11855363"/>
+                      <a:ext cx="3496981" cy="7772400"/>
                     </a:xfrm>
                     <a:prstGeom prst="rect">
                       <a:avLst/>
@@ -5762,12 +6051,21 @@
                       <a:headEnd/>
                       <a:tailEnd/>
                     </a:ln>
-                  </pic:spPr>
-                </pic:pic>
+                  </ns5:spPr>
+                </ns5:pic>
               </a:graphicData>
             </a:graphic>
           </wp:inline>
         </w:drawing>
+      </w:r>
+    </w:p>
+    <w:p>
+      <w:pPr>
+        <w:pStyle w:val="Caption"/>
+        <w:keepLines/>
+      </w:pPr>
+      <w:r>
+        <w:t xml:space="preserve">Fig 12</w:t>
       </w:r>
     </w:p>
     <w:p>
@@ -5788,8 +6086,8 @@
         <w:t xml:space="preserve">Field Management (Use Case - 1.1)</w:t>
       </w:r>
     </w:p>
-    <w:bookmarkEnd w:id="88"/>
-    <w:bookmarkStart w:id="92" w:name="level-1.1.1-1"/>
+    <w:bookmarkEnd w:id="85"/>
+    <w:bookmarkStart w:id="89" w:name="level-1.1.1-1"/>
     <w:p>
       <w:pPr>
         <w:pStyle w:val="Heading3"/>
@@ -5836,33 +6134,34 @@
     </w:p>
     <w:p>
       <w:pPr>
-        <w:pStyle w:val="BodyText"/>
+        <w:pStyle w:val="CaptionedFigure"/>
+        <w:keepNext/>
       </w:pPr>
       <w:r>
         <w:drawing>
           <wp:inline>
-            <wp:extent cx="5334000" cy="9980839"/>
+            <wp:extent cx="4153757" cy="7772400"/>
             <wp:effectExtent b="0" l="0" r="0" t="0"/>
-            <wp:docPr descr="Fig 13" title="" id="90" name="Picture"/>
+            <wp:docPr descr="Fig 13" title="" id="87" name="Picture"/>
             <a:graphic>
               <a:graphicData uri="http://schemas.openxmlformats.org/drawingml/2006/picture">
-                <pic:pic>
-                  <pic:nvPicPr>
-                    <pic:cNvPr descr="diagrams/fig13.png" id="91" name="Picture"/>
-                    <pic:cNvPicPr>
+                <ns5:pic>
+                  <ns5:nvPicPr>
+                    <ns5:cNvPr descr="diagrams/fig13.png" id="88" name="Picture"/>
+                    <ns5:cNvPicPr>
                       <a:picLocks noChangeArrowheads="1" noChangeAspect="1"/>
-                    </pic:cNvPicPr>
-                  </pic:nvPicPr>
-                  <pic:blipFill>
-                    <a:blip r:embed="rId89"/>
+                    </ns5:cNvPicPr>
+                  </ns5:nvPicPr>
+                  <ns5:blipFill>
+                    <a:blip ns6:embed="rId86"/>
                     <a:stretch>
                       <a:fillRect/>
                     </a:stretch>
-                  </pic:blipFill>
-                  <pic:spPr bwMode="auto">
+                  </ns5:blipFill>
+                  <ns5:spPr bwMode="auto">
                     <a:xfrm>
                       <a:off x="0" y="0"/>
-                      <a:ext cx="5334000" cy="9980839"/>
+                      <a:ext cx="4153757" cy="7772400"/>
                     </a:xfrm>
                     <a:prstGeom prst="rect">
                       <a:avLst/>
@@ -5873,12 +6172,21 @@
                       <a:headEnd/>
                       <a:tailEnd/>
                     </a:ln>
-                  </pic:spPr>
-                </pic:pic>
+                  </ns5:spPr>
+                </ns5:pic>
               </a:graphicData>
             </a:graphic>
           </wp:inline>
         </w:drawing>
+      </w:r>
+    </w:p>
+    <w:p>
+      <w:pPr>
+        <w:pStyle w:val="Caption"/>
+        <w:keepLines/>
+      </w:pPr>
+      <w:r>
+        <w:t xml:space="preserve">Fig 13</w:t>
       </w:r>
     </w:p>
     <w:p>
@@ -5899,8 +6207,8 @@
         <w:t xml:space="preserve">Geometry Input &amp; Registration (Use Case - 1.1.1)</w:t>
       </w:r>
     </w:p>
-    <w:bookmarkEnd w:id="92"/>
-    <w:bookmarkStart w:id="96" w:name="level-1.2-1"/>
+    <w:bookmarkEnd w:id="89"/>
+    <w:bookmarkStart w:id="93" w:name="level-1.2-1"/>
     <w:p>
       <w:pPr>
         <w:pStyle w:val="Heading3"/>
@@ -5947,33 +6255,34 @@
     </w:p>
     <w:p>
       <w:pPr>
-        <w:pStyle w:val="BodyText"/>
+        <w:pStyle w:val="CaptionedFigure"/>
+        <w:keepNext/>
       </w:pPr>
       <w:r>
         <w:drawing>
           <wp:inline>
-            <wp:extent cx="5334000" cy="14315273"/>
+            <wp:extent cx="2896066" cy="7772400"/>
             <wp:effectExtent b="0" l="0" r="0" t="0"/>
-            <wp:docPr descr="Fig 14" title="" id="94" name="Picture"/>
+            <wp:docPr descr="Fig 14" title="" id="91" name="Picture"/>
             <a:graphic>
               <a:graphicData uri="http://schemas.openxmlformats.org/drawingml/2006/picture">
-                <pic:pic>
-                  <pic:nvPicPr>
-                    <pic:cNvPr descr="diagrams/fig14.png" id="95" name="Picture"/>
-                    <pic:cNvPicPr>
+                <ns5:pic>
+                  <ns5:nvPicPr>
+                    <ns5:cNvPr descr="diagrams/fig14.png" id="92" name="Picture"/>
+                    <ns5:cNvPicPr>
                       <a:picLocks noChangeArrowheads="1" noChangeAspect="1"/>
-                    </pic:cNvPicPr>
-                  </pic:nvPicPr>
-                  <pic:blipFill>
-                    <a:blip r:embed="rId93"/>
+                    </ns5:cNvPicPr>
+                  </ns5:nvPicPr>
+                  <ns5:blipFill>
+                    <a:blip ns6:embed="rId90"/>
                     <a:stretch>
                       <a:fillRect/>
                     </a:stretch>
-                  </pic:blipFill>
-                  <pic:spPr bwMode="auto">
+                  </ns5:blipFill>
+                  <ns5:spPr bwMode="auto">
                     <a:xfrm>
                       <a:off x="0" y="0"/>
-                      <a:ext cx="5334000" cy="14315273"/>
+                      <a:ext cx="2896066" cy="7772400"/>
                     </a:xfrm>
                     <a:prstGeom prst="rect">
                       <a:avLst/>
@@ -5984,12 +6293,21 @@
                       <a:headEnd/>
                       <a:tailEnd/>
                     </a:ln>
-                  </pic:spPr>
-                </pic:pic>
+                  </ns5:spPr>
+                </ns5:pic>
               </a:graphicData>
             </a:graphic>
           </wp:inline>
         </w:drawing>
+      </w:r>
+    </w:p>
+    <w:p>
+      <w:pPr>
+        <w:pStyle w:val="Caption"/>
+        <w:keepLines/>
+      </w:pPr>
+      <w:r>
+        <w:t xml:space="preserve">Fig 14</w:t>
       </w:r>
     </w:p>
     <w:p>
@@ -6010,8 +6328,8 @@
         <w:t xml:space="preserve">Satellite Data Engine (Use Case - 1.2)</w:t>
       </w:r>
     </w:p>
-    <w:bookmarkEnd w:id="96"/>
-    <w:bookmarkStart w:id="100" w:name="level-1.3-1"/>
+    <w:bookmarkEnd w:id="93"/>
+    <w:bookmarkStart w:id="97" w:name="level-1.3-1"/>
     <w:p>
       <w:pPr>
         <w:pStyle w:val="Heading3"/>
@@ -6058,33 +6376,34 @@
     </w:p>
     <w:p>
       <w:pPr>
-        <w:pStyle w:val="BodyText"/>
+        <w:pStyle w:val="CaptionedFigure"/>
+        <w:keepNext/>
       </w:pPr>
       <w:r>
         <w:drawing>
           <wp:inline>
-            <wp:extent cx="5334000" cy="12828708"/>
+            <wp:extent cx="3231657" cy="7772400"/>
             <wp:effectExtent b="0" l="0" r="0" t="0"/>
-            <wp:docPr descr="Fig 15" title="" id="98" name="Picture"/>
+            <wp:docPr descr="Fig 15" title="" id="95" name="Picture"/>
             <a:graphic>
               <a:graphicData uri="http://schemas.openxmlformats.org/drawingml/2006/picture">
-                <pic:pic>
-                  <pic:nvPicPr>
-                    <pic:cNvPr descr="diagrams/fig15.png" id="99" name="Picture"/>
-                    <pic:cNvPicPr>
+                <ns5:pic>
+                  <ns5:nvPicPr>
+                    <ns5:cNvPr descr="diagrams/fig15.png" id="96" name="Picture"/>
+                    <ns5:cNvPicPr>
                       <a:picLocks noChangeArrowheads="1" noChangeAspect="1"/>
-                    </pic:cNvPicPr>
-                  </pic:nvPicPr>
-                  <pic:blipFill>
-                    <a:blip r:embed="rId97"/>
+                    </ns5:cNvPicPr>
+                  </ns5:nvPicPr>
+                  <ns5:blipFill>
+                    <a:blip ns6:embed="rId94"/>
                     <a:stretch>
                       <a:fillRect/>
                     </a:stretch>
-                  </pic:blipFill>
-                  <pic:spPr bwMode="auto">
+                  </ns5:blipFill>
+                  <ns5:spPr bwMode="auto">
                     <a:xfrm>
                       <a:off x="0" y="0"/>
-                      <a:ext cx="5334000" cy="12828708"/>
+                      <a:ext cx="3231657" cy="7772400"/>
                     </a:xfrm>
                     <a:prstGeom prst="rect">
                       <a:avLst/>
@@ -6095,12 +6414,21 @@
                       <a:headEnd/>
                       <a:tailEnd/>
                     </a:ln>
-                  </pic:spPr>
-                </pic:pic>
+                  </ns5:spPr>
+                </ns5:pic>
               </a:graphicData>
             </a:graphic>
           </wp:inline>
         </w:drawing>
+      </w:r>
+    </w:p>
+    <w:p>
+      <w:pPr>
+        <w:pStyle w:val="Caption"/>
+        <w:keepLines/>
+      </w:pPr>
+      <w:r>
+        <w:t xml:space="preserve">Fig 15</w:t>
       </w:r>
     </w:p>
     <w:p>
@@ -6121,8 +6449,8 @@
         <w:t xml:space="preserve">MRV Signal Analytics (Use Case - 1.3)</w:t>
       </w:r>
     </w:p>
-    <w:bookmarkEnd w:id="100"/>
-    <w:bookmarkStart w:id="104" w:name="level-1.4-1"/>
+    <w:bookmarkEnd w:id="97"/>
+    <w:bookmarkStart w:id="101" w:name="level-1.4-1"/>
     <w:p>
       <w:pPr>
         <w:pStyle w:val="Heading3"/>
@@ -6169,33 +6497,34 @@
     </w:p>
     <w:p>
       <w:pPr>
-        <w:pStyle w:val="BodyText"/>
+        <w:pStyle w:val="CaptionedFigure"/>
+        <w:keepNext/>
       </w:pPr>
       <w:r>
         <w:drawing>
           <wp:inline>
-            <wp:extent cx="5334000" cy="16471392"/>
+            <wp:extent cx="2516969" cy="7772400"/>
             <wp:effectExtent b="0" l="0" r="0" t="0"/>
-            <wp:docPr descr="Fig 16" title="" id="102" name="Picture"/>
+            <wp:docPr descr="Fig 16" title="" id="99" name="Picture"/>
             <a:graphic>
               <a:graphicData uri="http://schemas.openxmlformats.org/drawingml/2006/picture">
-                <pic:pic>
-                  <pic:nvPicPr>
-                    <pic:cNvPr descr="diagrams/fig16.png" id="103" name="Picture"/>
-                    <pic:cNvPicPr>
+                <ns5:pic>
+                  <ns5:nvPicPr>
+                    <ns5:cNvPr descr="diagrams/fig16.png" id="100" name="Picture"/>
+                    <ns5:cNvPicPr>
                       <a:picLocks noChangeArrowheads="1" noChangeAspect="1"/>
-                    </pic:cNvPicPr>
-                  </pic:nvPicPr>
-                  <pic:blipFill>
-                    <a:blip r:embed="rId101"/>
+                    </ns5:cNvPicPr>
+                  </ns5:nvPicPr>
+                  <ns5:blipFill>
+                    <a:blip ns6:embed="rId98"/>
                     <a:stretch>
                       <a:fillRect/>
                     </a:stretch>
-                  </pic:blipFill>
-                  <pic:spPr bwMode="auto">
+                  </ns5:blipFill>
+                  <ns5:spPr bwMode="auto">
                     <a:xfrm>
                       <a:off x="0" y="0"/>
-                      <a:ext cx="5334000" cy="16471392"/>
+                      <a:ext cx="2516969" cy="7772400"/>
                     </a:xfrm>
                     <a:prstGeom prst="rect">
                       <a:avLst/>
@@ -6206,12 +6535,21 @@
                       <a:headEnd/>
                       <a:tailEnd/>
                     </a:ln>
-                  </pic:spPr>
-                </pic:pic>
+                  </ns5:spPr>
+                </ns5:pic>
               </a:graphicData>
             </a:graphic>
           </wp:inline>
         </w:drawing>
+      </w:r>
+    </w:p>
+    <w:p>
+      <w:pPr>
+        <w:pStyle w:val="Caption"/>
+        <w:keepLines/>
+      </w:pPr>
+      <w:r>
+        <w:t xml:space="preserve">Fig 16</w:t>
       </w:r>
     </w:p>
     <w:p>
@@ -6232,8 +6570,8 @@
         <w:t xml:space="preserve">Carbon Estimation (Use Case - 1.4)</w:t>
       </w:r>
     </w:p>
-    <w:bookmarkEnd w:id="104"/>
-    <w:bookmarkStart w:id="108" w:name="level-1.5-1"/>
+    <w:bookmarkEnd w:id="101"/>
+    <w:bookmarkStart w:id="105" w:name="level-1.5-1"/>
     <w:p>
       <w:pPr>
         <w:pStyle w:val="Heading3"/>
@@ -6280,30 +6618,31 @@
     </w:p>
     <w:p>
       <w:pPr>
-        <w:pStyle w:val="BodyText"/>
+        <w:pStyle w:val="CaptionedFigure"/>
+        <w:keepNext/>
       </w:pPr>
       <w:r>
         <w:drawing>
           <wp:inline>
             <wp:extent cx="5334000" cy="4524375"/>
             <wp:effectExtent b="0" l="0" r="0" t="0"/>
-            <wp:docPr descr="Fig 17" title="" id="106" name="Picture"/>
+            <wp:docPr descr="Fig 17" title="" id="103" name="Picture"/>
             <a:graphic>
               <a:graphicData uri="http://schemas.openxmlformats.org/drawingml/2006/picture">
-                <pic:pic>
-                  <pic:nvPicPr>
-                    <pic:cNvPr descr="diagrams/fig17.png" id="107" name="Picture"/>
-                    <pic:cNvPicPr>
+                <ns5:pic>
+                  <ns5:nvPicPr>
+                    <ns5:cNvPr descr="diagrams/fig17.png" id="104" name="Picture"/>
+                    <ns5:cNvPicPr>
                       <a:picLocks noChangeArrowheads="1" noChangeAspect="1"/>
-                    </pic:cNvPicPr>
-                  </pic:nvPicPr>
-                  <pic:blipFill>
-                    <a:blip r:embed="rId105"/>
+                    </ns5:cNvPicPr>
+                  </ns5:nvPicPr>
+                  <ns5:blipFill>
+                    <a:blip ns6:embed="rId102"/>
                     <a:stretch>
                       <a:fillRect/>
                     </a:stretch>
-                  </pic:blipFill>
-                  <pic:spPr bwMode="auto">
+                  </ns5:blipFill>
+                  <ns5:spPr bwMode="auto">
                     <a:xfrm>
                       <a:off x="0" y="0"/>
                       <a:ext cx="5334000" cy="4524375"/>
@@ -6317,12 +6656,21 @@
                       <a:headEnd/>
                       <a:tailEnd/>
                     </a:ln>
-                  </pic:spPr>
-                </pic:pic>
+                  </ns5:spPr>
+                </ns5:pic>
               </a:graphicData>
             </a:graphic>
           </wp:inline>
         </w:drawing>
+      </w:r>
+    </w:p>
+    <w:p>
+      <w:pPr>
+        <w:pStyle w:val="Caption"/>
+        <w:keepLines/>
+      </w:pPr>
+      <w:r>
+        <w:t xml:space="preserve">Fig 17</w:t>
       </w:r>
     </w:p>
     <w:p>
@@ -6343,8 +6691,8 @@
         <w:t xml:space="preserve">Evidence Reporting (Use Case - 1.5)</w:t>
       </w:r>
     </w:p>
-    <w:bookmarkEnd w:id="108"/>
-    <w:bookmarkStart w:id="112" w:name="level-1.6-1"/>
+    <w:bookmarkEnd w:id="105"/>
+    <w:bookmarkStart w:id="109" w:name="level-1.6-1"/>
     <w:p>
       <w:pPr>
         <w:pStyle w:val="Heading3"/>
@@ -6391,30 +6739,31 @@
     </w:p>
     <w:p>
       <w:pPr>
-        <w:pStyle w:val="BodyText"/>
+        <w:pStyle w:val="CaptionedFigure"/>
+        <w:keepNext/>
       </w:pPr>
       <w:r>
         <w:drawing>
           <wp:inline>
             <wp:extent cx="5334000" cy="6706972"/>
             <wp:effectExtent b="0" l="0" r="0" t="0"/>
-            <wp:docPr descr="Fig 18" title="" id="110" name="Picture"/>
+            <wp:docPr descr="Fig 18" title="" id="107" name="Picture"/>
             <a:graphic>
               <a:graphicData uri="http://schemas.openxmlformats.org/drawingml/2006/picture">
-                <pic:pic>
-                  <pic:nvPicPr>
-                    <pic:cNvPr descr="diagrams/fig18.png" id="111" name="Picture"/>
-                    <pic:cNvPicPr>
+                <ns5:pic>
+                  <ns5:nvPicPr>
+                    <ns5:cNvPr descr="diagrams/fig18.png" id="108" name="Picture"/>
+                    <ns5:cNvPicPr>
                       <a:picLocks noChangeArrowheads="1" noChangeAspect="1"/>
-                    </pic:cNvPicPr>
-                  </pic:nvPicPr>
-                  <pic:blipFill>
-                    <a:blip r:embed="rId109"/>
+                    </ns5:cNvPicPr>
+                  </ns5:nvPicPr>
+                  <ns5:blipFill>
+                    <a:blip ns6:embed="rId106"/>
                     <a:stretch>
                       <a:fillRect/>
                     </a:stretch>
-                  </pic:blipFill>
-                  <pic:spPr bwMode="auto">
+                  </ns5:blipFill>
+                  <ns5:spPr bwMode="auto">
                     <a:xfrm>
                       <a:off x="0" y="0"/>
                       <a:ext cx="5334000" cy="6706972"/>
@@ -6428,12 +6777,21 @@
                       <a:headEnd/>
                       <a:tailEnd/>
                     </a:ln>
-                  </pic:spPr>
-                </pic:pic>
+                  </ns5:spPr>
+                </ns5:pic>
               </a:graphicData>
             </a:graphic>
           </wp:inline>
         </w:drawing>
+      </w:r>
+    </w:p>
+    <w:p>
+      <w:pPr>
+        <w:pStyle w:val="Caption"/>
+        <w:keepLines/>
+      </w:pPr>
+      <w:r>
+        <w:t xml:space="preserve">Fig 18</w:t>
       </w:r>
     </w:p>
     <w:p>
@@ -6457,14 +6815,19 @@
     <w:p>
       <w:r>
         <w:pict>
-          <v:rect style="width:0;height:1.5pt" o:hralign="center" o:hrstd="t" o:hr="t"/>
+          <ns1:rect style="width:0;height:1.5pt" ns2:hralign="center" ns2:hrstd="t" ns2:hr="t"/>
         </w:pict>
       </w:r>
     </w:p>
-    <w:bookmarkEnd w:id="112"/>
-    <w:bookmarkEnd w:id="113"/>
-    <w:bookmarkEnd w:id="114"/>
-    <w:bookmarkStart w:id="126" w:name="data-based-modeling"/>
+    <w:p>
+      <w:r>
+        <w:br w:type="page"/>
+      </w:r>
+    </w:p>
+    <w:bookmarkEnd w:id="109"/>
+    <w:bookmarkEnd w:id="110"/>
+    <w:bookmarkEnd w:id="111"/>
+    <w:bookmarkStart w:id="123" w:name="data-based-modeling"/>
     <w:p>
       <w:pPr>
         <w:pStyle w:val="Heading1"/>
@@ -6569,13 +6932,13 @@
         <w:t xml:space="preserve">unit, a place or a structure.</w:t>
       </w:r>
     </w:p>
-    <w:bookmarkStart w:id="115" w:name="noun-identification"/>
+    <w:bookmarkStart w:id="112" w:name="noun-identification"/>
     <w:p>
       <w:pPr>
         <w:pStyle w:val="Heading2"/>
       </w:pPr>
       <w:r>
-        <w:t xml:space="preserve">6.1 Noun Identification:</w:t>
+        <w:t xml:space="preserve">6.1 Noun Identification</w:t>
       </w:r>
     </w:p>
     <w:tbl>
@@ -6594,6 +6957,7 @@
       <w:tr>
         <w:trPr>
           <w:tblHeader w:val="true"/>
+          <w:cantSplit/>
         </w:trPr>
         <w:tc>
           <w:tcPr/>
@@ -6693,6 +7057,9 @@
             </w:r>
           </w:p>
         </w:tc>
+        <w:trPr>
+          <w:cantSplit/>
+        </w:trPr>
       </w:tr>
       <w:tr>
         <w:tc>
@@ -6739,6 +7106,9 @@
             </w:pPr>
           </w:p>
         </w:tc>
+        <w:trPr>
+          <w:cantSplit/>
+        </w:trPr>
       </w:tr>
       <w:tr>
         <w:tc>
@@ -6785,6 +7155,9 @@
             </w:pPr>
           </w:p>
         </w:tc>
+        <w:trPr>
+          <w:cantSplit/>
+        </w:trPr>
       </w:tr>
       <w:tr>
         <w:tc>
@@ -6831,6 +7204,9 @@
             </w:pPr>
           </w:p>
         </w:tc>
+        <w:trPr>
+          <w:cantSplit/>
+        </w:trPr>
       </w:tr>
       <w:tr>
         <w:tc>
@@ -6877,6 +7253,9 @@
             </w:pPr>
           </w:p>
         </w:tc>
+        <w:trPr>
+          <w:cantSplit/>
+        </w:trPr>
       </w:tr>
       <w:tr>
         <w:tc>
@@ -6923,6 +7302,9 @@
             </w:pPr>
           </w:p>
         </w:tc>
+        <w:trPr>
+          <w:cantSplit/>
+        </w:trPr>
       </w:tr>
       <w:tr>
         <w:tc>
@@ -6969,6 +7351,9 @@
             </w:pPr>
           </w:p>
         </w:tc>
+        <w:trPr>
+          <w:cantSplit/>
+        </w:trPr>
       </w:tr>
       <w:tr>
         <w:tc>
@@ -7015,6 +7400,9 @@
             </w:pPr>
           </w:p>
         </w:tc>
+        <w:trPr>
+          <w:cantSplit/>
+        </w:trPr>
       </w:tr>
       <w:tr>
         <w:tc>
@@ -7061,6 +7449,9 @@
             </w:pPr>
           </w:p>
         </w:tc>
+        <w:trPr>
+          <w:cantSplit/>
+        </w:trPr>
       </w:tr>
       <w:tr>
         <w:tc>
@@ -7111,6 +7502,9 @@
             </w:r>
           </w:p>
         </w:tc>
+        <w:trPr>
+          <w:cantSplit/>
+        </w:trPr>
       </w:tr>
       <w:tr>
         <w:tc>
@@ -7157,6 +7551,9 @@
             </w:pPr>
           </w:p>
         </w:tc>
+        <w:trPr>
+          <w:cantSplit/>
+        </w:trPr>
       </w:tr>
       <w:tr>
         <w:tc>
@@ -7203,6 +7600,9 @@
             </w:pPr>
           </w:p>
         </w:tc>
+        <w:trPr>
+          <w:cantSplit/>
+        </w:trPr>
       </w:tr>
       <w:tr>
         <w:tc>
@@ -7249,6 +7649,9 @@
             </w:pPr>
           </w:p>
         </w:tc>
+        <w:trPr>
+          <w:cantSplit/>
+        </w:trPr>
       </w:tr>
       <w:tr>
         <w:tc>
@@ -7299,6 +7702,9 @@
             </w:r>
           </w:p>
         </w:tc>
+        <w:trPr>
+          <w:cantSplit/>
+        </w:trPr>
       </w:tr>
       <w:tr>
         <w:tc>
@@ -7345,6 +7751,9 @@
             </w:pPr>
           </w:p>
         </w:tc>
+        <w:trPr>
+          <w:cantSplit/>
+        </w:trPr>
       </w:tr>
       <w:tr>
         <w:tc>
@@ -7391,6 +7800,9 @@
             </w:pPr>
           </w:p>
         </w:tc>
+        <w:trPr>
+          <w:cantSplit/>
+        </w:trPr>
       </w:tr>
       <w:tr>
         <w:tc>
@@ -7437,6 +7849,9 @@
             </w:pPr>
           </w:p>
         </w:tc>
+        <w:trPr>
+          <w:cantSplit/>
+        </w:trPr>
       </w:tr>
       <w:tr>
         <w:tc>
@@ -7483,6 +7898,9 @@
             </w:pPr>
           </w:p>
         </w:tc>
+        <w:trPr>
+          <w:cantSplit/>
+        </w:trPr>
       </w:tr>
       <w:tr>
         <w:tc>
@@ -7529,6 +7947,9 @@
             </w:pPr>
           </w:p>
         </w:tc>
+        <w:trPr>
+          <w:cantSplit/>
+        </w:trPr>
       </w:tr>
       <w:tr>
         <w:tc>
@@ -7579,6 +8000,9 @@
             </w:r>
           </w:p>
         </w:tc>
+        <w:trPr>
+          <w:cantSplit/>
+        </w:trPr>
       </w:tr>
       <w:tr>
         <w:tc>
@@ -7625,6 +8049,9 @@
             </w:pPr>
           </w:p>
         </w:tc>
+        <w:trPr>
+          <w:cantSplit/>
+        </w:trPr>
       </w:tr>
       <w:tr>
         <w:tc>
@@ -7671,6 +8098,9 @@
             </w:pPr>
           </w:p>
         </w:tc>
+        <w:trPr>
+          <w:cantSplit/>
+        </w:trPr>
       </w:tr>
       <w:tr>
         <w:tc>
@@ -7717,6 +8147,9 @@
             </w:pPr>
           </w:p>
         </w:tc>
+        <w:trPr>
+          <w:cantSplit/>
+        </w:trPr>
       </w:tr>
       <w:tr>
         <w:tc>
@@ -7763,6 +8196,9 @@
             </w:pPr>
           </w:p>
         </w:tc>
+        <w:trPr>
+          <w:cantSplit/>
+        </w:trPr>
       </w:tr>
       <w:tr>
         <w:tc>
@@ -7809,6 +8245,9 @@
             </w:pPr>
           </w:p>
         </w:tc>
+        <w:trPr>
+          <w:cantSplit/>
+        </w:trPr>
       </w:tr>
       <w:tr>
         <w:tc>
@@ -7859,6 +8298,9 @@
             </w:r>
           </w:p>
         </w:tc>
+        <w:trPr>
+          <w:cantSplit/>
+        </w:trPr>
       </w:tr>
       <w:tr>
         <w:tc>
@@ -7905,6 +8347,9 @@
             </w:pPr>
           </w:p>
         </w:tc>
+        <w:trPr>
+          <w:cantSplit/>
+        </w:trPr>
       </w:tr>
       <w:tr>
         <w:tc>
@@ -7951,6 +8396,9 @@
             </w:pPr>
           </w:p>
         </w:tc>
+        <w:trPr>
+          <w:cantSplit/>
+        </w:trPr>
       </w:tr>
       <w:tr>
         <w:tc>
@@ -7997,6 +8445,9 @@
             </w:pPr>
           </w:p>
         </w:tc>
+        <w:trPr>
+          <w:cantSplit/>
+        </w:trPr>
       </w:tr>
       <w:tr>
         <w:tc>
@@ -8043,6 +8494,9 @@
             </w:pPr>
           </w:p>
         </w:tc>
+        <w:trPr>
+          <w:cantSplit/>
+        </w:trPr>
       </w:tr>
       <w:tr>
         <w:tc>
@@ -8093,6 +8547,9 @@
             </w:r>
           </w:p>
         </w:tc>
+        <w:trPr>
+          <w:cantSplit/>
+        </w:trPr>
       </w:tr>
       <w:tr>
         <w:tc>
@@ -8143,6 +8600,9 @@
             </w:r>
           </w:p>
         </w:tc>
+        <w:trPr>
+          <w:cantSplit/>
+        </w:trPr>
       </w:tr>
       <w:tr>
         <w:tc>
@@ -8189,6 +8649,9 @@
             </w:pPr>
           </w:p>
         </w:tc>
+        <w:trPr>
+          <w:cantSplit/>
+        </w:trPr>
       </w:tr>
       <w:tr>
         <w:tc>
@@ -8235,6 +8698,9 @@
             </w:pPr>
           </w:p>
         </w:tc>
+        <w:trPr>
+          <w:cantSplit/>
+        </w:trPr>
       </w:tr>
       <w:tr>
         <w:tc>
@@ -8285,6 +8751,9 @@
             </w:r>
           </w:p>
         </w:tc>
+        <w:trPr>
+          <w:cantSplit/>
+        </w:trPr>
       </w:tr>
       <w:tr>
         <w:tc>
@@ -8331,6 +8800,9 @@
             </w:pPr>
           </w:p>
         </w:tc>
+        <w:trPr>
+          <w:cantSplit/>
+        </w:trPr>
       </w:tr>
       <w:tr>
         <w:tc>
@@ -8377,6 +8849,9 @@
             </w:pPr>
           </w:p>
         </w:tc>
+        <w:trPr>
+          <w:cantSplit/>
+        </w:trPr>
       </w:tr>
       <w:tr>
         <w:tc>
@@ -8423,6 +8898,9 @@
             </w:pPr>
           </w:p>
         </w:tc>
+        <w:trPr>
+          <w:cantSplit/>
+        </w:trPr>
       </w:tr>
       <w:tr>
         <w:tc>
@@ -8469,6 +8947,9 @@
             </w:pPr>
           </w:p>
         </w:tc>
+        <w:trPr>
+          <w:cantSplit/>
+        </w:trPr>
       </w:tr>
       <w:tr>
         <w:tc>
@@ -8515,6 +8996,9 @@
             </w:pPr>
           </w:p>
         </w:tc>
+        <w:trPr>
+          <w:cantSplit/>
+        </w:trPr>
       </w:tr>
       <w:tr>
         <w:tc>
@@ -8565,6 +9049,9 @@
             </w:r>
           </w:p>
         </w:tc>
+        <w:trPr>
+          <w:cantSplit/>
+        </w:trPr>
       </w:tr>
       <w:tr>
         <w:tc>
@@ -8611,6 +9098,9 @@
             </w:pPr>
           </w:p>
         </w:tc>
+        <w:trPr>
+          <w:cantSplit/>
+        </w:trPr>
       </w:tr>
       <w:tr>
         <w:tc>
@@ -8661,6 +9151,9 @@
             </w:r>
           </w:p>
         </w:tc>
+        <w:trPr>
+          <w:cantSplit/>
+        </w:trPr>
       </w:tr>
       <w:tr>
         <w:tc>
@@ -8707,6 +9200,9 @@
             </w:pPr>
           </w:p>
         </w:tc>
+        <w:trPr>
+          <w:cantSplit/>
+        </w:trPr>
       </w:tr>
       <w:tr>
         <w:tc>
@@ -8753,6 +9249,9 @@
             </w:pPr>
           </w:p>
         </w:tc>
+        <w:trPr>
+          <w:cantSplit/>
+        </w:trPr>
       </w:tr>
       <w:tr>
         <w:tc>
@@ -8799,6 +9298,9 @@
             </w:pPr>
           </w:p>
         </w:tc>
+        <w:trPr>
+          <w:cantSplit/>
+        </w:trPr>
       </w:tr>
       <w:tr>
         <w:tc>
@@ -8845,6 +9347,9 @@
             </w:pPr>
           </w:p>
         </w:tc>
+        <w:trPr>
+          <w:cantSplit/>
+        </w:trPr>
       </w:tr>
       <w:tr>
         <w:tc>
@@ -8891,6 +9396,9 @@
             </w:pPr>
           </w:p>
         </w:tc>
+        <w:trPr>
+          <w:cantSplit/>
+        </w:trPr>
       </w:tr>
       <w:tr>
         <w:tc>
@@ -8937,6 +9445,9 @@
             </w:pPr>
           </w:p>
         </w:tc>
+        <w:trPr>
+          <w:cantSplit/>
+        </w:trPr>
       </w:tr>
       <w:tr>
         <w:tc>
@@ -8983,16 +9494,19 @@
             </w:pPr>
           </w:p>
         </w:tc>
+        <w:trPr>
+          <w:cantSplit/>
+        </w:trPr>
       </w:tr>
     </w:tbl>
-    <w:bookmarkEnd w:id="115"/>
-    <w:bookmarkStart w:id="116" w:name="final-data-objects"/>
+    <w:bookmarkEnd w:id="112"/>
+    <w:bookmarkStart w:id="113" w:name="final-data-objects"/>
     <w:p>
       <w:pPr>
         <w:pStyle w:val="Heading2"/>
       </w:pPr>
       <w:r>
-        <w:t xml:space="preserve">6.2 Final Data Objects:</w:t>
+        <w:t xml:space="preserve">6.2 Final Data Objects</w:t>
       </w:r>
     </w:p>
     <w:p>
@@ -9103,42 +9617,43 @@
         <w:t xml:space="preserve">EvidencePackage</w:t>
       </w:r>
     </w:p>
-    <w:bookmarkEnd w:id="116"/>
-    <w:bookmarkStart w:id="120" w:name="relations"/>
+    <w:bookmarkEnd w:id="113"/>
+    <w:bookmarkStart w:id="117" w:name="relations"/>
     <w:p>
       <w:pPr>
         <w:pStyle w:val="Heading2"/>
       </w:pPr>
       <w:r>
-        <w:t xml:space="preserve">6.3 Relations:</w:t>
-      </w:r>
-    </w:p>
-    <w:p>
-      <w:pPr>
-        <w:pStyle w:val="FirstParagraph"/>
+        <w:t xml:space="preserve">6.3 Relations</w:t>
+      </w:r>
+    </w:p>
+    <w:p>
+      <w:pPr>
+        <w:pStyle w:val="CaptionedFigure"/>
+        <w:keepNext/>
       </w:pPr>
       <w:r>
         <w:drawing>
           <wp:inline>
             <wp:extent cx="5334000" cy="816428"/>
             <wp:effectExtent b="0" l="0" r="0" t="0"/>
-            <wp:docPr descr="Fig 19" title="" id="118" name="Picture"/>
+            <wp:docPr descr="Fig 19" title="" id="115" name="Picture"/>
             <a:graphic>
               <a:graphicData uri="http://schemas.openxmlformats.org/drawingml/2006/picture">
-                <pic:pic>
-                  <pic:nvPicPr>
-                    <pic:cNvPr descr="diagrams/fig19.png" id="119" name="Picture"/>
-                    <pic:cNvPicPr>
+                <ns5:pic>
+                  <ns5:nvPicPr>
+                    <ns5:cNvPr descr="diagrams/fig19.png" id="116" name="Picture"/>
+                    <ns5:cNvPicPr>
                       <a:picLocks noChangeArrowheads="1" noChangeAspect="1"/>
-                    </pic:cNvPicPr>
-                  </pic:nvPicPr>
-                  <pic:blipFill>
-                    <a:blip r:embed="rId117"/>
+                    </ns5:cNvPicPr>
+                  </ns5:nvPicPr>
+                  <ns5:blipFill>
+                    <a:blip ns6:embed="rId114"/>
                     <a:stretch>
                       <a:fillRect/>
                     </a:stretch>
-                  </pic:blipFill>
-                  <pic:spPr bwMode="auto">
+                  </ns5:blipFill>
+                  <ns5:spPr bwMode="auto">
                     <a:xfrm>
                       <a:off x="0" y="0"/>
                       <a:ext cx="5334000" cy="816428"/>
@@ -9152,12 +9667,21 @@
                       <a:headEnd/>
                       <a:tailEnd/>
                     </a:ln>
-                  </pic:spPr>
-                </pic:pic>
+                  </ns5:spPr>
+                </ns5:pic>
               </a:graphicData>
             </a:graphic>
           </wp:inline>
         </w:drawing>
+      </w:r>
+    </w:p>
+    <w:p>
+      <w:pPr>
+        <w:pStyle w:val="Caption"/>
+        <w:keepLines/>
+      </w:pPr>
+      <w:r>
+        <w:t xml:space="preserve">Fig 19</w:t>
       </w:r>
     </w:p>
     <w:p>
@@ -9178,14 +9702,14 @@
         <w:t xml:space="preserve">Entity Relation</w:t>
       </w:r>
     </w:p>
-    <w:bookmarkEnd w:id="120"/>
-    <w:bookmarkStart w:id="124" w:name="er-diagram"/>
+    <w:bookmarkEnd w:id="117"/>
+    <w:bookmarkStart w:id="121" w:name="er-diagram"/>
     <w:p>
       <w:pPr>
         <w:pStyle w:val="Heading2"/>
       </w:pPr>
       <w:r>
-        <w:t xml:space="preserve">6.4 ER DIAGRAM:</w:t>
+        <w:t xml:space="preserve">6.4 ER Diagram</w:t>
       </w:r>
     </w:p>
     <w:p>
@@ -9252,33 +9776,34 @@
     </w:p>
     <w:p>
       <w:pPr>
-        <w:pStyle w:val="BodyText"/>
+        <w:pStyle w:val="CaptionedFigure"/>
+        <w:keepNext/>
       </w:pPr>
       <w:r>
         <w:drawing>
           <wp:inline>
-            <wp:extent cx="5334000" cy="9856772"/>
+            <wp:extent cx="4206040" cy="7772400"/>
             <wp:effectExtent b="0" l="0" r="0" t="0"/>
-            <wp:docPr descr="Fig 20" title="" id="122" name="Picture"/>
+            <wp:docPr descr="Fig 20" title="" id="119" name="Picture"/>
             <a:graphic>
               <a:graphicData uri="http://schemas.openxmlformats.org/drawingml/2006/picture">
-                <pic:pic>
-                  <pic:nvPicPr>
-                    <pic:cNvPr descr="diagrams/fig20.png" id="123" name="Picture"/>
-                    <pic:cNvPicPr>
+                <ns5:pic>
+                  <ns5:nvPicPr>
+                    <ns5:cNvPr descr="diagrams/fig20.png" id="120" name="Picture"/>
+                    <ns5:cNvPicPr>
                       <a:picLocks noChangeArrowheads="1" noChangeAspect="1"/>
-                    </pic:cNvPicPr>
-                  </pic:nvPicPr>
-                  <pic:blipFill>
-                    <a:blip r:embed="rId121"/>
+                    </ns5:cNvPicPr>
+                  </ns5:nvPicPr>
+                  <ns5:blipFill>
+                    <a:blip ns6:embed="rId118"/>
                     <a:stretch>
                       <a:fillRect/>
                     </a:stretch>
-                  </pic:blipFill>
-                  <pic:spPr bwMode="auto">
+                  </ns5:blipFill>
+                  <ns5:spPr bwMode="auto">
                     <a:xfrm>
                       <a:off x="0" y="0"/>
-                      <a:ext cx="5334000" cy="9856772"/>
+                      <a:ext cx="4206040" cy="7772400"/>
                     </a:xfrm>
                     <a:prstGeom prst="rect">
                       <a:avLst/>
@@ -9289,12 +9814,21 @@
                       <a:headEnd/>
                       <a:tailEnd/>
                     </a:ln>
-                  </pic:spPr>
-                </pic:pic>
+                  </ns5:spPr>
+                </ns5:pic>
               </a:graphicData>
             </a:graphic>
           </wp:inline>
         </w:drawing>
+      </w:r>
+    </w:p>
+    <w:p>
+      <w:pPr>
+        <w:pStyle w:val="Caption"/>
+        <w:keepLines/>
+      </w:pPr>
+      <w:r>
+        <w:t xml:space="preserve">Fig 20</w:t>
       </w:r>
     </w:p>
     <w:p>
@@ -9315,14 +9849,14 @@
         <w:t xml:space="preserve">ER Diagram</w:t>
       </w:r>
     </w:p>
-    <w:bookmarkEnd w:id="124"/>
-    <w:bookmarkStart w:id="125" w:name="schema-diagram"/>
+    <w:bookmarkEnd w:id="121"/>
+    <w:bookmarkStart w:id="122" w:name="schema-diagram"/>
     <w:p>
       <w:pPr>
         <w:pStyle w:val="Heading2"/>
       </w:pPr>
       <w:r>
-        <w:t xml:space="preserve">6.5 Schema Diagram:</w:t>
+        <w:t xml:space="preserve">6.5 Schema Diagram</w:t>
       </w:r>
     </w:p>
     <w:tbl>
@@ -9340,6 +9874,7 @@
       <w:tr>
         <w:trPr>
           <w:tblHeader w:val="true"/>
+          <w:cantSplit/>
         </w:trPr>
         <w:tc>
           <w:tcPr/>
@@ -9415,6 +9950,9 @@
             </w:r>
           </w:p>
         </w:tc>
+        <w:trPr>
+          <w:cantSplit/>
+        </w:trPr>
       </w:tr>
       <w:tr>
         <w:tc>
@@ -9449,6 +9987,9 @@
             </w:r>
           </w:p>
         </w:tc>
+        <w:trPr>
+          <w:cantSplit/>
+        </w:trPr>
       </w:tr>
       <w:tr>
         <w:tc>
@@ -9483,6 +10024,9 @@
             </w:r>
           </w:p>
         </w:tc>
+        <w:trPr>
+          <w:cantSplit/>
+        </w:trPr>
       </w:tr>
       <w:tr>
         <w:tc>
@@ -9517,6 +10061,9 @@
             </w:r>
           </w:p>
         </w:tc>
+        <w:trPr>
+          <w:cantSplit/>
+        </w:trPr>
       </w:tr>
       <w:tr>
         <w:tc>
@@ -9551,6 +10098,9 @@
             </w:r>
           </w:p>
         </w:tc>
+        <w:trPr>
+          <w:cantSplit/>
+        </w:trPr>
       </w:tr>
       <w:tr>
         <w:tc>
@@ -9585,6 +10135,9 @@
             </w:r>
           </w:p>
         </w:tc>
+        <w:trPr>
+          <w:cantSplit/>
+        </w:trPr>
       </w:tr>
       <w:tr>
         <w:tc>
@@ -9635,6 +10188,9 @@
             </w:r>
           </w:p>
         </w:tc>
+        <w:trPr>
+          <w:cantSplit/>
+        </w:trPr>
       </w:tr>
       <w:tr>
         <w:tc>
@@ -9669,6 +10225,9 @@
             </w:r>
           </w:p>
         </w:tc>
+        <w:trPr>
+          <w:cantSplit/>
+        </w:trPr>
       </w:tr>
       <w:tr>
         <w:tc>
@@ -9703,6 +10262,9 @@
             </w:r>
           </w:p>
         </w:tc>
+        <w:trPr>
+          <w:cantSplit/>
+        </w:trPr>
       </w:tr>
       <w:tr>
         <w:tc>
@@ -9741,6 +10303,9 @@
             </w:r>
           </w:p>
         </w:tc>
+        <w:trPr>
+          <w:cantSplit/>
+        </w:trPr>
       </w:tr>
       <w:tr>
         <w:tc>
@@ -9775,6 +10340,9 @@
             </w:r>
           </w:p>
         </w:tc>
+        <w:trPr>
+          <w:cantSplit/>
+        </w:trPr>
       </w:tr>
       <w:tr>
         <w:tc>
@@ -9809,6 +10377,9 @@
             </w:r>
           </w:p>
         </w:tc>
+        <w:trPr>
+          <w:cantSplit/>
+        </w:trPr>
       </w:tr>
       <w:tr>
         <w:tc>
@@ -9843,6 +10414,9 @@
             </w:r>
           </w:p>
         </w:tc>
+        <w:trPr>
+          <w:cantSplit/>
+        </w:trPr>
       </w:tr>
       <w:tr>
         <w:tc>
@@ -9877,6 +10451,9 @@
             </w:r>
           </w:p>
         </w:tc>
+        <w:trPr>
+          <w:cantSplit/>
+        </w:trPr>
       </w:tr>
       <w:tr>
         <w:tc>
@@ -9911,6 +10488,9 @@
             </w:r>
           </w:p>
         </w:tc>
+        <w:trPr>
+          <w:cantSplit/>
+        </w:trPr>
       </w:tr>
       <w:tr>
         <w:tc>
@@ -9945,6 +10525,9 @@
             </w:r>
           </w:p>
         </w:tc>
+        <w:trPr>
+          <w:cantSplit/>
+        </w:trPr>
       </w:tr>
       <w:tr>
         <w:tc>
@@ -9979,6 +10562,9 @@
             </w:r>
           </w:p>
         </w:tc>
+        <w:trPr>
+          <w:cantSplit/>
+        </w:trPr>
       </w:tr>
       <w:tr>
         <w:tc>
@@ -10017,6 +10603,9 @@
             </w:r>
           </w:p>
         </w:tc>
+        <w:trPr>
+          <w:cantSplit/>
+        </w:trPr>
       </w:tr>
       <w:tr>
         <w:tc>
@@ -10051,6 +10640,9 @@
             </w:r>
           </w:p>
         </w:tc>
+        <w:trPr>
+          <w:cantSplit/>
+        </w:trPr>
       </w:tr>
       <w:tr>
         <w:tc>
@@ -10085,6 +10677,9 @@
             </w:r>
           </w:p>
         </w:tc>
+        <w:trPr>
+          <w:cantSplit/>
+        </w:trPr>
       </w:tr>
       <w:tr>
         <w:tc>
@@ -10119,6 +10714,9 @@
             </w:r>
           </w:p>
         </w:tc>
+        <w:trPr>
+          <w:cantSplit/>
+        </w:trPr>
       </w:tr>
       <w:tr>
         <w:tc>
@@ -10153,6 +10751,9 @@
             </w:r>
           </w:p>
         </w:tc>
+        <w:trPr>
+          <w:cantSplit/>
+        </w:trPr>
       </w:tr>
       <w:tr>
         <w:tc>
@@ -10187,6 +10788,9 @@
             </w:r>
           </w:p>
         </w:tc>
+        <w:trPr>
+          <w:cantSplit/>
+        </w:trPr>
       </w:tr>
       <w:tr>
         <w:tc>
@@ -10221,6 +10825,9 @@
             </w:r>
           </w:p>
         </w:tc>
+        <w:trPr>
+          <w:cantSplit/>
+        </w:trPr>
       </w:tr>
       <w:tr>
         <w:tc>
@@ -10255,6 +10862,9 @@
             </w:r>
           </w:p>
         </w:tc>
+        <w:trPr>
+          <w:cantSplit/>
+        </w:trPr>
       </w:tr>
       <w:tr>
         <w:tc>
@@ -10289,6 +10899,9 @@
             </w:r>
           </w:p>
         </w:tc>
+        <w:trPr>
+          <w:cantSplit/>
+        </w:trPr>
       </w:tr>
       <w:tr>
         <w:tc>
@@ -10323,6 +10936,9 @@
             </w:r>
           </w:p>
         </w:tc>
+        <w:trPr>
+          <w:cantSplit/>
+        </w:trPr>
       </w:tr>
       <w:tr>
         <w:tc>
@@ -10361,6 +10977,9 @@
             </w:r>
           </w:p>
         </w:tc>
+        <w:trPr>
+          <w:cantSplit/>
+        </w:trPr>
       </w:tr>
       <w:tr>
         <w:tc>
@@ -10395,6 +11014,9 @@
             </w:r>
           </w:p>
         </w:tc>
+        <w:trPr>
+          <w:cantSplit/>
+        </w:trPr>
       </w:tr>
       <w:tr>
         <w:tc>
@@ -10429,6 +11051,9 @@
             </w:r>
           </w:p>
         </w:tc>
+        <w:trPr>
+          <w:cantSplit/>
+        </w:trPr>
       </w:tr>
       <w:tr>
         <w:tc>
@@ -10463,6 +11088,9 @@
             </w:r>
           </w:p>
         </w:tc>
+        <w:trPr>
+          <w:cantSplit/>
+        </w:trPr>
       </w:tr>
       <w:tr>
         <w:tc>
@@ -10497,6 +11125,9 @@
             </w:r>
           </w:p>
         </w:tc>
+        <w:trPr>
+          <w:cantSplit/>
+        </w:trPr>
       </w:tr>
       <w:tr>
         <w:tc>
@@ -10531,6 +11162,9 @@
             </w:r>
           </w:p>
         </w:tc>
+        <w:trPr>
+          <w:cantSplit/>
+        </w:trPr>
       </w:tr>
       <w:tr>
         <w:tc>
@@ -10569,6 +11203,9 @@
             </w:r>
           </w:p>
         </w:tc>
+        <w:trPr>
+          <w:cantSplit/>
+        </w:trPr>
       </w:tr>
       <w:tr>
         <w:tc>
@@ -10603,6 +11240,9 @@
             </w:r>
           </w:p>
         </w:tc>
+        <w:trPr>
+          <w:cantSplit/>
+        </w:trPr>
       </w:tr>
       <w:tr>
         <w:tc>
@@ -10637,6 +11277,9 @@
             </w:r>
           </w:p>
         </w:tc>
+        <w:trPr>
+          <w:cantSplit/>
+        </w:trPr>
       </w:tr>
       <w:tr>
         <w:tc>
@@ -10671,6 +11314,9 @@
             </w:r>
           </w:p>
         </w:tc>
+        <w:trPr>
+          <w:cantSplit/>
+        </w:trPr>
       </w:tr>
       <w:tr>
         <w:tc>
@@ -10705,6 +11351,9 @@
             </w:r>
           </w:p>
         </w:tc>
+        <w:trPr>
+          <w:cantSplit/>
+        </w:trPr>
       </w:tr>
       <w:tr>
         <w:tc>
@@ -10739,6 +11388,9 @@
             </w:r>
           </w:p>
         </w:tc>
+        <w:trPr>
+          <w:cantSplit/>
+        </w:trPr>
       </w:tr>
       <w:tr>
         <w:tc>
@@ -10773,6 +11425,9 @@
             </w:r>
           </w:p>
         </w:tc>
+        <w:trPr>
+          <w:cantSplit/>
+        </w:trPr>
       </w:tr>
       <w:tr>
         <w:tc>
@@ -10807,6 +11462,9 @@
             </w:r>
           </w:p>
         </w:tc>
+        <w:trPr>
+          <w:cantSplit/>
+        </w:trPr>
       </w:tr>
       <w:tr>
         <w:tc>
@@ -10841,6 +11499,9 @@
             </w:r>
           </w:p>
         </w:tc>
+        <w:trPr>
+          <w:cantSplit/>
+        </w:trPr>
       </w:tr>
       <w:tr>
         <w:tc>
@@ -10875,6 +11536,9 @@
             </w:r>
           </w:p>
         </w:tc>
+        <w:trPr>
+          <w:cantSplit/>
+        </w:trPr>
       </w:tr>
       <w:tr>
         <w:tc>
@@ -10909,6 +11573,9 @@
             </w:r>
           </w:p>
         </w:tc>
+        <w:trPr>
+          <w:cantSplit/>
+        </w:trPr>
       </w:tr>
       <w:tr>
         <w:tc>
@@ -10943,6 +11610,9 @@
             </w:r>
           </w:p>
         </w:tc>
+        <w:trPr>
+          <w:cantSplit/>
+        </w:trPr>
       </w:tr>
       <w:tr>
         <w:tc>
@@ -10977,6 +11647,9 @@
             </w:r>
           </w:p>
         </w:tc>
+        <w:trPr>
+          <w:cantSplit/>
+        </w:trPr>
       </w:tr>
       <w:tr>
         <w:tc>
@@ -11015,6 +11688,9 @@
             </w:r>
           </w:p>
         </w:tc>
+        <w:trPr>
+          <w:cantSplit/>
+        </w:trPr>
       </w:tr>
       <w:tr>
         <w:tc>
@@ -11049,6 +11725,9 @@
             </w:r>
           </w:p>
         </w:tc>
+        <w:trPr>
+          <w:cantSplit/>
+        </w:trPr>
       </w:tr>
       <w:tr>
         <w:tc>
@@ -11083,6 +11762,9 @@
             </w:r>
           </w:p>
         </w:tc>
+        <w:trPr>
+          <w:cantSplit/>
+        </w:trPr>
       </w:tr>
       <w:tr>
         <w:tc>
@@ -11117,6 +11799,9 @@
             </w:r>
           </w:p>
         </w:tc>
+        <w:trPr>
+          <w:cantSplit/>
+        </w:trPr>
       </w:tr>
       <w:tr>
         <w:tc>
@@ -11151,6 +11836,9 @@
             </w:r>
           </w:p>
         </w:tc>
+        <w:trPr>
+          <w:cantSplit/>
+        </w:trPr>
       </w:tr>
       <w:tr>
         <w:tc>
@@ -11185,6 +11873,9 @@
             </w:r>
           </w:p>
         </w:tc>
+        <w:trPr>
+          <w:cantSplit/>
+        </w:trPr>
       </w:tr>
       <w:tr>
         <w:tc>
@@ -11219,6 +11910,9 @@
             </w:r>
           </w:p>
         </w:tc>
+        <w:trPr>
+          <w:cantSplit/>
+        </w:trPr>
       </w:tr>
       <w:tr>
         <w:tc>
@@ -11253,6 +11947,9 @@
             </w:r>
           </w:p>
         </w:tc>
+        <w:trPr>
+          <w:cantSplit/>
+        </w:trPr>
       </w:tr>
       <w:tr>
         <w:tc>
@@ -11287,6 +11984,9 @@
             </w:r>
           </w:p>
         </w:tc>
+        <w:trPr>
+          <w:cantSplit/>
+        </w:trPr>
       </w:tr>
       <w:tr>
         <w:tc>
@@ -11321,6 +12021,9 @@
             </w:r>
           </w:p>
         </w:tc>
+        <w:trPr>
+          <w:cantSplit/>
+        </w:trPr>
       </w:tr>
       <w:tr>
         <w:tc>
@@ -11355,6 +12058,9 @@
             </w:r>
           </w:p>
         </w:tc>
+        <w:trPr>
+          <w:cantSplit/>
+        </w:trPr>
       </w:tr>
       <w:tr>
         <w:tc>
@@ -11389,6 +12095,9 @@
             </w:r>
           </w:p>
         </w:tc>
+        <w:trPr>
+          <w:cantSplit/>
+        </w:trPr>
       </w:tr>
       <w:tr>
         <w:tc>
@@ -11423,6 +12132,9 @@
             </w:r>
           </w:p>
         </w:tc>
+        <w:trPr>
+          <w:cantSplit/>
+        </w:trPr>
       </w:tr>
       <w:tr>
         <w:tc>
@@ -11457,6 +12169,9 @@
             </w:r>
           </w:p>
         </w:tc>
+        <w:trPr>
+          <w:cantSplit/>
+        </w:trPr>
       </w:tr>
       <w:tr>
         <w:tc>
@@ -11491,6 +12206,9 @@
             </w:r>
           </w:p>
         </w:tc>
+        <w:trPr>
+          <w:cantSplit/>
+        </w:trPr>
       </w:tr>
       <w:tr>
         <w:tc>
@@ -11525,6 +12243,9 @@
             </w:r>
           </w:p>
         </w:tc>
+        <w:trPr>
+          <w:cantSplit/>
+        </w:trPr>
       </w:tr>
       <w:tr>
         <w:tc>
@@ -11607,6 +12328,9 @@
             </w:r>
           </w:p>
         </w:tc>
+        <w:trPr>
+          <w:cantSplit/>
+        </w:trPr>
       </w:tr>
       <w:tr>
         <w:tc>
@@ -11641,6 +12365,9 @@
             </w:r>
           </w:p>
         </w:tc>
+        <w:trPr>
+          <w:cantSplit/>
+        </w:trPr>
       </w:tr>
       <w:tr>
         <w:tc>
@@ -11709,6 +12436,9 @@
             </w:r>
           </w:p>
         </w:tc>
+        <w:trPr>
+          <w:cantSplit/>
+        </w:trPr>
       </w:tr>
       <w:tr>
         <w:tc>
@@ -11743,6 +12473,9 @@
             </w:r>
           </w:p>
         </w:tc>
+        <w:trPr>
+          <w:cantSplit/>
+        </w:trPr>
       </w:tr>
       <w:tr>
         <w:tc>
@@ -11777,6 +12510,9 @@
             </w:r>
           </w:p>
         </w:tc>
+        <w:trPr>
+          <w:cantSplit/>
+        </w:trPr>
       </w:tr>
       <w:tr>
         <w:tc>
@@ -11811,6 +12547,9 @@
             </w:r>
           </w:p>
         </w:tc>
+        <w:trPr>
+          <w:cantSplit/>
+        </w:trPr>
       </w:tr>
       <w:tr>
         <w:tc>
@@ -11849,6 +12588,9 @@
             </w:r>
           </w:p>
         </w:tc>
+        <w:trPr>
+          <w:cantSplit/>
+        </w:trPr>
       </w:tr>
       <w:tr>
         <w:tc>
@@ -11883,6 +12625,9 @@
             </w:r>
           </w:p>
         </w:tc>
+        <w:trPr>
+          <w:cantSplit/>
+        </w:trPr>
       </w:tr>
       <w:tr>
         <w:tc>
@@ -11917,18 +12662,26 @@
             </w:r>
           </w:p>
         </w:tc>
+        <w:trPr>
+          <w:cantSplit/>
+        </w:trPr>
       </w:tr>
     </w:tbl>
     <w:p>
       <w:r>
         <w:pict>
-          <v:rect style="width:0;height:1.5pt" o:hralign="center" o:hrstd="t" o:hr="t"/>
+          <ns1:rect style="width:0;height:1.5pt" ns2:hralign="center" ns2:hrstd="t" ns2:hr="t"/>
         </w:pict>
       </w:r>
     </w:p>
-    <w:bookmarkEnd w:id="125"/>
-    <w:bookmarkEnd w:id="126"/>
-    <w:bookmarkStart w:id="150" w:name="class-based-diagram"/>
+    <w:p>
+      <w:r>
+        <w:br w:type="page"/>
+      </w:r>
+    </w:p>
+    <w:bookmarkEnd w:id="122"/>
+    <w:bookmarkEnd w:id="123"/>
+    <w:bookmarkStart w:id="147" w:name="class-based-diagram"/>
     <w:p>
       <w:pPr>
         <w:pStyle w:val="Heading1"/>
@@ -11975,13 +12728,13 @@
         <w:t xml:space="preserve">between the classes that are defined.</w:t>
       </w:r>
     </w:p>
-    <w:bookmarkStart w:id="127" w:name="identified-nouns"/>
+    <w:bookmarkStart w:id="124" w:name="identified-nouns"/>
     <w:p>
       <w:pPr>
         <w:pStyle w:val="Heading2"/>
       </w:pPr>
       <w:r>
-        <w:t xml:space="preserve">7.1 Identified Nouns:</w:t>
+        <w:t xml:space="preserve">7.1 Identified Nouns</w:t>
       </w:r>
     </w:p>
     <w:tbl>
@@ -11998,6 +12751,7 @@
       <w:tr>
         <w:trPr>
           <w:tblHeader w:val="true"/>
+          <w:cantSplit/>
         </w:trPr>
         <w:tc>
           <w:tcPr/>
@@ -12049,6 +12803,9 @@
             </w:r>
           </w:p>
         </w:tc>
+        <w:trPr>
+          <w:cantSplit/>
+        </w:trPr>
       </w:tr>
       <w:tr>
         <w:tc>
@@ -12075,6 +12832,9 @@
             </w:r>
           </w:p>
         </w:tc>
+        <w:trPr>
+          <w:cantSplit/>
+        </w:trPr>
       </w:tr>
       <w:tr>
         <w:tc>
@@ -12101,6 +12861,9 @@
             </w:r>
           </w:p>
         </w:tc>
+        <w:trPr>
+          <w:cantSplit/>
+        </w:trPr>
       </w:tr>
       <w:tr>
         <w:tc>
@@ -12127,6 +12890,9 @@
             </w:r>
           </w:p>
         </w:tc>
+        <w:trPr>
+          <w:cantSplit/>
+        </w:trPr>
       </w:tr>
       <w:tr>
         <w:tc>
@@ -12153,6 +12919,9 @@
             </w:r>
           </w:p>
         </w:tc>
+        <w:trPr>
+          <w:cantSplit/>
+        </w:trPr>
       </w:tr>
       <w:tr>
         <w:tc>
@@ -12179,6 +12948,9 @@
             </w:r>
           </w:p>
         </w:tc>
+        <w:trPr>
+          <w:cantSplit/>
+        </w:trPr>
       </w:tr>
       <w:tr>
         <w:tc>
@@ -12205,6 +12977,9 @@
             </w:r>
           </w:p>
         </w:tc>
+        <w:trPr>
+          <w:cantSplit/>
+        </w:trPr>
       </w:tr>
       <w:tr>
         <w:tc>
@@ -12231,6 +13006,9 @@
             </w:r>
           </w:p>
         </w:tc>
+        <w:trPr>
+          <w:cantSplit/>
+        </w:trPr>
       </w:tr>
       <w:tr>
         <w:tc>
@@ -12257,6 +13035,9 @@
             </w:r>
           </w:p>
         </w:tc>
+        <w:trPr>
+          <w:cantSplit/>
+        </w:trPr>
       </w:tr>
       <w:tr>
         <w:tc>
@@ -12283,6 +13064,9 @@
             </w:r>
           </w:p>
         </w:tc>
+        <w:trPr>
+          <w:cantSplit/>
+        </w:trPr>
       </w:tr>
       <w:tr>
         <w:tc>
@@ -12309,6 +13093,9 @@
             </w:r>
           </w:p>
         </w:tc>
+        <w:trPr>
+          <w:cantSplit/>
+        </w:trPr>
       </w:tr>
       <w:tr>
         <w:tc>
@@ -12335,6 +13122,9 @@
             </w:r>
           </w:p>
         </w:tc>
+        <w:trPr>
+          <w:cantSplit/>
+        </w:trPr>
       </w:tr>
       <w:tr>
         <w:tc>
@@ -12361,6 +13151,9 @@
             </w:r>
           </w:p>
         </w:tc>
+        <w:trPr>
+          <w:cantSplit/>
+        </w:trPr>
       </w:tr>
       <w:tr>
         <w:tc>
@@ -12387,6 +13180,9 @@
             </w:r>
           </w:p>
         </w:tc>
+        <w:trPr>
+          <w:cantSplit/>
+        </w:trPr>
       </w:tr>
       <w:tr>
         <w:tc>
@@ -12413,6 +13209,9 @@
             </w:r>
           </w:p>
         </w:tc>
+        <w:trPr>
+          <w:cantSplit/>
+        </w:trPr>
       </w:tr>
       <w:tr>
         <w:tc>
@@ -12439,6 +13238,9 @@
             </w:r>
           </w:p>
         </w:tc>
+        <w:trPr>
+          <w:cantSplit/>
+        </w:trPr>
       </w:tr>
       <w:tr>
         <w:tc>
@@ -12465,6 +13267,9 @@
             </w:r>
           </w:p>
         </w:tc>
+        <w:trPr>
+          <w:cantSplit/>
+        </w:trPr>
       </w:tr>
       <w:tr>
         <w:tc>
@@ -12491,6 +13296,9 @@
             </w:r>
           </w:p>
         </w:tc>
+        <w:trPr>
+          <w:cantSplit/>
+        </w:trPr>
       </w:tr>
       <w:tr>
         <w:tc>
@@ -12517,6 +13325,9 @@
             </w:r>
           </w:p>
         </w:tc>
+        <w:trPr>
+          <w:cantSplit/>
+        </w:trPr>
       </w:tr>
       <w:tr>
         <w:tc>
@@ -12543,6 +13354,9 @@
             </w:r>
           </w:p>
         </w:tc>
+        <w:trPr>
+          <w:cantSplit/>
+        </w:trPr>
       </w:tr>
       <w:tr>
         <w:tc>
@@ -12569,6 +13383,9 @@
             </w:r>
           </w:p>
         </w:tc>
+        <w:trPr>
+          <w:cantSplit/>
+        </w:trPr>
       </w:tr>
       <w:tr>
         <w:tc>
@@ -12595,6 +13412,9 @@
             </w:r>
           </w:p>
         </w:tc>
+        <w:trPr>
+          <w:cantSplit/>
+        </w:trPr>
       </w:tr>
       <w:tr>
         <w:tc>
@@ -12621,6 +13441,9 @@
             </w:r>
           </w:p>
         </w:tc>
+        <w:trPr>
+          <w:cantSplit/>
+        </w:trPr>
       </w:tr>
       <w:tr>
         <w:tc>
@@ -12647,6 +13470,9 @@
             </w:r>
           </w:p>
         </w:tc>
+        <w:trPr>
+          <w:cantSplit/>
+        </w:trPr>
       </w:tr>
       <w:tr>
         <w:tc>
@@ -12673,6 +13499,9 @@
             </w:r>
           </w:p>
         </w:tc>
+        <w:trPr>
+          <w:cantSplit/>
+        </w:trPr>
       </w:tr>
       <w:tr>
         <w:tc>
@@ -12699,6 +13528,9 @@
             </w:r>
           </w:p>
         </w:tc>
+        <w:trPr>
+          <w:cantSplit/>
+        </w:trPr>
       </w:tr>
       <w:tr>
         <w:tc>
@@ -12725,6 +13557,9 @@
             </w:r>
           </w:p>
         </w:tc>
+        <w:trPr>
+          <w:cantSplit/>
+        </w:trPr>
       </w:tr>
       <w:tr>
         <w:tc>
@@ -12751,6 +13586,9 @@
             </w:r>
           </w:p>
         </w:tc>
+        <w:trPr>
+          <w:cantSplit/>
+        </w:trPr>
       </w:tr>
       <w:tr>
         <w:tc>
@@ -12777,6 +13615,9 @@
             </w:r>
           </w:p>
         </w:tc>
+        <w:trPr>
+          <w:cantSplit/>
+        </w:trPr>
       </w:tr>
       <w:tr>
         <w:tc>
@@ -12803,6 +13644,9 @@
             </w:r>
           </w:p>
         </w:tc>
+        <w:trPr>
+          <w:cantSplit/>
+        </w:trPr>
       </w:tr>
       <w:tr>
         <w:tc>
@@ -12829,6 +13673,9 @@
             </w:r>
           </w:p>
         </w:tc>
+        <w:trPr>
+          <w:cantSplit/>
+        </w:trPr>
       </w:tr>
       <w:tr>
         <w:tc>
@@ -12855,6 +13702,9 @@
             </w:r>
           </w:p>
         </w:tc>
+        <w:trPr>
+          <w:cantSplit/>
+        </w:trPr>
       </w:tr>
       <w:tr>
         <w:tc>
@@ -12881,6 +13731,9 @@
             </w:r>
           </w:p>
         </w:tc>
+        <w:trPr>
+          <w:cantSplit/>
+        </w:trPr>
       </w:tr>
       <w:tr>
         <w:tc>
@@ -12907,6 +13760,9 @@
             </w:r>
           </w:p>
         </w:tc>
+        <w:trPr>
+          <w:cantSplit/>
+        </w:trPr>
       </w:tr>
       <w:tr>
         <w:tc>
@@ -12933,6 +13789,9 @@
             </w:r>
           </w:p>
         </w:tc>
+        <w:trPr>
+          <w:cantSplit/>
+        </w:trPr>
       </w:tr>
       <w:tr>
         <w:tc>
@@ -12959,6 +13818,9 @@
             </w:r>
           </w:p>
         </w:tc>
+        <w:trPr>
+          <w:cantSplit/>
+        </w:trPr>
       </w:tr>
       <w:tr>
         <w:tc>
@@ -12985,6 +13847,9 @@
             </w:r>
           </w:p>
         </w:tc>
+        <w:trPr>
+          <w:cantSplit/>
+        </w:trPr>
       </w:tr>
       <w:tr>
         <w:tc>
@@ -13011,6 +13876,9 @@
             </w:r>
           </w:p>
         </w:tc>
+        <w:trPr>
+          <w:cantSplit/>
+        </w:trPr>
       </w:tr>
       <w:tr>
         <w:tc>
@@ -13037,6 +13905,9 @@
             </w:r>
           </w:p>
         </w:tc>
+        <w:trPr>
+          <w:cantSplit/>
+        </w:trPr>
       </w:tr>
       <w:tr>
         <w:tc>
@@ -13063,6 +13934,9 @@
             </w:r>
           </w:p>
         </w:tc>
+        <w:trPr>
+          <w:cantSplit/>
+        </w:trPr>
       </w:tr>
       <w:tr>
         <w:tc>
@@ -13089,6 +13963,9 @@
             </w:r>
           </w:p>
         </w:tc>
+        <w:trPr>
+          <w:cantSplit/>
+        </w:trPr>
       </w:tr>
       <w:tr>
         <w:tc>
@@ -13115,6 +13992,9 @@
             </w:r>
           </w:p>
         </w:tc>
+        <w:trPr>
+          <w:cantSplit/>
+        </w:trPr>
       </w:tr>
       <w:tr>
         <w:tc>
@@ -13141,6 +14021,9 @@
             </w:r>
           </w:p>
         </w:tc>
+        <w:trPr>
+          <w:cantSplit/>
+        </w:trPr>
       </w:tr>
       <w:tr>
         <w:tc>
@@ -13167,6 +14050,9 @@
             </w:r>
           </w:p>
         </w:tc>
+        <w:trPr>
+          <w:cantSplit/>
+        </w:trPr>
       </w:tr>
       <w:tr>
         <w:tc>
@@ -13193,16 +14079,19 @@
             </w:r>
           </w:p>
         </w:tc>
+        <w:trPr>
+          <w:cantSplit/>
+        </w:trPr>
       </w:tr>
     </w:tbl>
-    <w:bookmarkEnd w:id="127"/>
-    <w:bookmarkStart w:id="128" w:name="identified-verbs"/>
+    <w:bookmarkEnd w:id="124"/>
+    <w:bookmarkStart w:id="125" w:name="identified-verbs"/>
     <w:p>
       <w:pPr>
         <w:pStyle w:val="Heading2"/>
       </w:pPr>
       <w:r>
-        <w:t xml:space="preserve">7.2 Identified Verbs:</w:t>
+        <w:t xml:space="preserve">7.2 Identified Verbs</w:t>
       </w:r>
     </w:p>
     <w:tbl>
@@ -13219,6 +14108,7 @@
       <w:tr>
         <w:trPr>
           <w:tblHeader w:val="true"/>
+          <w:cantSplit/>
         </w:trPr>
         <w:tc>
           <w:tcPr/>
@@ -13270,6 +14160,9 @@
             </w:r>
           </w:p>
         </w:tc>
+        <w:trPr>
+          <w:cantSplit/>
+        </w:trPr>
       </w:tr>
       <w:tr>
         <w:tc>
@@ -13296,6 +14189,9 @@
             </w:r>
           </w:p>
         </w:tc>
+        <w:trPr>
+          <w:cantSplit/>
+        </w:trPr>
       </w:tr>
       <w:tr>
         <w:tc>
@@ -13322,6 +14218,9 @@
             </w:r>
           </w:p>
         </w:tc>
+        <w:trPr>
+          <w:cantSplit/>
+        </w:trPr>
       </w:tr>
       <w:tr>
         <w:tc>
@@ -13348,6 +14247,9 @@
             </w:r>
           </w:p>
         </w:tc>
+        <w:trPr>
+          <w:cantSplit/>
+        </w:trPr>
       </w:tr>
       <w:tr>
         <w:tc>
@@ -13374,6 +14276,9 @@
             </w:r>
           </w:p>
         </w:tc>
+        <w:trPr>
+          <w:cantSplit/>
+        </w:trPr>
       </w:tr>
       <w:tr>
         <w:tc>
@@ -13400,6 +14305,9 @@
             </w:r>
           </w:p>
         </w:tc>
+        <w:trPr>
+          <w:cantSplit/>
+        </w:trPr>
       </w:tr>
       <w:tr>
         <w:tc>
@@ -13426,6 +14334,9 @@
             </w:r>
           </w:p>
         </w:tc>
+        <w:trPr>
+          <w:cantSplit/>
+        </w:trPr>
       </w:tr>
       <w:tr>
         <w:tc>
@@ -13452,6 +14363,9 @@
             </w:r>
           </w:p>
         </w:tc>
+        <w:trPr>
+          <w:cantSplit/>
+        </w:trPr>
       </w:tr>
       <w:tr>
         <w:tc>
@@ -13478,6 +14392,9 @@
             </w:r>
           </w:p>
         </w:tc>
+        <w:trPr>
+          <w:cantSplit/>
+        </w:trPr>
       </w:tr>
       <w:tr>
         <w:tc>
@@ -13504,6 +14421,9 @@
             </w:r>
           </w:p>
         </w:tc>
+        <w:trPr>
+          <w:cantSplit/>
+        </w:trPr>
       </w:tr>
       <w:tr>
         <w:tc>
@@ -13530,6 +14450,9 @@
             </w:r>
           </w:p>
         </w:tc>
+        <w:trPr>
+          <w:cantSplit/>
+        </w:trPr>
       </w:tr>
       <w:tr>
         <w:tc>
@@ -13556,6 +14479,9 @@
             </w:r>
           </w:p>
         </w:tc>
+        <w:trPr>
+          <w:cantSplit/>
+        </w:trPr>
       </w:tr>
       <w:tr>
         <w:tc>
@@ -13582,6 +14508,9 @@
             </w:r>
           </w:p>
         </w:tc>
+        <w:trPr>
+          <w:cantSplit/>
+        </w:trPr>
       </w:tr>
       <w:tr>
         <w:tc>
@@ -13608,6 +14537,9 @@
             </w:r>
           </w:p>
         </w:tc>
+        <w:trPr>
+          <w:cantSplit/>
+        </w:trPr>
       </w:tr>
       <w:tr>
         <w:tc>
@@ -13634,6 +14566,9 @@
             </w:r>
           </w:p>
         </w:tc>
+        <w:trPr>
+          <w:cantSplit/>
+        </w:trPr>
       </w:tr>
       <w:tr>
         <w:tc>
@@ -13660,6 +14595,9 @@
             </w:r>
           </w:p>
         </w:tc>
+        <w:trPr>
+          <w:cantSplit/>
+        </w:trPr>
       </w:tr>
       <w:tr>
         <w:tc>
@@ -13686,6 +14624,9 @@
             </w:r>
           </w:p>
         </w:tc>
+        <w:trPr>
+          <w:cantSplit/>
+        </w:trPr>
       </w:tr>
       <w:tr>
         <w:tc>
@@ -13712,6 +14653,9 @@
             </w:r>
           </w:p>
         </w:tc>
+        <w:trPr>
+          <w:cantSplit/>
+        </w:trPr>
       </w:tr>
       <w:tr>
         <w:tc>
@@ -13738,6 +14682,9 @@
             </w:r>
           </w:p>
         </w:tc>
+        <w:trPr>
+          <w:cantSplit/>
+        </w:trPr>
       </w:tr>
       <w:tr>
         <w:tc>
@@ -13764,6 +14711,9 @@
             </w:r>
           </w:p>
         </w:tc>
+        <w:trPr>
+          <w:cantSplit/>
+        </w:trPr>
       </w:tr>
       <w:tr>
         <w:tc>
@@ -13790,6 +14740,9 @@
             </w:r>
           </w:p>
         </w:tc>
+        <w:trPr>
+          <w:cantSplit/>
+        </w:trPr>
       </w:tr>
       <w:tr>
         <w:tc>
@@ -13816,6 +14769,9 @@
             </w:r>
           </w:p>
         </w:tc>
+        <w:trPr>
+          <w:cantSplit/>
+        </w:trPr>
       </w:tr>
       <w:tr>
         <w:tc>
@@ -13842,6 +14798,9 @@
             </w:r>
           </w:p>
         </w:tc>
+        <w:trPr>
+          <w:cantSplit/>
+        </w:trPr>
       </w:tr>
       <w:tr>
         <w:tc>
@@ -13868,6 +14827,9 @@
             </w:r>
           </w:p>
         </w:tc>
+        <w:trPr>
+          <w:cantSplit/>
+        </w:trPr>
       </w:tr>
       <w:tr>
         <w:tc>
@@ -13894,6 +14856,9 @@
             </w:r>
           </w:p>
         </w:tc>
+        <w:trPr>
+          <w:cantSplit/>
+        </w:trPr>
       </w:tr>
       <w:tr>
         <w:tc>
@@ -13920,6 +14885,9 @@
             </w:r>
           </w:p>
         </w:tc>
+        <w:trPr>
+          <w:cantSplit/>
+        </w:trPr>
       </w:tr>
       <w:tr>
         <w:tc>
@@ -13946,6 +14914,9 @@
             </w:r>
           </w:p>
         </w:tc>
+        <w:trPr>
+          <w:cantSplit/>
+        </w:trPr>
       </w:tr>
       <w:tr>
         <w:tc>
@@ -13972,6 +14943,9 @@
             </w:r>
           </w:p>
         </w:tc>
+        <w:trPr>
+          <w:cantSplit/>
+        </w:trPr>
       </w:tr>
       <w:tr>
         <w:tc>
@@ -13998,6 +14972,9 @@
             </w:r>
           </w:p>
         </w:tc>
+        <w:trPr>
+          <w:cantSplit/>
+        </w:trPr>
       </w:tr>
       <w:tr>
         <w:tc>
@@ -14024,6 +15001,9 @@
             </w:r>
           </w:p>
         </w:tc>
+        <w:trPr>
+          <w:cantSplit/>
+        </w:trPr>
       </w:tr>
       <w:tr>
         <w:tc>
@@ -14050,6 +15030,9 @@
             </w:r>
           </w:p>
         </w:tc>
+        <w:trPr>
+          <w:cantSplit/>
+        </w:trPr>
       </w:tr>
       <w:tr>
         <w:tc>
@@ -14076,6 +15059,9 @@
             </w:r>
           </w:p>
         </w:tc>
+        <w:trPr>
+          <w:cantSplit/>
+        </w:trPr>
       </w:tr>
       <w:tr>
         <w:tc>
@@ -14102,6 +15088,9 @@
             </w:r>
           </w:p>
         </w:tc>
+        <w:trPr>
+          <w:cantSplit/>
+        </w:trPr>
       </w:tr>
       <w:tr>
         <w:tc>
@@ -14128,6 +15117,9 @@
             </w:r>
           </w:p>
         </w:tc>
+        <w:trPr>
+          <w:cantSplit/>
+        </w:trPr>
       </w:tr>
       <w:tr>
         <w:tc>
@@ -14154,6 +15146,9 @@
             </w:r>
           </w:p>
         </w:tc>
+        <w:trPr>
+          <w:cantSplit/>
+        </w:trPr>
       </w:tr>
       <w:tr>
         <w:tc>
@@ -14180,6 +15175,9 @@
             </w:r>
           </w:p>
         </w:tc>
+        <w:trPr>
+          <w:cantSplit/>
+        </w:trPr>
       </w:tr>
       <w:tr>
         <w:tc>
@@ -14206,6 +15204,9 @@
             </w:r>
           </w:p>
         </w:tc>
+        <w:trPr>
+          <w:cantSplit/>
+        </w:trPr>
       </w:tr>
       <w:tr>
         <w:tc>
@@ -14232,6 +15233,9 @@
             </w:r>
           </w:p>
         </w:tc>
+        <w:trPr>
+          <w:cantSplit/>
+        </w:trPr>
       </w:tr>
       <w:tr>
         <w:tc>
@@ -14258,6 +15262,9 @@
             </w:r>
           </w:p>
         </w:tc>
+        <w:trPr>
+          <w:cantSplit/>
+        </w:trPr>
       </w:tr>
       <w:tr>
         <w:tc>
@@ -14284,6 +15291,9 @@
             </w:r>
           </w:p>
         </w:tc>
+        <w:trPr>
+          <w:cantSplit/>
+        </w:trPr>
       </w:tr>
       <w:tr>
         <w:tc>
@@ -14310,6 +15320,9 @@
             </w:r>
           </w:p>
         </w:tc>
+        <w:trPr>
+          <w:cantSplit/>
+        </w:trPr>
       </w:tr>
       <w:tr>
         <w:tc>
@@ -14336,6 +15349,9 @@
             </w:r>
           </w:p>
         </w:tc>
+        <w:trPr>
+          <w:cantSplit/>
+        </w:trPr>
       </w:tr>
       <w:tr>
         <w:tc>
@@ -14362,16 +15378,19 @@
             </w:r>
           </w:p>
         </w:tc>
+        <w:trPr>
+          <w:cantSplit/>
+        </w:trPr>
       </w:tr>
     </w:tbl>
-    <w:bookmarkEnd w:id="128"/>
-    <w:bookmarkStart w:id="129" w:name="general-classification"/>
+    <w:bookmarkEnd w:id="125"/>
+    <w:bookmarkStart w:id="126" w:name="general-classification"/>
     <w:p>
       <w:pPr>
         <w:pStyle w:val="Heading2"/>
       </w:pPr>
       <w:r>
-        <w:t xml:space="preserve">7.3 General Classification:</w:t>
+        <w:t xml:space="preserve">7.3 General Classification</w:t>
       </w:r>
     </w:p>
     <w:p>
@@ -14507,6 +15526,7 @@
       <w:tr>
         <w:trPr>
           <w:tblHeader w:val="true"/>
+          <w:cantSplit/>
         </w:trPr>
         <w:tc>
           <w:tcPr/>
@@ -14582,6 +15602,9 @@
             </w:r>
           </w:p>
         </w:tc>
+        <w:trPr>
+          <w:cantSplit/>
+        </w:trPr>
       </w:tr>
       <w:tr>
         <w:tc>
@@ -14620,6 +15643,9 @@
             </w:r>
           </w:p>
         </w:tc>
+        <w:trPr>
+          <w:cantSplit/>
+        </w:trPr>
       </w:tr>
       <w:tr>
         <w:tc>
@@ -14658,6 +15684,9 @@
             </w:r>
           </w:p>
         </w:tc>
+        <w:trPr>
+          <w:cantSplit/>
+        </w:trPr>
       </w:tr>
       <w:tr>
         <w:tc>
@@ -14696,6 +15725,9 @@
             </w:r>
           </w:p>
         </w:tc>
+        <w:trPr>
+          <w:cantSplit/>
+        </w:trPr>
       </w:tr>
       <w:tr>
         <w:tc>
@@ -14734,6 +15766,9 @@
             </w:r>
           </w:p>
         </w:tc>
+        <w:trPr>
+          <w:cantSplit/>
+        </w:trPr>
       </w:tr>
       <w:tr>
         <w:tc>
@@ -14772,6 +15807,9 @@
             </w:r>
           </w:p>
         </w:tc>
+        <w:trPr>
+          <w:cantSplit/>
+        </w:trPr>
       </w:tr>
       <w:tr>
         <w:tc>
@@ -14810,6 +15848,9 @@
             </w:r>
           </w:p>
         </w:tc>
+        <w:trPr>
+          <w:cantSplit/>
+        </w:trPr>
       </w:tr>
       <w:tr>
         <w:tc>
@@ -14848,6 +15889,9 @@
             </w:r>
           </w:p>
         </w:tc>
+        <w:trPr>
+          <w:cantSplit/>
+        </w:trPr>
       </w:tr>
       <w:tr>
         <w:tc>
@@ -14886,6 +15930,9 @@
             </w:r>
           </w:p>
         </w:tc>
+        <w:trPr>
+          <w:cantSplit/>
+        </w:trPr>
       </w:tr>
       <w:tr>
         <w:tc>
@@ -14924,6 +15971,9 @@
             </w:r>
           </w:p>
         </w:tc>
+        <w:trPr>
+          <w:cantSplit/>
+        </w:trPr>
       </w:tr>
       <w:tr>
         <w:tc>
@@ -14962,6 +16012,9 @@
             </w:r>
           </w:p>
         </w:tc>
+        <w:trPr>
+          <w:cantSplit/>
+        </w:trPr>
       </w:tr>
       <w:tr>
         <w:tc>
@@ -15000,6 +16053,9 @@
             </w:r>
           </w:p>
         </w:tc>
+        <w:trPr>
+          <w:cantSplit/>
+        </w:trPr>
       </w:tr>
       <w:tr>
         <w:tc>
@@ -15038,6 +16094,9 @@
             </w:r>
           </w:p>
         </w:tc>
+        <w:trPr>
+          <w:cantSplit/>
+        </w:trPr>
       </w:tr>
       <w:tr>
         <w:tc>
@@ -15076,6 +16135,9 @@
             </w:r>
           </w:p>
         </w:tc>
+        <w:trPr>
+          <w:cantSplit/>
+        </w:trPr>
       </w:tr>
       <w:tr>
         <w:tc>
@@ -15114,6 +16176,9 @@
             </w:r>
           </w:p>
         </w:tc>
+        <w:trPr>
+          <w:cantSplit/>
+        </w:trPr>
       </w:tr>
       <w:tr>
         <w:tc>
@@ -15152,6 +16217,9 @@
             </w:r>
           </w:p>
         </w:tc>
+        <w:trPr>
+          <w:cantSplit/>
+        </w:trPr>
       </w:tr>
       <w:tr>
         <w:tc>
@@ -15190,6 +16258,9 @@
             </w:r>
           </w:p>
         </w:tc>
+        <w:trPr>
+          <w:cantSplit/>
+        </w:trPr>
       </w:tr>
       <w:tr>
         <w:tc>
@@ -15228,6 +16299,9 @@
             </w:r>
           </w:p>
         </w:tc>
+        <w:trPr>
+          <w:cantSplit/>
+        </w:trPr>
       </w:tr>
       <w:tr>
         <w:tc>
@@ -15266,6 +16340,9 @@
             </w:r>
           </w:p>
         </w:tc>
+        <w:trPr>
+          <w:cantSplit/>
+        </w:trPr>
       </w:tr>
       <w:tr>
         <w:tc>
@@ -15304,6 +16381,9 @@
             </w:r>
           </w:p>
         </w:tc>
+        <w:trPr>
+          <w:cantSplit/>
+        </w:trPr>
       </w:tr>
       <w:tr>
         <w:tc>
@@ -15342,6 +16422,9 @@
             </w:r>
           </w:p>
         </w:tc>
+        <w:trPr>
+          <w:cantSplit/>
+        </w:trPr>
       </w:tr>
       <w:tr>
         <w:tc>
@@ -15380,6 +16463,9 @@
             </w:r>
           </w:p>
         </w:tc>
+        <w:trPr>
+          <w:cantSplit/>
+        </w:trPr>
       </w:tr>
       <w:tr>
         <w:tc>
@@ -15418,6 +16504,9 @@
             </w:r>
           </w:p>
         </w:tc>
+        <w:trPr>
+          <w:cantSplit/>
+        </w:trPr>
       </w:tr>
       <w:tr>
         <w:tc>
@@ -15456,6 +16545,9 @@
             </w:r>
           </w:p>
         </w:tc>
+        <w:trPr>
+          <w:cantSplit/>
+        </w:trPr>
       </w:tr>
       <w:tr>
         <w:tc>
@@ -15494,6 +16586,9 @@
             </w:r>
           </w:p>
         </w:tc>
+        <w:trPr>
+          <w:cantSplit/>
+        </w:trPr>
       </w:tr>
       <w:tr>
         <w:tc>
@@ -15532,6 +16627,9 @@
             </w:r>
           </w:p>
         </w:tc>
+        <w:trPr>
+          <w:cantSplit/>
+        </w:trPr>
       </w:tr>
       <w:tr>
         <w:tc>
@@ -15570,6 +16668,9 @@
             </w:r>
           </w:p>
         </w:tc>
+        <w:trPr>
+          <w:cantSplit/>
+        </w:trPr>
       </w:tr>
       <w:tr>
         <w:tc>
@@ -15608,6 +16709,9 @@
             </w:r>
           </w:p>
         </w:tc>
+        <w:trPr>
+          <w:cantSplit/>
+        </w:trPr>
       </w:tr>
       <w:tr>
         <w:tc>
@@ -15646,6 +16750,9 @@
             </w:r>
           </w:p>
         </w:tc>
+        <w:trPr>
+          <w:cantSplit/>
+        </w:trPr>
       </w:tr>
       <w:tr>
         <w:tc>
@@ -15684,6 +16791,9 @@
             </w:r>
           </w:p>
         </w:tc>
+        <w:trPr>
+          <w:cantSplit/>
+        </w:trPr>
       </w:tr>
       <w:tr>
         <w:tc>
@@ -15722,6 +16832,9 @@
             </w:r>
           </w:p>
         </w:tc>
+        <w:trPr>
+          <w:cantSplit/>
+        </w:trPr>
       </w:tr>
       <w:tr>
         <w:tc>
@@ -15760,6 +16873,9 @@
             </w:r>
           </w:p>
         </w:tc>
+        <w:trPr>
+          <w:cantSplit/>
+        </w:trPr>
       </w:tr>
       <w:tr>
         <w:tc>
@@ -15798,6 +16914,9 @@
             </w:r>
           </w:p>
         </w:tc>
+        <w:trPr>
+          <w:cantSplit/>
+        </w:trPr>
       </w:tr>
       <w:tr>
         <w:tc>
@@ -15836,6 +16955,9 @@
             </w:r>
           </w:p>
         </w:tc>
+        <w:trPr>
+          <w:cantSplit/>
+        </w:trPr>
       </w:tr>
       <w:tr>
         <w:tc>
@@ -15874,6 +16996,9 @@
             </w:r>
           </w:p>
         </w:tc>
+        <w:trPr>
+          <w:cantSplit/>
+        </w:trPr>
       </w:tr>
       <w:tr>
         <w:tc>
@@ -15912,6 +17037,9 @@
             </w:r>
           </w:p>
         </w:tc>
+        <w:trPr>
+          <w:cantSplit/>
+        </w:trPr>
       </w:tr>
       <w:tr>
         <w:tc>
@@ -15950,6 +17078,9 @@
             </w:r>
           </w:p>
         </w:tc>
+        <w:trPr>
+          <w:cantSplit/>
+        </w:trPr>
       </w:tr>
       <w:tr>
         <w:tc>
@@ -15988,16 +17119,19 @@
             </w:r>
           </w:p>
         </w:tc>
+        <w:trPr>
+          <w:cantSplit/>
+        </w:trPr>
       </w:tr>
     </w:tbl>
-    <w:bookmarkEnd w:id="129"/>
-    <w:bookmarkStart w:id="130" w:name="selection-criteria"/>
+    <w:bookmarkEnd w:id="126"/>
+    <w:bookmarkStart w:id="127" w:name="selection-criteria"/>
     <w:p>
       <w:pPr>
         <w:pStyle w:val="Heading2"/>
       </w:pPr>
       <w:r>
-        <w:t xml:space="preserve">7.4 Selection Criteria:</w:t>
+        <w:t xml:space="preserve">7.4 Selection Criteria</w:t>
       </w:r>
     </w:p>
     <w:p>
@@ -16121,6 +17255,7 @@
       <w:tr>
         <w:trPr>
           <w:tblHeader w:val="true"/>
+          <w:cantSplit/>
         </w:trPr>
         <w:tc>
           <w:tcPr/>
@@ -16200,6 +17335,9 @@
             </w:r>
           </w:p>
         </w:tc>
+        <w:trPr>
+          <w:cantSplit/>
+        </w:trPr>
       </w:tr>
       <w:tr>
         <w:tc>
@@ -16238,6 +17376,9 @@
             </w:r>
           </w:p>
         </w:tc>
+        <w:trPr>
+          <w:cantSplit/>
+        </w:trPr>
       </w:tr>
       <w:tr>
         <w:tc>
@@ -16276,6 +17417,9 @@
             </w:r>
           </w:p>
         </w:tc>
+        <w:trPr>
+          <w:cantSplit/>
+        </w:trPr>
       </w:tr>
       <w:tr>
         <w:tc>
@@ -16314,6 +17458,9 @@
             </w:r>
           </w:p>
         </w:tc>
+        <w:trPr>
+          <w:cantSplit/>
+        </w:trPr>
       </w:tr>
       <w:tr>
         <w:tc>
@@ -16352,6 +17499,9 @@
             </w:r>
           </w:p>
         </w:tc>
+        <w:trPr>
+          <w:cantSplit/>
+        </w:trPr>
       </w:tr>
       <w:tr>
         <w:tc>
@@ -16390,6 +17540,9 @@
             </w:r>
           </w:p>
         </w:tc>
+        <w:trPr>
+          <w:cantSplit/>
+        </w:trPr>
       </w:tr>
       <w:tr>
         <w:tc>
@@ -16428,6 +17581,9 @@
             </w:r>
           </w:p>
         </w:tc>
+        <w:trPr>
+          <w:cantSplit/>
+        </w:trPr>
       </w:tr>
     </w:tbl>
     <w:p>
@@ -16452,6 +17608,7 @@
       <w:tr>
         <w:trPr>
           <w:tblHeader w:val="true"/>
+          <w:cantSplit/>
         </w:trPr>
         <w:tc>
           <w:tcPr/>
@@ -16503,6 +17660,9 @@
             </w:r>
           </w:p>
         </w:tc>
+        <w:trPr>
+          <w:cantSplit/>
+        </w:trPr>
       </w:tr>
       <w:tr>
         <w:tc>
@@ -16529,6 +17689,9 @@
             </w:r>
           </w:p>
         </w:tc>
+        <w:trPr>
+          <w:cantSplit/>
+        </w:trPr>
       </w:tr>
       <w:tr>
         <w:tc>
@@ -16555,6 +17718,9 @@
             </w:r>
           </w:p>
         </w:tc>
+        <w:trPr>
+          <w:cantSplit/>
+        </w:trPr>
       </w:tr>
       <w:tr>
         <w:tc>
@@ -16581,6 +17747,9 @@
             </w:r>
           </w:p>
         </w:tc>
+        <w:trPr>
+          <w:cantSplit/>
+        </w:trPr>
       </w:tr>
       <w:tr>
         <w:tc>
@@ -16607,6 +17776,9 @@
             </w:r>
           </w:p>
         </w:tc>
+        <w:trPr>
+          <w:cantSplit/>
+        </w:trPr>
       </w:tr>
       <w:tr>
         <w:tc>
@@ -16633,6 +17805,9 @@
             </w:r>
           </w:p>
         </w:tc>
+        <w:trPr>
+          <w:cantSplit/>
+        </w:trPr>
       </w:tr>
       <w:tr>
         <w:tc>
@@ -16659,6 +17834,9 @@
             </w:r>
           </w:p>
         </w:tc>
+        <w:trPr>
+          <w:cantSplit/>
+        </w:trPr>
       </w:tr>
       <w:tr>
         <w:tc>
@@ -16685,6 +17863,9 @@
             </w:r>
           </w:p>
         </w:tc>
+        <w:trPr>
+          <w:cantSplit/>
+        </w:trPr>
       </w:tr>
       <w:tr>
         <w:tc>
@@ -16711,6 +17892,9 @@
             </w:r>
           </w:p>
         </w:tc>
+        <w:trPr>
+          <w:cantSplit/>
+        </w:trPr>
       </w:tr>
       <w:tr>
         <w:tc>
@@ -16737,6 +17921,9 @@
             </w:r>
           </w:p>
         </w:tc>
+        <w:trPr>
+          <w:cantSplit/>
+        </w:trPr>
       </w:tr>
       <w:tr>
         <w:tc>
@@ -16763,19 +17950,22 @@
             </w:r>
           </w:p>
         </w:tc>
+        <w:trPr>
+          <w:cantSplit/>
+        </w:trPr>
       </w:tr>
     </w:tbl>
-    <w:bookmarkEnd w:id="130"/>
-    <w:bookmarkStart w:id="142" w:name="class-card"/>
+    <w:bookmarkEnd w:id="127"/>
+    <w:bookmarkStart w:id="139" w:name="class-card"/>
     <w:p>
       <w:pPr>
         <w:pStyle w:val="Heading2"/>
       </w:pPr>
       <w:r>
-        <w:t xml:space="preserve">7.5 Class Card:</w:t>
-      </w:r>
-    </w:p>
-    <w:bookmarkStart w:id="131" w:name="spatialdataengine"/>
+        <w:t xml:space="preserve">7.5 Class Card</w:t>
+      </w:r>
+    </w:p>
+    <w:bookmarkStart w:id="128" w:name="spatialdataengine"/>
     <w:p>
       <w:pPr>
         <w:pStyle w:val="Heading3"/>
@@ -16798,6 +17988,7 @@
       <w:tr>
         <w:trPr>
           <w:tblHeader w:val="true"/>
+          <w:cantSplit/>
         </w:trPr>
         <w:tc>
           <w:tcPr/>
@@ -16864,6 +18055,9 @@
             </w:r>
           </w:p>
         </w:tc>
+        <w:trPr>
+          <w:cantSplit/>
+        </w:trPr>
       </w:tr>
     </w:tbl>
     <w:p/>
@@ -16881,6 +18075,7 @@
       <w:tr>
         <w:trPr>
           <w:tblHeader w:val="true"/>
+          <w:cantSplit/>
         </w:trPr>
         <w:tc>
           <w:tcPr/>
@@ -16932,10 +18127,13 @@
             </w:r>
           </w:p>
         </w:tc>
+        <w:trPr>
+          <w:cantSplit/>
+        </w:trPr>
       </w:tr>
     </w:tbl>
-    <w:bookmarkEnd w:id="131"/>
-    <w:bookmarkStart w:id="132" w:name="adaptiveawdgate"/>
+    <w:bookmarkEnd w:id="128"/>
+    <w:bookmarkStart w:id="129" w:name="adaptiveawdgate"/>
     <w:p>
       <w:pPr>
         <w:pStyle w:val="Heading3"/>
@@ -16958,6 +18156,7 @@
       <w:tr>
         <w:trPr>
           <w:tblHeader w:val="true"/>
+          <w:cantSplit/>
         </w:trPr>
         <w:tc>
           <w:tcPr/>
@@ -17009,6 +18208,9 @@
             </w:r>
           </w:p>
         </w:tc>
+        <w:trPr>
+          <w:cantSplit/>
+        </w:trPr>
       </w:tr>
     </w:tbl>
     <w:p/>
@@ -17026,6 +18228,7 @@
       <w:tr>
         <w:trPr>
           <w:tblHeader w:val="true"/>
+          <w:cantSplit/>
         </w:trPr>
         <w:tc>
           <w:tcPr/>
@@ -17077,10 +18280,13 @@
             </w:r>
           </w:p>
         </w:tc>
+        <w:trPr>
+          <w:cantSplit/>
+        </w:trPr>
       </w:tr>
     </w:tbl>
-    <w:bookmarkEnd w:id="132"/>
-    <w:bookmarkStart w:id="133" w:name="carbonassetengine"/>
+    <w:bookmarkEnd w:id="129"/>
+    <w:bookmarkStart w:id="130" w:name="carbonassetengine"/>
     <w:p>
       <w:pPr>
         <w:pStyle w:val="Heading3"/>
@@ -17103,6 +18309,7 @@
       <w:tr>
         <w:trPr>
           <w:tblHeader w:val="true"/>
+          <w:cantSplit/>
         </w:trPr>
         <w:tc>
           <w:tcPr/>
@@ -17154,6 +18361,9 @@
             </w:r>
           </w:p>
         </w:tc>
+        <w:trPr>
+          <w:cantSplit/>
+        </w:trPr>
       </w:tr>
     </w:tbl>
     <w:p/>
@@ -17171,6 +18381,7 @@
       <w:tr>
         <w:trPr>
           <w:tblHeader w:val="true"/>
+          <w:cantSplit/>
         </w:trPr>
         <w:tc>
           <w:tcPr/>
@@ -17222,10 +18433,13 @@
             </w:r>
           </w:p>
         </w:tc>
+        <w:trPr>
+          <w:cantSplit/>
+        </w:trPr>
       </w:tr>
     </w:tbl>
-    <w:bookmarkEnd w:id="133"/>
-    <w:bookmarkStart w:id="134" w:name="geoutils"/>
+    <w:bookmarkEnd w:id="130"/>
+    <w:bookmarkStart w:id="131" w:name="geoutils"/>
     <w:p>
       <w:pPr>
         <w:pStyle w:val="Heading3"/>
@@ -17248,6 +18462,7 @@
       <w:tr>
         <w:trPr>
           <w:tblHeader w:val="true"/>
+          <w:cantSplit/>
         </w:trPr>
         <w:tc>
           <w:tcPr/>
@@ -17299,6 +18514,9 @@
             </w:r>
           </w:p>
         </w:tc>
+        <w:trPr>
+          <w:cantSplit/>
+        </w:trPr>
       </w:tr>
     </w:tbl>
     <w:p/>
@@ -17316,6 +18534,7 @@
       <w:tr>
         <w:trPr>
           <w:tblHeader w:val="true"/>
+          <w:cantSplit/>
         </w:trPr>
         <w:tc>
           <w:tcPr/>
@@ -17367,10 +18586,13 @@
             </w:r>
           </w:p>
         </w:tc>
+        <w:trPr>
+          <w:cantSplit/>
+        </w:trPr>
       </w:tr>
     </w:tbl>
-    <w:bookmarkEnd w:id="134"/>
-    <w:bookmarkStart w:id="135" w:name="projectstore"/>
+    <w:bookmarkEnd w:id="131"/>
+    <w:bookmarkStart w:id="132" w:name="projectstore"/>
     <w:p>
       <w:pPr>
         <w:pStyle w:val="Heading3"/>
@@ -17393,6 +18615,7 @@
       <w:tr>
         <w:trPr>
           <w:tblHeader w:val="true"/>
+          <w:cantSplit/>
         </w:trPr>
         <w:tc>
           <w:tcPr/>
@@ -17444,6 +18667,9 @@
             </w:r>
           </w:p>
         </w:tc>
+        <w:trPr>
+          <w:cantSplit/>
+        </w:trPr>
       </w:tr>
     </w:tbl>
     <w:p/>
@@ -17461,6 +18687,7 @@
       <w:tr>
         <w:trPr>
           <w:tblHeader w:val="true"/>
+          <w:cantSplit/>
         </w:trPr>
         <w:tc>
           <w:tcPr/>
@@ -17512,10 +18739,13 @@
             </w:r>
           </w:p>
         </w:tc>
+        <w:trPr>
+          <w:cantSplit/>
+        </w:trPr>
       </w:tr>
     </w:tbl>
-    <w:bookmarkEnd w:id="135"/>
-    <w:bookmarkStart w:id="136" w:name="reportgenerator"/>
+    <w:bookmarkEnd w:id="132"/>
+    <w:bookmarkStart w:id="133" w:name="reportgenerator"/>
     <w:p>
       <w:pPr>
         <w:pStyle w:val="Heading3"/>
@@ -17538,6 +18768,7 @@
       <w:tr>
         <w:trPr>
           <w:tblHeader w:val="true"/>
+          <w:cantSplit/>
         </w:trPr>
         <w:tc>
           <w:tcPr/>
@@ -17589,6 +18820,9 @@
             </w:r>
           </w:p>
         </w:tc>
+        <w:trPr>
+          <w:cantSplit/>
+        </w:trPr>
       </w:tr>
     </w:tbl>
     <w:p/>
@@ -17606,6 +18840,7 @@
       <w:tr>
         <w:trPr>
           <w:tblHeader w:val="true"/>
+          <w:cantSplit/>
         </w:trPr>
         <w:tc>
           <w:tcPr/>
@@ -17657,10 +18892,13 @@
             </w:r>
           </w:p>
         </w:tc>
+        <w:trPr>
+          <w:cantSplit/>
+        </w:trPr>
       </w:tr>
     </w:tbl>
-    <w:bookmarkEnd w:id="136"/>
-    <w:bookmarkStart w:id="137" w:name="datasetbuilder"/>
+    <w:bookmarkEnd w:id="133"/>
+    <w:bookmarkStart w:id="134" w:name="datasetbuilder"/>
     <w:p>
       <w:pPr>
         <w:pStyle w:val="Heading3"/>
@@ -17683,6 +18921,7 @@
       <w:tr>
         <w:trPr>
           <w:tblHeader w:val="true"/>
+          <w:cantSplit/>
         </w:trPr>
         <w:tc>
           <w:tcPr/>
@@ -17746,6 +18985,9 @@
             </w:r>
           </w:p>
         </w:tc>
+        <w:trPr>
+          <w:cantSplit/>
+        </w:trPr>
       </w:tr>
     </w:tbl>
     <w:p/>
@@ -17763,6 +19005,7 @@
       <w:tr>
         <w:trPr>
           <w:tblHeader w:val="true"/>
+          <w:cantSplit/>
         </w:trPr>
         <w:tc>
           <w:tcPr/>
@@ -17814,10 +19057,13 @@
             </w:r>
           </w:p>
         </w:tc>
+        <w:trPr>
+          <w:cantSplit/>
+        </w:trPr>
       </w:tr>
     </w:tbl>
-    <w:bookmarkEnd w:id="137"/>
-    <w:bookmarkStart w:id="138" w:name="featureengineer"/>
+    <w:bookmarkEnd w:id="134"/>
+    <w:bookmarkStart w:id="135" w:name="featureengineer"/>
     <w:p>
       <w:pPr>
         <w:pStyle w:val="Heading3"/>
@@ -17840,6 +19086,7 @@
       <w:tr>
         <w:trPr>
           <w:tblHeader w:val="true"/>
+          <w:cantSplit/>
         </w:trPr>
         <w:tc>
           <w:tcPr/>
@@ -17891,6 +19138,9 @@
             </w:r>
           </w:p>
         </w:tc>
+        <w:trPr>
+          <w:cantSplit/>
+        </w:trPr>
       </w:tr>
     </w:tbl>
     <w:p/>
@@ -17908,6 +19158,7 @@
       <w:tr>
         <w:trPr>
           <w:tblHeader w:val="true"/>
+          <w:cantSplit/>
         </w:trPr>
         <w:tc>
           <w:tcPr/>
@@ -17959,10 +19210,13 @@
             </w:r>
           </w:p>
         </w:tc>
+        <w:trPr>
+          <w:cantSplit/>
+        </w:trPr>
       </w:tr>
     </w:tbl>
-    <w:bookmarkEnd w:id="138"/>
-    <w:bookmarkStart w:id="139" w:name="modelregistry"/>
+    <w:bookmarkEnd w:id="135"/>
+    <w:bookmarkStart w:id="136" w:name="modelregistry"/>
     <w:p>
       <w:pPr>
         <w:pStyle w:val="Heading3"/>
@@ -17985,6 +19239,7 @@
       <w:tr>
         <w:trPr>
           <w:tblHeader w:val="true"/>
+          <w:cantSplit/>
         </w:trPr>
         <w:tc>
           <w:tcPr/>
@@ -18036,6 +19291,9 @@
             </w:r>
           </w:p>
         </w:tc>
+        <w:trPr>
+          <w:cantSplit/>
+        </w:trPr>
       </w:tr>
     </w:tbl>
     <w:p/>
@@ -18053,6 +19311,7 @@
       <w:tr>
         <w:trPr>
           <w:tblHeader w:val="true"/>
+          <w:cantSplit/>
         </w:trPr>
         <w:tc>
           <w:tcPr/>
@@ -18104,10 +19363,13 @@
             </w:r>
           </w:p>
         </w:tc>
+        <w:trPr>
+          <w:cantSplit/>
+        </w:trPr>
       </w:tr>
     </w:tbl>
-    <w:bookmarkEnd w:id="139"/>
-    <w:bookmarkStart w:id="140" w:name="awdpredictor"/>
+    <w:bookmarkEnd w:id="136"/>
+    <w:bookmarkStart w:id="137" w:name="awdpredictor"/>
     <w:p>
       <w:pPr>
         <w:pStyle w:val="Heading3"/>
@@ -18130,6 +19392,7 @@
       <w:tr>
         <w:trPr>
           <w:tblHeader w:val="true"/>
+          <w:cantSplit/>
         </w:trPr>
         <w:tc>
           <w:tcPr/>
@@ -18181,6 +19444,9 @@
             </w:r>
           </w:p>
         </w:tc>
+        <w:trPr>
+          <w:cantSplit/>
+        </w:trPr>
       </w:tr>
     </w:tbl>
     <w:p/>
@@ -18198,6 +19464,7 @@
       <w:tr>
         <w:trPr>
           <w:tblHeader w:val="true"/>
+          <w:cantSplit/>
         </w:trPr>
         <w:tc>
           <w:tcPr/>
@@ -18249,10 +19516,13 @@
             </w:r>
           </w:p>
         </w:tc>
+        <w:trPr>
+          <w:cantSplit/>
+        </w:trPr>
       </w:tr>
     </w:tbl>
-    <w:bookmarkEnd w:id="140"/>
-    <w:bookmarkStart w:id="141" w:name="modelevaluator"/>
+    <w:bookmarkEnd w:id="137"/>
+    <w:bookmarkStart w:id="138" w:name="modelevaluator"/>
     <w:p>
       <w:pPr>
         <w:pStyle w:val="Heading3"/>
@@ -18275,6 +19545,7 @@
       <w:tr>
         <w:trPr>
           <w:tblHeader w:val="true"/>
+          <w:cantSplit/>
         </w:trPr>
         <w:tc>
           <w:tcPr/>
@@ -18326,6 +19597,9 @@
             </w:r>
           </w:p>
         </w:tc>
+        <w:trPr>
+          <w:cantSplit/>
+        </w:trPr>
       </w:tr>
     </w:tbl>
     <w:p/>
@@ -18343,6 +19617,7 @@
       <w:tr>
         <w:trPr>
           <w:tblHeader w:val="true"/>
+          <w:cantSplit/>
         </w:trPr>
         <w:tc>
           <w:tcPr/>
@@ -18394,17 +19669,20 @@
             </w:r>
           </w:p>
         </w:tc>
+        <w:trPr>
+          <w:cantSplit/>
+        </w:trPr>
       </w:tr>
     </w:tbl>
-    <w:bookmarkEnd w:id="141"/>
-    <w:bookmarkEnd w:id="142"/>
-    <w:bookmarkStart w:id="149" w:name="crc-diagram"/>
+    <w:bookmarkEnd w:id="138"/>
+    <w:bookmarkEnd w:id="139"/>
+    <w:bookmarkStart w:id="146" w:name="crc-diagram"/>
     <w:p>
       <w:pPr>
         <w:pStyle w:val="Heading2"/>
       </w:pPr>
       <w:r>
-        <w:t xml:space="preserve">7.8 CRC Diagram:</w:t>
+        <w:t xml:space="preserve">7.6 CRC Diagram</w:t>
       </w:r>
     </w:p>
     <w:p>
@@ -18433,30 +19711,31 @@
     </w:p>
     <w:p>
       <w:pPr>
-        <w:pStyle w:val="BodyText"/>
+        <w:pStyle w:val="CaptionedFigure"/>
+        <w:keepNext/>
       </w:pPr>
       <w:r>
         <w:drawing>
           <wp:inline>
             <wp:extent cx="5334000" cy="4641681"/>
             <wp:effectExtent b="0" l="0" r="0" t="0"/>
-            <wp:docPr descr="Fig 21" title="" id="144" name="Picture"/>
+            <wp:docPr descr="Fig 21" title="" id="141" name="Picture"/>
             <a:graphic>
               <a:graphicData uri="http://schemas.openxmlformats.org/drawingml/2006/picture">
-                <pic:pic>
-                  <pic:nvPicPr>
-                    <pic:cNvPr descr="diagrams/fig21.png" id="145" name="Picture"/>
-                    <pic:cNvPicPr>
+                <ns5:pic>
+                  <ns5:nvPicPr>
+                    <ns5:cNvPr descr="diagrams/fig21.png" id="142" name="Picture"/>
+                    <ns5:cNvPicPr>
                       <a:picLocks noChangeArrowheads="1" noChangeAspect="1"/>
-                    </pic:cNvPicPr>
-                  </pic:nvPicPr>
-                  <pic:blipFill>
-                    <a:blip r:embed="rId143"/>
+                    </ns5:cNvPicPr>
+                  </ns5:nvPicPr>
+                  <ns5:blipFill>
+                    <a:blip ns6:embed="rId140"/>
                     <a:stretch>
                       <a:fillRect/>
                     </a:stretch>
-                  </pic:blipFill>
-                  <pic:spPr bwMode="auto">
+                  </ns5:blipFill>
+                  <ns5:spPr bwMode="auto">
                     <a:xfrm>
                       <a:off x="0" y="0"/>
                       <a:ext cx="5334000" cy="4641681"/>
@@ -18470,12 +19749,21 @@
                       <a:headEnd/>
                       <a:tailEnd/>
                     </a:ln>
-                  </pic:spPr>
-                </pic:pic>
+                  </ns5:spPr>
+                </ns5:pic>
               </a:graphicData>
             </a:graphic>
           </wp:inline>
         </w:drawing>
+      </w:r>
+    </w:p>
+    <w:p>
+      <w:pPr>
+        <w:pStyle w:val="Caption"/>
+        <w:keepLines/>
+      </w:pPr>
+      <w:r>
+        <w:t xml:space="preserve">Fig 21</w:t>
       </w:r>
     </w:p>
     <w:p>
@@ -18522,30 +19810,31 @@
     </w:p>
     <w:p>
       <w:pPr>
-        <w:pStyle w:val="BodyText"/>
+        <w:pStyle w:val="CaptionedFigure"/>
+        <w:keepNext/>
       </w:pPr>
       <w:r>
         <w:drawing>
           <wp:inline>
             <wp:extent cx="5334000" cy="5184648"/>
             <wp:effectExtent b="0" l="0" r="0" t="0"/>
-            <wp:docPr descr="Fig 22" title="" id="147" name="Picture"/>
+            <wp:docPr descr="Fig 22" title="" id="144" name="Picture"/>
             <a:graphic>
               <a:graphicData uri="http://schemas.openxmlformats.org/drawingml/2006/picture">
-                <pic:pic>
-                  <pic:nvPicPr>
-                    <pic:cNvPr descr="diagrams/fig22.png" id="148" name="Picture"/>
-                    <pic:cNvPicPr>
+                <ns5:pic>
+                  <ns5:nvPicPr>
+                    <ns5:cNvPr descr="diagrams/fig22.png" id="145" name="Picture"/>
+                    <ns5:cNvPicPr>
                       <a:picLocks noChangeArrowheads="1" noChangeAspect="1"/>
-                    </pic:cNvPicPr>
-                  </pic:nvPicPr>
-                  <pic:blipFill>
-                    <a:blip r:embed="rId146"/>
+                    </ns5:cNvPicPr>
+                  </ns5:nvPicPr>
+                  <ns5:blipFill>
+                    <a:blip ns6:embed="rId143"/>
                     <a:stretch>
                       <a:fillRect/>
                     </a:stretch>
-                  </pic:blipFill>
-                  <pic:spPr bwMode="auto">
+                  </ns5:blipFill>
+                  <ns5:spPr bwMode="auto">
                     <a:xfrm>
                       <a:off x="0" y="0"/>
                       <a:ext cx="5334000" cy="5184648"/>
@@ -18559,12 +19848,21 @@
                       <a:headEnd/>
                       <a:tailEnd/>
                     </a:ln>
-                  </pic:spPr>
-                </pic:pic>
+                  </ns5:spPr>
+                </ns5:pic>
               </a:graphicData>
             </a:graphic>
           </wp:inline>
         </w:drawing>
+      </w:r>
+    </w:p>
+    <w:p>
+      <w:pPr>
+        <w:pStyle w:val="Caption"/>
+        <w:keepLines/>
+      </w:pPr>
+      <w:r>
+        <w:t xml:space="preserve">Fig 22</w:t>
       </w:r>
     </w:p>
     <w:p>
@@ -18588,13 +19886,18 @@
     <w:p>
       <w:r>
         <w:pict>
-          <v:rect style="width:0;height:1.5pt" o:hralign="center" o:hrstd="t" o:hr="t"/>
+          <ns1:rect style="width:0;height:1.5pt" ns2:hralign="center" ns2:hrstd="t" ns2:hr="t"/>
         </w:pict>
       </w:r>
     </w:p>
-    <w:bookmarkEnd w:id="149"/>
-    <w:bookmarkEnd w:id="150"/>
-    <w:bookmarkStart w:id="175" w:name="behavioral-diagram"/>
+    <w:p>
+      <w:r>
+        <w:br w:type="page"/>
+      </w:r>
+    </w:p>
+    <w:bookmarkEnd w:id="146"/>
+    <w:bookmarkEnd w:id="147"/>
+    <w:bookmarkStart w:id="172" w:name="behavioral-diagram"/>
     <w:p>
       <w:pPr>
         <w:pStyle w:val="Heading1"/>
@@ -18603,13 +19906,13 @@
         <w:t xml:space="preserve">8. Behavioral Diagram</w:t>
       </w:r>
     </w:p>
-    <w:bookmarkStart w:id="151" w:name="event-table"/>
+    <w:bookmarkStart w:id="148" w:name="event-table"/>
     <w:p>
       <w:pPr>
         <w:pStyle w:val="Heading2"/>
       </w:pPr>
       <w:r>
-        <w:t xml:space="preserve">8.1 Event Table:</w:t>
+        <w:t xml:space="preserve">8.1 Event Table</w:t>
       </w:r>
     </w:p>
     <w:tbl>
@@ -18628,6 +19931,7 @@
       <w:tr>
         <w:trPr>
           <w:tblHeader w:val="true"/>
+          <w:cantSplit/>
         </w:trPr>
         <w:tc>
           <w:tcPr/>
@@ -18727,6 +20031,9 @@
             </w:r>
           </w:p>
         </w:tc>
+        <w:trPr>
+          <w:cantSplit/>
+        </w:trPr>
       </w:tr>
       <w:tr>
         <w:tc>
@@ -18777,6 +20084,9 @@
             </w:r>
           </w:p>
         </w:tc>
+        <w:trPr>
+          <w:cantSplit/>
+        </w:trPr>
       </w:tr>
       <w:tr>
         <w:tc>
@@ -18827,6 +20137,9 @@
             </w:r>
           </w:p>
         </w:tc>
+        <w:trPr>
+          <w:cantSplit/>
+        </w:trPr>
       </w:tr>
       <w:tr>
         <w:tc>
@@ -18877,6 +20190,9 @@
             </w:r>
           </w:p>
         </w:tc>
+        <w:trPr>
+          <w:cantSplit/>
+        </w:trPr>
       </w:tr>
       <w:tr>
         <w:tc>
@@ -18927,6 +20243,9 @@
             </w:r>
           </w:p>
         </w:tc>
+        <w:trPr>
+          <w:cantSplit/>
+        </w:trPr>
       </w:tr>
       <w:tr>
         <w:tc>
@@ -18977,6 +20296,9 @@
             </w:r>
           </w:p>
         </w:tc>
+        <w:trPr>
+          <w:cantSplit/>
+        </w:trPr>
       </w:tr>
       <w:tr>
         <w:tc>
@@ -19027,6 +20349,9 @@
             </w:r>
           </w:p>
         </w:tc>
+        <w:trPr>
+          <w:cantSplit/>
+        </w:trPr>
       </w:tr>
       <w:tr>
         <w:tc>
@@ -19077,6 +20402,9 @@
             </w:r>
           </w:p>
         </w:tc>
+        <w:trPr>
+          <w:cantSplit/>
+        </w:trPr>
       </w:tr>
       <w:tr>
         <w:tc>
@@ -19127,6 +20455,9 @@
             </w:r>
           </w:p>
         </w:tc>
+        <w:trPr>
+          <w:cantSplit/>
+        </w:trPr>
       </w:tr>
       <w:tr>
         <w:tc>
@@ -19177,6 +20508,9 @@
             </w:r>
           </w:p>
         </w:tc>
+        <w:trPr>
+          <w:cantSplit/>
+        </w:trPr>
       </w:tr>
       <w:tr>
         <w:tc>
@@ -19227,6 +20561,9 @@
             </w:r>
           </w:p>
         </w:tc>
+        <w:trPr>
+          <w:cantSplit/>
+        </w:trPr>
       </w:tr>
       <w:tr>
         <w:tc>
@@ -19277,6 +20614,9 @@
             </w:r>
           </w:p>
         </w:tc>
+        <w:trPr>
+          <w:cantSplit/>
+        </w:trPr>
       </w:tr>
       <w:tr>
         <w:tc>
@@ -19327,6 +20667,9 @@
             </w:r>
           </w:p>
         </w:tc>
+        <w:trPr>
+          <w:cantSplit/>
+        </w:trPr>
       </w:tr>
       <w:tr>
         <w:tc>
@@ -19377,6 +20720,9 @@
             </w:r>
           </w:p>
         </w:tc>
+        <w:trPr>
+          <w:cantSplit/>
+        </w:trPr>
       </w:tr>
       <w:tr>
         <w:tc>
@@ -19427,10 +20773,13 @@
             </w:r>
           </w:p>
         </w:tc>
+        <w:trPr>
+          <w:cantSplit/>
+        </w:trPr>
       </w:tr>
     </w:tbl>
-    <w:bookmarkEnd w:id="151"/>
-    <w:bookmarkStart w:id="170" w:name="state-transition-diagram"/>
+    <w:bookmarkEnd w:id="148"/>
+    <w:bookmarkStart w:id="167" w:name="state-transition-diagram"/>
     <w:p>
       <w:pPr>
         <w:pStyle w:val="Heading2"/>
@@ -19491,30 +20840,31 @@
     </w:p>
     <w:p>
       <w:pPr>
-        <w:pStyle w:val="BodyText"/>
+        <w:pStyle w:val="CaptionedFigure"/>
+        <w:keepNext/>
       </w:pPr>
       <w:r>
         <w:drawing>
           <wp:inline>
             <wp:extent cx="5334000" cy="5752352"/>
             <wp:effectExtent b="0" l="0" r="0" t="0"/>
-            <wp:docPr descr="Fig 23" title="" id="153" name="Picture"/>
+            <wp:docPr descr="Fig 23" title="" id="150" name="Picture"/>
             <a:graphic>
               <a:graphicData uri="http://schemas.openxmlformats.org/drawingml/2006/picture">
-                <pic:pic>
-                  <pic:nvPicPr>
-                    <pic:cNvPr descr="diagrams/fig23.png" id="154" name="Picture"/>
-                    <pic:cNvPicPr>
+                <ns5:pic>
+                  <ns5:nvPicPr>
+                    <ns5:cNvPr descr="diagrams/fig23.png" id="151" name="Picture"/>
+                    <ns5:cNvPicPr>
                       <a:picLocks noChangeArrowheads="1" noChangeAspect="1"/>
-                    </pic:cNvPicPr>
-                  </pic:nvPicPr>
-                  <pic:blipFill>
-                    <a:blip r:embed="rId152"/>
+                    </ns5:cNvPicPr>
+                  </ns5:nvPicPr>
+                  <ns5:blipFill>
+                    <a:blip ns6:embed="rId149"/>
                     <a:stretch>
                       <a:fillRect/>
                     </a:stretch>
-                  </pic:blipFill>
-                  <pic:spPr bwMode="auto">
+                  </ns5:blipFill>
+                  <ns5:spPr bwMode="auto">
                     <a:xfrm>
                       <a:off x="0" y="0"/>
                       <a:ext cx="5334000" cy="5752352"/>
@@ -19528,12 +20878,21 @@
                       <a:headEnd/>
                       <a:tailEnd/>
                     </a:ln>
-                  </pic:spPr>
-                </pic:pic>
+                  </ns5:spPr>
+                </ns5:pic>
               </a:graphicData>
             </a:graphic>
           </wp:inline>
         </w:drawing>
+      </w:r>
+    </w:p>
+    <w:p>
+      <w:pPr>
+        <w:pStyle w:val="Caption"/>
+        <w:keepLines/>
+      </w:pPr>
+      <w:r>
+        <w:t xml:space="preserve">Fig 23</w:t>
       </w:r>
     </w:p>
     <w:p>
@@ -19580,30 +20939,31 @@
     </w:p>
     <w:p>
       <w:pPr>
-        <w:pStyle w:val="BodyText"/>
+        <w:pStyle w:val="CaptionedFigure"/>
+        <w:keepNext/>
       </w:pPr>
       <w:r>
         <w:drawing>
           <wp:inline>
             <wp:extent cx="5334000" cy="7738280"/>
             <wp:effectExtent b="0" l="0" r="0" t="0"/>
-            <wp:docPr descr="Fig 24" title="" id="156" name="Picture"/>
+            <wp:docPr descr="Fig 24" title="" id="153" name="Picture"/>
             <a:graphic>
               <a:graphicData uri="http://schemas.openxmlformats.org/drawingml/2006/picture">
-                <pic:pic>
-                  <pic:nvPicPr>
-                    <pic:cNvPr descr="diagrams/fig24.png" id="157" name="Picture"/>
-                    <pic:cNvPicPr>
+                <ns5:pic>
+                  <ns5:nvPicPr>
+                    <ns5:cNvPr descr="diagrams/fig24.png" id="154" name="Picture"/>
+                    <ns5:cNvPicPr>
                       <a:picLocks noChangeArrowheads="1" noChangeAspect="1"/>
-                    </pic:cNvPicPr>
-                  </pic:nvPicPr>
-                  <pic:blipFill>
-                    <a:blip r:embed="rId155"/>
+                    </ns5:cNvPicPr>
+                  </ns5:nvPicPr>
+                  <ns5:blipFill>
+                    <a:blip ns6:embed="rId152"/>
                     <a:stretch>
                       <a:fillRect/>
                     </a:stretch>
-                  </pic:blipFill>
-                  <pic:spPr bwMode="auto">
+                  </ns5:blipFill>
+                  <ns5:spPr bwMode="auto">
                     <a:xfrm>
                       <a:off x="0" y="0"/>
                       <a:ext cx="5334000" cy="7738280"/>
@@ -19617,12 +20977,21 @@
                       <a:headEnd/>
                       <a:tailEnd/>
                     </a:ln>
-                  </pic:spPr>
-                </pic:pic>
+                  </ns5:spPr>
+                </ns5:pic>
               </a:graphicData>
             </a:graphic>
           </wp:inline>
         </w:drawing>
+      </w:r>
+    </w:p>
+    <w:p>
+      <w:pPr>
+        <w:pStyle w:val="Caption"/>
+        <w:keepLines/>
+      </w:pPr>
+      <w:r>
+        <w:t xml:space="preserve">Fig 24</w:t>
       </w:r>
     </w:p>
     <w:p>
@@ -19669,30 +21038,31 @@
     </w:p>
     <w:p>
       <w:pPr>
-        <w:pStyle w:val="BodyText"/>
+        <w:pStyle w:val="CaptionedFigure"/>
+        <w:keepNext/>
       </w:pPr>
       <w:r>
         <w:drawing>
           <wp:inline>
             <wp:extent cx="5334000" cy="3992450"/>
             <wp:effectExtent b="0" l="0" r="0" t="0"/>
-            <wp:docPr descr="Fig 25" title="" id="159" name="Picture"/>
+            <wp:docPr descr="Fig 25" title="" id="156" name="Picture"/>
             <a:graphic>
               <a:graphicData uri="http://schemas.openxmlformats.org/drawingml/2006/picture">
-                <pic:pic>
-                  <pic:nvPicPr>
-                    <pic:cNvPr descr="diagrams/fig25.png" id="160" name="Picture"/>
-                    <pic:cNvPicPr>
+                <ns5:pic>
+                  <ns5:nvPicPr>
+                    <ns5:cNvPr descr="diagrams/fig25.png" id="157" name="Picture"/>
+                    <ns5:cNvPicPr>
                       <a:picLocks noChangeArrowheads="1" noChangeAspect="1"/>
-                    </pic:cNvPicPr>
-                  </pic:nvPicPr>
-                  <pic:blipFill>
-                    <a:blip r:embed="rId158"/>
+                    </ns5:cNvPicPr>
+                  </ns5:nvPicPr>
+                  <ns5:blipFill>
+                    <a:blip ns6:embed="rId155"/>
                     <a:stretch>
                       <a:fillRect/>
                     </a:stretch>
-                  </pic:blipFill>
-                  <pic:spPr bwMode="auto">
+                  </ns5:blipFill>
+                  <ns5:spPr bwMode="auto">
                     <a:xfrm>
                       <a:off x="0" y="0"/>
                       <a:ext cx="5334000" cy="3992450"/>
@@ -19706,12 +21076,21 @@
                       <a:headEnd/>
                       <a:tailEnd/>
                     </a:ln>
-                  </pic:spPr>
-                </pic:pic>
+                  </ns5:spPr>
+                </ns5:pic>
               </a:graphicData>
             </a:graphic>
           </wp:inline>
         </w:drawing>
+      </w:r>
+    </w:p>
+    <w:p>
+      <w:pPr>
+        <w:pStyle w:val="Caption"/>
+        <w:keepLines/>
+      </w:pPr>
+      <w:r>
+        <w:t xml:space="preserve">Fig 25</w:t>
       </w:r>
     </w:p>
     <w:p>
@@ -19758,33 +21137,34 @@
     </w:p>
     <w:p>
       <w:pPr>
-        <w:pStyle w:val="BodyText"/>
+        <w:pStyle w:val="CaptionedFigure"/>
+        <w:keepNext/>
       </w:pPr>
       <w:r>
         <w:drawing>
           <wp:inline>
-            <wp:extent cx="5334000" cy="8218311"/>
+            <wp:extent cx="5044587" cy="7772400"/>
             <wp:effectExtent b="0" l="0" r="0" t="0"/>
-            <wp:docPr descr="Fig 26" title="" id="162" name="Picture"/>
+            <wp:docPr descr="Fig 26" title="" id="159" name="Picture"/>
             <a:graphic>
               <a:graphicData uri="http://schemas.openxmlformats.org/drawingml/2006/picture">
-                <pic:pic>
-                  <pic:nvPicPr>
-                    <pic:cNvPr descr="diagrams/fig26.png" id="163" name="Picture"/>
-                    <pic:cNvPicPr>
+                <ns5:pic>
+                  <ns5:nvPicPr>
+                    <ns5:cNvPr descr="diagrams/fig26.png" id="160" name="Picture"/>
+                    <ns5:cNvPicPr>
                       <a:picLocks noChangeArrowheads="1" noChangeAspect="1"/>
-                    </pic:cNvPicPr>
-                  </pic:nvPicPr>
-                  <pic:blipFill>
-                    <a:blip r:embed="rId161"/>
+                    </ns5:cNvPicPr>
+                  </ns5:nvPicPr>
+                  <ns5:blipFill>
+                    <a:blip ns6:embed="rId158"/>
                     <a:stretch>
                       <a:fillRect/>
                     </a:stretch>
-                  </pic:blipFill>
-                  <pic:spPr bwMode="auto">
+                  </ns5:blipFill>
+                  <ns5:spPr bwMode="auto">
                     <a:xfrm>
                       <a:off x="0" y="0"/>
-                      <a:ext cx="5334000" cy="8218311"/>
+                      <a:ext cx="5044587" cy="7772400"/>
                     </a:xfrm>
                     <a:prstGeom prst="rect">
                       <a:avLst/>
@@ -19795,12 +21175,21 @@
                       <a:headEnd/>
                       <a:tailEnd/>
                     </a:ln>
-                  </pic:spPr>
-                </pic:pic>
+                  </ns5:spPr>
+                </ns5:pic>
               </a:graphicData>
             </a:graphic>
           </wp:inline>
         </w:drawing>
+      </w:r>
+    </w:p>
+    <w:p>
+      <w:pPr>
+        <w:pStyle w:val="Caption"/>
+        <w:keepLines/>
+      </w:pPr>
+      <w:r>
+        <w:t xml:space="preserve">Fig 26</w:t>
       </w:r>
     </w:p>
     <w:p>
@@ -19847,33 +21236,34 @@
     </w:p>
     <w:p>
       <w:pPr>
-        <w:pStyle w:val="BodyText"/>
+        <w:pStyle w:val="CaptionedFigure"/>
+        <w:keepNext/>
       </w:pPr>
       <w:r>
         <w:drawing>
           <wp:inline>
-            <wp:extent cx="5334000" cy="23212777"/>
+            <wp:extent cx="1785998" cy="7772400"/>
             <wp:effectExtent b="0" l="0" r="0" t="0"/>
-            <wp:docPr descr="Fig 27" title="" id="165" name="Picture"/>
+            <wp:docPr descr="Fig 27" title="" id="162" name="Picture"/>
             <a:graphic>
               <a:graphicData uri="http://schemas.openxmlformats.org/drawingml/2006/picture">
-                <pic:pic>
-                  <pic:nvPicPr>
-                    <pic:cNvPr descr="diagrams/fig27.png" id="166" name="Picture"/>
-                    <pic:cNvPicPr>
+                <ns5:pic>
+                  <ns5:nvPicPr>
+                    <ns5:cNvPr descr="diagrams/fig27.png" id="163" name="Picture"/>
+                    <ns5:cNvPicPr>
                       <a:picLocks noChangeArrowheads="1" noChangeAspect="1"/>
-                    </pic:cNvPicPr>
-                  </pic:nvPicPr>
-                  <pic:blipFill>
-                    <a:blip r:embed="rId164"/>
+                    </ns5:cNvPicPr>
+                  </ns5:nvPicPr>
+                  <ns5:blipFill>
+                    <a:blip ns6:embed="rId161"/>
                     <a:stretch>
                       <a:fillRect/>
                     </a:stretch>
-                  </pic:blipFill>
-                  <pic:spPr bwMode="auto">
+                  </ns5:blipFill>
+                  <ns5:spPr bwMode="auto">
                     <a:xfrm>
                       <a:off x="0" y="0"/>
-                      <a:ext cx="5334000" cy="23212777"/>
+                      <a:ext cx="1785998" cy="7772400"/>
                     </a:xfrm>
                     <a:prstGeom prst="rect">
                       <a:avLst/>
@@ -19884,12 +21274,21 @@
                       <a:headEnd/>
                       <a:tailEnd/>
                     </a:ln>
-                  </pic:spPr>
-                </pic:pic>
+                  </ns5:spPr>
+                </ns5:pic>
               </a:graphicData>
             </a:graphic>
           </wp:inline>
         </w:drawing>
+      </w:r>
+    </w:p>
+    <w:p>
+      <w:pPr>
+        <w:pStyle w:val="Caption"/>
+        <w:keepLines/>
+      </w:pPr>
+      <w:r>
+        <w:t xml:space="preserve">Fig 27</w:t>
       </w:r>
     </w:p>
     <w:p>
@@ -19936,33 +21335,34 @@
     </w:p>
     <w:p>
       <w:pPr>
-        <w:pStyle w:val="BodyText"/>
+        <w:pStyle w:val="CaptionedFigure"/>
+        <w:keepNext/>
       </w:pPr>
       <w:r>
         <w:drawing>
           <wp:inline>
-            <wp:extent cx="5334000" cy="14767277"/>
+            <wp:extent cx="2807422" cy="7772400"/>
             <wp:effectExtent b="0" l="0" r="0" t="0"/>
-            <wp:docPr descr="Fig 28" title="" id="168" name="Picture"/>
+            <wp:docPr descr="Fig 28" title="" id="165" name="Picture"/>
             <a:graphic>
               <a:graphicData uri="http://schemas.openxmlformats.org/drawingml/2006/picture">
-                <pic:pic>
-                  <pic:nvPicPr>
-                    <pic:cNvPr descr="diagrams/fig28.png" id="169" name="Picture"/>
-                    <pic:cNvPicPr>
+                <ns5:pic>
+                  <ns5:nvPicPr>
+                    <ns5:cNvPr descr="diagrams/fig28.png" id="166" name="Picture"/>
+                    <ns5:cNvPicPr>
                       <a:picLocks noChangeArrowheads="1" noChangeAspect="1"/>
-                    </pic:cNvPicPr>
-                  </pic:nvPicPr>
-                  <pic:blipFill>
-                    <a:blip r:embed="rId167"/>
+                    </ns5:cNvPicPr>
+                  </ns5:nvPicPr>
+                  <ns5:blipFill>
+                    <a:blip ns6:embed="rId164"/>
                     <a:stretch>
                       <a:fillRect/>
                     </a:stretch>
-                  </pic:blipFill>
-                  <pic:spPr bwMode="auto">
+                  </ns5:blipFill>
+                  <ns5:spPr bwMode="auto">
                     <a:xfrm>
                       <a:off x="0" y="0"/>
-                      <a:ext cx="5334000" cy="14767277"/>
+                      <a:ext cx="2807422" cy="7772400"/>
                     </a:xfrm>
                     <a:prstGeom prst="rect">
                       <a:avLst/>
@@ -19973,12 +21373,21 @@
                       <a:headEnd/>
                       <a:tailEnd/>
                     </a:ln>
-                  </pic:spPr>
-                </pic:pic>
+                  </ns5:spPr>
+                </ns5:pic>
               </a:graphicData>
             </a:graphic>
           </wp:inline>
         </w:drawing>
+      </w:r>
+    </w:p>
+    <w:p>
+      <w:pPr>
+        <w:pStyle w:val="Caption"/>
+        <w:keepLines/>
+      </w:pPr>
+      <w:r>
+        <w:t xml:space="preserve">Fig 28</w:t>
       </w:r>
     </w:p>
     <w:p>
@@ -19999,8 +21408,8 @@
         <w:t xml:space="preserve">EvidencePackage State Transition</w:t>
       </w:r>
     </w:p>
-    <w:bookmarkEnd w:id="170"/>
-    <w:bookmarkStart w:id="174" w:name="sequence-diagram"/>
+    <w:bookmarkEnd w:id="167"/>
+    <w:bookmarkStart w:id="171" w:name="sequence-diagram"/>
     <w:p>
       <w:pPr>
         <w:pStyle w:val="Heading2"/>
@@ -20011,30 +21420,31 @@
     </w:p>
     <w:p>
       <w:pPr>
-        <w:pStyle w:val="FirstParagraph"/>
+        <w:pStyle w:val="CaptionedFigure"/>
+        <w:keepNext/>
       </w:pPr>
       <w:r>
         <w:drawing>
           <wp:inline>
             <wp:extent cx="5334000" cy="3721553"/>
             <wp:effectExtent b="0" l="0" r="0" t="0"/>
-            <wp:docPr descr="Fig 29" title="" id="172" name="Picture"/>
+            <wp:docPr descr="Fig 29" title="" id="169" name="Picture"/>
             <a:graphic>
               <a:graphicData uri="http://schemas.openxmlformats.org/drawingml/2006/picture">
-                <pic:pic>
-                  <pic:nvPicPr>
-                    <pic:cNvPr descr="diagrams/fig29.png" id="173" name="Picture"/>
-                    <pic:cNvPicPr>
+                <ns5:pic>
+                  <ns5:nvPicPr>
+                    <ns5:cNvPr descr="diagrams/fig29.png" id="170" name="Picture"/>
+                    <ns5:cNvPicPr>
                       <a:picLocks noChangeArrowheads="1" noChangeAspect="1"/>
-                    </pic:cNvPicPr>
-                  </pic:nvPicPr>
-                  <pic:blipFill>
-                    <a:blip r:embed="rId171"/>
+                    </ns5:cNvPicPr>
+                  </ns5:nvPicPr>
+                  <ns5:blipFill>
+                    <a:blip ns6:embed="rId168"/>
                     <a:stretch>
                       <a:fillRect/>
                     </a:stretch>
-                  </pic:blipFill>
-                  <pic:spPr bwMode="auto">
+                  </ns5:blipFill>
+                  <ns5:spPr bwMode="auto">
                     <a:xfrm>
                       <a:off x="0" y="0"/>
                       <a:ext cx="5334000" cy="3721553"/>
@@ -20048,12 +21458,21 @@
                       <a:headEnd/>
                       <a:tailEnd/>
                     </a:ln>
-                  </pic:spPr>
-                </pic:pic>
+                  </ns5:spPr>
+                </ns5:pic>
               </a:graphicData>
             </a:graphic>
           </wp:inline>
         </w:drawing>
+      </w:r>
+    </w:p>
+    <w:p>
+      <w:pPr>
+        <w:pStyle w:val="Caption"/>
+        <w:keepLines/>
+      </w:pPr>
+      <w:r>
+        <w:t xml:space="preserve">Fig 29</w:t>
       </w:r>
     </w:p>
     <w:p>
@@ -20077,13 +21496,18 @@
     <w:p>
       <w:r>
         <w:pict>
-          <v:rect style="width:0;height:1.5pt" o:hralign="center" o:hrstd="t" o:hr="t"/>
+          <ns1:rect style="width:0;height:1.5pt" ns2:hralign="center" ns2:hrstd="t" ns2:hr="t"/>
         </w:pict>
       </w:r>
     </w:p>
-    <w:bookmarkEnd w:id="174"/>
-    <w:bookmarkEnd w:id="175"/>
-    <w:bookmarkStart w:id="184" w:name="data-flow-diagram"/>
+    <w:p>
+      <w:r>
+        <w:br w:type="page"/>
+      </w:r>
+    </w:p>
+    <w:bookmarkEnd w:id="171"/>
+    <w:bookmarkEnd w:id="172"/>
+    <w:bookmarkStart w:id="181" w:name="data-flow-diagram"/>
     <w:p>
       <w:pPr>
         <w:pStyle w:val="Heading1"/>
@@ -20130,7 +21554,7 @@
         <w:t xml:space="preserve">labels.</w:t>
       </w:r>
     </w:p>
-    <w:bookmarkStart w:id="179" w:name="level-0-terra-audit"/>
+    <w:bookmarkStart w:id="176" w:name="level-0-terra-audit"/>
     <w:p>
       <w:pPr>
         <w:pStyle w:val="Heading2"/>
@@ -20141,30 +21565,31 @@
     </w:p>
     <w:p>
       <w:pPr>
-        <w:pStyle w:val="FirstParagraph"/>
+        <w:pStyle w:val="CaptionedFigure"/>
+        <w:keepNext/>
       </w:pPr>
       <w:r>
         <w:drawing>
           <wp:inline>
             <wp:extent cx="5334000" cy="2411141"/>
             <wp:effectExtent b="0" l="0" r="0" t="0"/>
-            <wp:docPr descr="Fig 30" title="" id="177" name="Picture"/>
+            <wp:docPr descr="Fig 30" title="" id="174" name="Picture"/>
             <a:graphic>
               <a:graphicData uri="http://schemas.openxmlformats.org/drawingml/2006/picture">
-                <pic:pic>
-                  <pic:nvPicPr>
-                    <pic:cNvPr descr="diagrams/fig30.png" id="178" name="Picture"/>
-                    <pic:cNvPicPr>
+                <ns5:pic>
+                  <ns5:nvPicPr>
+                    <ns5:cNvPr descr="diagrams/fig30.png" id="175" name="Picture"/>
+                    <ns5:cNvPicPr>
                       <a:picLocks noChangeArrowheads="1" noChangeAspect="1"/>
-                    </pic:cNvPicPr>
-                  </pic:nvPicPr>
-                  <pic:blipFill>
-                    <a:blip r:embed="rId176"/>
+                    </ns5:cNvPicPr>
+                  </ns5:nvPicPr>
+                  <ns5:blipFill>
+                    <a:blip ns6:embed="rId173"/>
                     <a:stretch>
                       <a:fillRect/>
                     </a:stretch>
-                  </pic:blipFill>
-                  <pic:spPr bwMode="auto">
+                  </ns5:blipFill>
+                  <ns5:spPr bwMode="auto">
                     <a:xfrm>
                       <a:off x="0" y="0"/>
                       <a:ext cx="5334000" cy="2411141"/>
@@ -20178,12 +21603,21 @@
                       <a:headEnd/>
                       <a:tailEnd/>
                     </a:ln>
-                  </pic:spPr>
-                </pic:pic>
+                  </ns5:spPr>
+                </ns5:pic>
               </a:graphicData>
             </a:graphic>
           </wp:inline>
         </w:drawing>
+      </w:r>
+    </w:p>
+    <w:p>
+      <w:pPr>
+        <w:pStyle w:val="Caption"/>
+        <w:keepLines/>
+      </w:pPr>
+      <w:r>
+        <w:t xml:space="preserve">Fig 30</w:t>
       </w:r>
     </w:p>
     <w:p>
@@ -20204,8 +21638,8 @@
         <w:t xml:space="preserve">Data Flow Diagram (Level 0)</w:t>
       </w:r>
     </w:p>
-    <w:bookmarkEnd w:id="179"/>
-    <w:bookmarkStart w:id="183" w:name="level-1-terra-audit"/>
+    <w:bookmarkEnd w:id="176"/>
+    <w:bookmarkStart w:id="180" w:name="level-1-terra-audit"/>
     <w:p>
       <w:pPr>
         <w:pStyle w:val="Heading2"/>
@@ -20216,30 +21650,31 @@
     </w:p>
     <w:p>
       <w:pPr>
-        <w:pStyle w:val="FirstParagraph"/>
+        <w:pStyle w:val="CaptionedFigure"/>
+        <w:keepNext/>
       </w:pPr>
       <w:r>
         <w:drawing>
           <wp:inline>
             <wp:extent cx="5334000" cy="693964"/>
             <wp:effectExtent b="0" l="0" r="0" t="0"/>
-            <wp:docPr descr="Fig 31" title="" id="181" name="Picture"/>
+            <wp:docPr descr="Fig 31" title="" id="178" name="Picture"/>
             <a:graphic>
               <a:graphicData uri="http://schemas.openxmlformats.org/drawingml/2006/picture">
-                <pic:pic>
-                  <pic:nvPicPr>
-                    <pic:cNvPr descr="diagrams/fig31.png" id="182" name="Picture"/>
-                    <pic:cNvPicPr>
+                <ns5:pic>
+                  <ns5:nvPicPr>
+                    <ns5:cNvPr descr="diagrams/fig31.png" id="179" name="Picture"/>
+                    <ns5:cNvPicPr>
                       <a:picLocks noChangeArrowheads="1" noChangeAspect="1"/>
-                    </pic:cNvPicPr>
-                  </pic:nvPicPr>
-                  <pic:blipFill>
-                    <a:blip r:embed="rId180"/>
+                    </ns5:cNvPicPr>
+                  </ns5:nvPicPr>
+                  <ns5:blipFill>
+                    <a:blip ns6:embed="rId177"/>
                     <a:stretch>
                       <a:fillRect/>
                     </a:stretch>
-                  </pic:blipFill>
-                  <pic:spPr bwMode="auto">
+                  </ns5:blipFill>
+                  <ns5:spPr bwMode="auto">
                     <a:xfrm>
                       <a:off x="0" y="0"/>
                       <a:ext cx="5334000" cy="693964"/>
@@ -20253,12 +21688,21 @@
                       <a:headEnd/>
                       <a:tailEnd/>
                     </a:ln>
-                  </pic:spPr>
-                </pic:pic>
+                  </ns5:spPr>
+                </ns5:pic>
               </a:graphicData>
             </a:graphic>
           </wp:inline>
         </w:drawing>
+      </w:r>
+    </w:p>
+    <w:p>
+      <w:pPr>
+        <w:pStyle w:val="Caption"/>
+        <w:keepLines/>
+      </w:pPr>
+      <w:r>
+        <w:t xml:space="preserve">Fig 31</w:t>
       </w:r>
     </w:p>
     <w:p>
@@ -20282,13 +21726,18 @@
     <w:p>
       <w:r>
         <w:pict>
-          <v:rect style="width:0;height:1.5pt" o:hralign="center" o:hrstd="t" o:hr="t"/>
+          <ns1:rect style="width:0;height:1.5pt" ns2:hralign="center" ns2:hrstd="t" ns2:hr="t"/>
         </w:pict>
       </w:r>
     </w:p>
-    <w:bookmarkEnd w:id="183"/>
-    <w:bookmarkEnd w:id="184"/>
-    <w:bookmarkStart w:id="185" w:name="references"/>
+    <w:p>
+      <w:r>
+        <w:br w:type="page"/>
+      </w:r>
+    </w:p>
+    <w:bookmarkEnd w:id="180"/>
+    <w:bookmarkEnd w:id="181"/>
+    <w:bookmarkStart w:id="182" w:name="references"/>
     <w:p>
       <w:pPr>
         <w:pStyle w:val="Heading1"/>
@@ -20872,8 +22321,11 @@
         <w:t xml:space="preserve">modeling used throughout this document).</w:t>
       </w:r>
     </w:p>
-    <w:bookmarkEnd w:id="185"/>
-    <w:sectPr/>
+    <w:bookmarkEnd w:id="182"/>
+    <w:sectPr>
+      <w:pgSz w:w="11906" w:h="16838"/>
+      <w:pgMar w:top="1440" w:right="1440" w:bottom="1440" w:left="1440"/>
+    </w:sectPr>
   </w:body>
 </w:document>
 </file>

--- a/docs/SRS.docx
+++ b/docs/SRS.docx
@@ -1,84 +1,267 @@
 
 <file path=word/document.xml><?xml version="1.0" encoding="utf-8"?>
-<w:document xmlns:a="http://schemas.openxmlformats.org/drawingml/2006/main" xmlns:ns1="urn:schemas-microsoft-com:vml" xmlns:ns2="urn:schemas-microsoft-com:office:office" xmlns:ns5="http://schemas.openxmlformats.org/drawingml/2006/picture" xmlns:ns6="http://schemas.openxmlformats.org/officeDocument/2006/relationships" xmlns:w="http://schemas.openxmlformats.org/wordprocessingml/2006/main" xmlns:wp="http://schemas.openxmlformats.org/drawingml/2006/wordprocessingDrawing">
+<w:document xmlns:a="http://schemas.openxmlformats.org/drawingml/2006/main" xmlns:ns3="http://schemas.openxmlformats.org/drawingml/2006/picture" xmlns:ns4="http://schemas.openxmlformats.org/officeDocument/2006/relationships" xmlns:ns5="urn:schemas-microsoft-com:vml" xmlns:ns6="urn:schemas-microsoft-com:office:office" xmlns:w="http://schemas.openxmlformats.org/wordprocessingml/2006/main" xmlns:wp="http://schemas.openxmlformats.org/drawingml/2006/wordprocessingDrawing">
   <w:body>
-    <w:p>
-      <w:pPr>
-        <w:pStyle w:val="Title"/>
-      </w:pPr>
-      <w:r>
+    <w:tbl>
+      <w:tblPr>
+        <w:tblStyle w:val="Table"/>
+        <w:tblBorders>
+          <w:top w:val="none"/>
+          <w:left w:val="none"/>
+          <w:bottom w:val="none"/>
+          <w:right w:val="none"/>
+          <w:insideH w:val="none"/>
+          <w:insideV w:val="none"/>
+        </w:tblBorders>
+        <w:tblW w:type="pct" w:w="5000"/>
+        <w:tblLook w:firstRow="1" w:lastRow="0" w:firstColumn="0" w:lastColumn="0" w:noHBand="0" w:noVBand="0" w:val="0020"/>
+        <w:jc w:val="start"/>
+      </w:tblPr>
+      <w:tblGrid>
+        <w:gridCol w:w="2640"/>
+        <w:gridCol w:w="2640"/>
+        <w:gridCol w:w="2640"/>
+      </w:tblGrid>
+      <w:tr>
+        <w:trPr>
+          <w:tblHeader w:val="true"/>
+          <w:cantSplit/>
+        </w:trPr>
+        <w:tc>
+          <w:tcPr/>
+          <w:p>
+            <w:pPr>
+              <w:pStyle w:val="Compact"/>
+              <w:jc w:val="center"/>
+            </w:pPr>
+            <w:r>
+              <w:drawing>
+                <wp:inline>
+                  <wp:extent cx="640080" cy="808723"/>
+                  <wp:effectExtent b="0" l="0" r="0" t="0"/>
+                  <wp:docPr descr="" title="" id="21" name="Picture"/>
+                  <a:graphic>
+                    <a:graphicData uri="http://schemas.openxmlformats.org/drawingml/2006/picture">
+                      <ns3:pic>
+                        <ns3:nvPicPr>
+                          <ns3:cNvPr descr="diagrams/logo_du_seal.png" id="22" name="Picture"/>
+                          <ns3:cNvPicPr>
+                            <a:picLocks noChangeArrowheads="1" noChangeAspect="1"/>
+                          </ns3:cNvPicPr>
+                        </ns3:nvPicPr>
+                        <ns3:blipFill>
+                          <a:blip ns4:embed="rId20"/>
+                          <a:stretch>
+                            <a:fillRect/>
+                          </a:stretch>
+                        </ns3:blipFill>
+                        <ns3:spPr bwMode="auto">
+                          <a:xfrm>
+                            <a:off x="0" y="0"/>
+                            <a:ext cx="640080" cy="808723"/>
+                          </a:xfrm>
+                          <a:prstGeom prst="rect">
+                            <a:avLst/>
+                          </a:prstGeom>
+                          <a:noFill/>
+                          <a:ln w="9525">
+                            <a:noFill/>
+                            <a:headEnd/>
+                            <a:tailEnd/>
+                          </a:ln>
+                        </ns3:spPr>
+                      </ns3:pic>
+                    </a:graphicData>
+                  </a:graphic>
+                </wp:inline>
+              </w:drawing>
+            </w:r>
+          </w:p>
+        </w:tc>
+        <w:tc>
+          <w:tcPr/>
+          <w:p>
+            <w:pPr>
+              <w:pStyle w:val="Compact"/>
+              <w:jc w:val="center"/>
+            </w:pPr>
+            <w:r>
+              <w:rPr>
+                <w:rStyle w:val="CoverRedHeader"/>
+              </w:rPr>
+              <w:t xml:space="preserve">INSTITUTE OF INFORMATION TECHNOLOGY</w:t>
+            </w:r>
+            <w:r>
+              <w:br/>
+            </w:r>
+            <w:r>
+              <w:t xml:space="preserve">UNIVERSITY OF DHAKA</w:t>
+            </w:r>
+          </w:p>
+        </w:tc>
+        <w:tc>
+          <w:tcPr/>
+          <w:p>
+            <w:pPr>
+              <w:pStyle w:val="Compact"/>
+              <w:jc w:val="center"/>
+            </w:pPr>
+            <w:r>
+              <w:drawing>
+                <wp:inline>
+                  <wp:extent cx="1005840" cy="549241"/>
+                  <wp:effectExtent b="0" l="0" r="0" t="0"/>
+                  <wp:docPr descr="" title="" id="24" name="Picture"/>
+                  <a:graphic>
+                    <a:graphicData uri="http://schemas.openxmlformats.org/drawingml/2006/picture">
+                      <ns3:pic>
+                        <ns3:nvPicPr>
+                          <ns3:cNvPr descr="diagrams/logo_iit.png" id="25" name="Picture"/>
+                          <ns3:cNvPicPr>
+                            <a:picLocks noChangeArrowheads="1" noChangeAspect="1"/>
+                          </ns3:cNvPicPr>
+                        </ns3:nvPicPr>
+                        <ns3:blipFill>
+                          <a:blip ns4:embed="rId23"/>
+                          <a:stretch>
+                            <a:fillRect/>
+                          </a:stretch>
+                        </ns3:blipFill>
+                        <ns3:spPr bwMode="auto">
+                          <a:xfrm>
+                            <a:off x="0" y="0"/>
+                            <a:ext cx="1005840" cy="549241"/>
+                          </a:xfrm>
+                          <a:prstGeom prst="rect">
+                            <a:avLst/>
+                          </a:prstGeom>
+                          <a:noFill/>
+                          <a:ln w="9525">
+                            <a:noFill/>
+                            <a:headEnd/>
+                            <a:tailEnd/>
+                          </a:ln>
+                        </ns3:spPr>
+                      </ns3:pic>
+                    </a:graphicData>
+                  </a:graphic>
+                </wp:inline>
+              </w:drawing>
+            </w:r>
+          </w:p>
+        </w:tc>
+      </w:tr>
+    </w:tbl>
+    <w:p>
+      <w:pPr>
+        <w:pStyle w:val="CoverCenter"/>
+      </w:pPr>
+      <w:r>
+        <w:rPr>
+          <w:rStyle w:val="CoverTitleBlue"/>
+        </w:rPr>
         <w:t xml:space="preserve">TERRA-AUDIT</w:t>
       </w:r>
     </w:p>
     <w:p>
       <w:pPr>
-        <w:pStyle w:val="Subtitle"/>
-      </w:pPr>
-      <w:r>
-        <w:t xml:space="preserve">AI-ASSISTED DIGITAL MRV PLATFORM FOR AWD RICE IRRIGATION CARBON CREDITS</w:t>
-      </w:r>
-    </w:p>
-    <w:p>
-      <w:pPr>
-        <w:pStyle w:val="Subtitle"/>
-      </w:pPr>
+        <w:pStyle w:val="CoverCenter"/>
+      </w:pPr>
+      <w:r>
+        <w:rPr>
+          <w:rStyle w:val="CoverSubtitleItalic"/>
+        </w:rPr>
+        <w:t xml:space="preserve">– AI-Assisted Digital MRV Platform for AWD Rice Irrigation Carbon Credits</w:t>
+      </w:r>
+    </w:p>
+    <w:p>
+      <w:pPr>
+        <w:pStyle w:val="CoverCenter"/>
+      </w:pPr>
+      <w:r>
+        <w:rPr>
+          <w:rStyle w:val="CoverRedHeader"/>
+        </w:rPr>
+        <w:t xml:space="preserve">Submitted As</w:t>
+      </w:r>
+      <w:r>
+        <w:br/>
+      </w:r>
       <w:r>
         <w:rPr>
           <w:bCs/>
           <w:b/>
         </w:rPr>
-        <w:t xml:space="preserve">SOFTWARE REQUIREMENTS SPECIFICATION &amp; ANALYSIS</w:t>
-      </w:r>
-    </w:p>
-    <w:p>
-      <w:pPr>
-        <w:pStyle w:val="BodyText"/>
-      </w:pPr>
-    </w:p>
-    <w:p>
-      <w:pPr>
-        <w:pStyle w:val="BodyText"/>
-      </w:pPr>
+        <w:t xml:space="preserve">Software Requirements Specification &amp; Analysis</w:t>
+      </w:r>
+      <w:r>
+        <w:br/>
+      </w:r>
+      <w:r>
+        <w:t xml:space="preserve">SE801 Project</w:t>
+      </w:r>
+    </w:p>
+    <w:p>
+      <w:pPr>
+        <w:pStyle w:val="CoverCenter"/>
+      </w:pPr>
+      <w:r>
+        <w:rPr>
+          <w:rStyle w:val="CoverRedHeader"/>
+        </w:rPr>
+        <w:t xml:space="preserve">Submitted By</w:t>
+      </w:r>
+      <w:r>
+        <w:br/>
+      </w:r>
       <w:r>
         <w:rPr>
           <w:bCs/>
           <w:b/>
         </w:rPr>
-        <w:t xml:space="preserve">Submitted By:</w:t>
+        <w:t xml:space="preserve">Kazi Nahid</w:t>
+      </w:r>
+      <w:r>
+        <w:t xml:space="preserve"> </w:t>
+      </w:r>
+      <w:r>
+        <w:t xml:space="preserve">— BSSE-1437</w:t>
       </w:r>
       <w:r>
         <w:br/>
       </w:r>
-      <w:r>
-        <w:t xml:space="preserve">Kazi Nahid | BSSE-1437</w:t>
-      </w:r>
-      <w:r>
-        <w:br/>
-      </w:r>
-      <w:r>
-        <w:t xml:space="preserve">Md. Jariful Rahman | BSSE-1419</w:t>
-      </w:r>
-    </w:p>
-    <w:p>
-      <w:pPr>
-        <w:pStyle w:val="BodyText"/>
-      </w:pPr>
-    </w:p>
-    <w:p>
-      <w:pPr>
-        <w:pStyle w:val="BodyText"/>
-      </w:pPr>
       <w:r>
         <w:rPr>
           <w:bCs/>
           <w:b/>
         </w:rPr>
-        <w:t xml:space="preserve">Submitted To:</w:t>
+        <w:t xml:space="preserve">Md. Jariful Rahman</w:t>
+      </w:r>
+      <w:r>
+        <w:t xml:space="preserve"> </w:t>
+      </w:r>
+      <w:r>
+        <w:t xml:space="preserve">— BSSE-1419</w:t>
+      </w:r>
+    </w:p>
+    <w:p>
+      <w:pPr>
+        <w:pStyle w:val="CoverCenter"/>
+      </w:pPr>
+      <w:r>
+        <w:rPr>
+          <w:rStyle w:val="CoverRedHeader"/>
+        </w:rPr>
+        <w:t xml:space="preserve">Supervised By</w:t>
       </w:r>
       <w:r>
         <w:br/>
       </w:r>
       <w:r>
+        <w:rPr>
+          <w:bCs/>
+          <w:b/>
+        </w:rPr>
         <w:t xml:space="preserve">Dr. Mohammed Shafiul Alam Khan</w:t>
       </w:r>
       <w:r>
@@ -102,12 +285,7 @@
     </w:p>
     <w:p>
       <w:pPr>
-        <w:pStyle w:val="BodyText"/>
-      </w:pPr>
-    </w:p>
-    <w:p>
-      <w:pPr>
-        <w:pStyle w:val="BodyText"/>
+        <w:pStyle w:val="CoverCenter"/>
       </w:pPr>
       <w:r>
         <w:rPr>
@@ -125,26 +303,19 @@
     </w:p>
     <w:p>
       <w:pPr>
-        <w:pStyle w:val="BodyText"/>
-      </w:pPr>
-    </w:p>
-    <w:p>
-      <w:pPr>
-        <w:pStyle w:val="BodyText"/>
+        <w:pStyle w:val="CoverCenter"/>
       </w:pPr>
       <w:r>
         <w:rPr>
-          <w:bCs/>
-          <w:b/>
+          <w:rStyle w:val="CoverRedHeader"/>
         </w:rPr>
-        <w:t xml:space="preserve">IIT — University of Dhaka</w:t>
-      </w:r>
-    </w:p>
-    <w:p>
-      <w:r>
-        <w:pict>
-          <ns1:rect style="width:0;height:1.5pt" ns2:hralign="center" ns2:hrstd="t" ns2:hr="t"/>
-        </w:pict>
+        <w:t xml:space="preserve">Date of Submission</w:t>
+      </w:r>
+      <w:r>
+        <w:br/>
+      </w:r>
+      <w:r>
+        <w:t xml:space="preserve">4 September 2026</w:t>
       </w:r>
     </w:p>
     <w:p>
@@ -152,7 +323,7 @@
         <w:br w:type="page"/>
       </w:r>
     </w:p>
-    <w:bookmarkStart w:id="20" w:name="table-of-contents"/>
+    <w:bookmarkStart w:id="26" w:name="table-of-contents"/>
     <w:p>
       <w:pPr>
         <w:pStyle w:val="Heading1"/>
@@ -844,7 +1015,7 @@
     <w:p>
       <w:r>
         <w:pict>
-          <ns1:rect style="width:0;height:1.5pt" ns2:hralign="center" ns2:hrstd="t" ns2:hr="t"/>
+          <ns5:rect style="width:0;height:1.5pt" ns6:hralign="center" ns6:hrstd="t" ns6:hr="t"/>
         </w:pict>
       </w:r>
     </w:p>
@@ -853,8 +1024,8 @@
         <w:br w:type="page"/>
       </w:r>
     </w:p>
-    <w:bookmarkEnd w:id="20"/>
-    <w:bookmarkStart w:id="25" w:name="introduction"/>
+    <w:bookmarkEnd w:id="26"/>
+    <w:bookmarkStart w:id="31" w:name="introduction"/>
     <w:p>
       <w:pPr>
         <w:pStyle w:val="Heading1"/>
@@ -925,7 +1096,7 @@
         <w:t xml:space="preserve">and packages the entire calculation into auditor-ready evidence files.</w:t>
       </w:r>
     </w:p>
-    <w:bookmarkStart w:id="21" w:name="purpose"/>
+    <w:bookmarkStart w:id="27" w:name="purpose"/>
     <w:p>
       <w:pPr>
         <w:pStyle w:val="Heading2"/>
@@ -996,8 +1167,8 @@
         <w:t xml:space="preserve">Bangladesh and South Asia measurable without any on-the-ground hardware.</w:t>
       </w:r>
     </w:p>
-    <w:bookmarkEnd w:id="21"/>
-    <w:bookmarkStart w:id="22" w:name="intended-audience"/>
+    <w:bookmarkEnd w:id="27"/>
+    <w:bookmarkStart w:id="28" w:name="intended-audience"/>
     <w:p>
       <w:pPr>
         <w:pStyle w:val="Heading2"/>
@@ -1154,8 +1325,8 @@
         <w:t xml:space="preserve">AWD carbon credit evidence.</w:t>
       </w:r>
     </w:p>
-    <w:bookmarkEnd w:id="22"/>
-    <w:bookmarkStart w:id="23" w:name="usage-scenarios"/>
+    <w:bookmarkEnd w:id="28"/>
+    <w:bookmarkStart w:id="29" w:name="usage-scenarios"/>
     <w:p>
       <w:pPr>
         <w:pStyle w:val="Heading2"/>
@@ -1461,8 +1632,8 @@
         <w:t xml:space="preserve">if the selected model has not been trained yet.</w:t>
       </w:r>
     </w:p>
-    <w:bookmarkEnd w:id="23"/>
-    <w:bookmarkStart w:id="24" w:name="conclusion"/>
+    <w:bookmarkEnd w:id="29"/>
+    <w:bookmarkStart w:id="30" w:name="conclusion"/>
     <w:p>
       <w:pPr>
         <w:pStyle w:val="Heading2"/>
@@ -1500,7 +1671,7 @@
     <w:p>
       <w:r>
         <w:pict>
-          <ns1:rect style="width:0;height:1.5pt" ns2:hralign="center" ns2:hrstd="t" ns2:hr="t"/>
+          <ns5:rect style="width:0;height:1.5pt" ns6:hralign="center" ns6:hrstd="t" ns6:hr="t"/>
         </w:pict>
       </w:r>
     </w:p>
@@ -1509,9 +1680,9 @@
         <w:br w:type="page"/>
       </w:r>
     </w:p>
-    <w:bookmarkEnd w:id="24"/>
-    <w:bookmarkEnd w:id="25"/>
-    <w:bookmarkStart w:id="32" w:name="inception"/>
+    <w:bookmarkEnd w:id="30"/>
+    <w:bookmarkEnd w:id="31"/>
+    <w:bookmarkStart w:id="38" w:name="inception"/>
     <w:p>
       <w:pPr>
         <w:pStyle w:val="Heading1"/>
@@ -1520,7 +1691,7 @@
         <w:t xml:space="preserve">2. Inception</w:t>
       </w:r>
     </w:p>
-    <w:bookmarkStart w:id="26" w:name="understanding-the-problem"/>
+    <w:bookmarkStart w:id="32" w:name="understanding-the-problem"/>
     <w:p>
       <w:pPr>
         <w:pStyle w:val="Heading2"/>
@@ -1627,8 +1798,8 @@
         <w:t xml:space="preserve">detection and emission math live in disconnected tools.</w:t>
       </w:r>
     </w:p>
-    <w:bookmarkEnd w:id="26"/>
-    <w:bookmarkStart w:id="27" w:name="icebreaking"/>
+    <w:bookmarkEnd w:id="32"/>
+    <w:bookmarkStart w:id="33" w:name="icebreaking"/>
     <w:p>
       <w:pPr>
         <w:pStyle w:val="Heading2"/>
@@ -1723,8 +1894,8 @@
         <w:t xml:space="preserve">third-party auditor can independently re-verify.</w:t>
       </w:r>
     </w:p>
-    <w:bookmarkEnd w:id="27"/>
-    <w:bookmarkStart w:id="28" w:name="identifying-the-stakeholders"/>
+    <w:bookmarkEnd w:id="33"/>
+    <w:bookmarkStart w:id="34" w:name="identifying-the-stakeholders"/>
     <w:p>
       <w:pPr>
         <w:pStyle w:val="Heading2"/>
@@ -1859,8 +2030,8 @@
         <w:t xml:space="preserve">credits on the farmers’ behalf.</w:t>
       </w:r>
     </w:p>
-    <w:bookmarkEnd w:id="28"/>
-    <w:bookmarkStart w:id="29" w:name="stakeholder-viewpoints"/>
+    <w:bookmarkEnd w:id="34"/>
+    <w:bookmarkStart w:id="35" w:name="stakeholder-viewpoints"/>
     <w:p>
       <w:pPr>
         <w:pStyle w:val="Heading2"/>
@@ -2063,8 +2234,8 @@
         <w:t xml:space="preserve">district’s fields season by season.</w:t>
       </w:r>
     </w:p>
-    <w:bookmarkEnd w:id="29"/>
-    <w:bookmarkStart w:id="30" w:name="working-towards-collaboration"/>
+    <w:bookmarkEnd w:id="35"/>
+    <w:bookmarkStart w:id="36" w:name="working-towards-collaboration"/>
     <w:p>
       <w:pPr>
         <w:pStyle w:val="Heading2"/>
@@ -2141,8 +2312,8 @@
         <w:t xml:space="preserve">evidence package.</w:t>
       </w:r>
     </w:p>
-    <w:bookmarkEnd w:id="30"/>
-    <w:bookmarkStart w:id="31" w:name="elicitation-of-terra-audit"/>
+    <w:bookmarkEnd w:id="36"/>
+    <w:bookmarkStart w:id="37" w:name="elicitation-of-terra-audit"/>
     <w:p>
       <w:pPr>
         <w:pStyle w:val="Heading2"/>
@@ -2358,7 +2529,7 @@
     <w:p>
       <w:r>
         <w:pict>
-          <ns1:rect style="width:0;height:1.5pt" ns2:hralign="center" ns2:hrstd="t" ns2:hr="t"/>
+          <ns5:rect style="width:0;height:1.5pt" ns6:hralign="center" ns6:hrstd="t" ns6:hr="t"/>
         </w:pict>
       </w:r>
     </w:p>
@@ -2367,9 +2538,9 @@
         <w:br w:type="page"/>
       </w:r>
     </w:p>
-    <w:bookmarkEnd w:id="31"/>
-    <w:bookmarkEnd w:id="32"/>
-    <w:bookmarkStart w:id="35" w:name="quality-function-deployment"/>
+    <w:bookmarkEnd w:id="37"/>
+    <w:bookmarkEnd w:id="38"/>
+    <w:bookmarkStart w:id="41" w:name="quality-function-deployment"/>
     <w:p>
       <w:pPr>
         <w:pStyle w:val="Heading1"/>
@@ -2500,7 +2671,7 @@
         <w:t xml:space="preserve">Early identification of potential challenges and mitigation strategies.</w:t>
       </w:r>
     </w:p>
-    <w:bookmarkStart w:id="33" w:name="normal-requirements"/>
+    <w:bookmarkStart w:id="39" w:name="normal-requirements"/>
     <w:p>
       <w:pPr>
         <w:pStyle w:val="Heading2"/>
@@ -3330,8 +3501,8 @@
         <w:t xml:space="preserve">complete → credits calculated.</w:t>
       </w:r>
     </w:p>
-    <w:bookmarkEnd w:id="33"/>
-    <w:bookmarkStart w:id="34" w:name="exciting-requirements"/>
+    <w:bookmarkEnd w:id="39"/>
+    <w:bookmarkStart w:id="40" w:name="exciting-requirements"/>
     <w:p>
       <w:pPr>
         <w:pStyle w:val="Heading2"/>
@@ -3463,7 +3634,7 @@
     <w:p>
       <w:r>
         <w:pict>
-          <ns1:rect style="width:0;height:1.5pt" ns2:hralign="center" ns2:hrstd="t" ns2:hr="t"/>
+          <ns5:rect style="width:0;height:1.5pt" ns6:hralign="center" ns6:hrstd="t" ns6:hr="t"/>
         </w:pict>
       </w:r>
     </w:p>
@@ -3472,9 +3643,9 @@
         <w:br w:type="page"/>
       </w:r>
     </w:p>
-    <w:bookmarkEnd w:id="34"/>
-    <w:bookmarkEnd w:id="35"/>
-    <w:bookmarkStart w:id="36" w:name="user-story"/>
+    <w:bookmarkEnd w:id="40"/>
+    <w:bookmarkEnd w:id="41"/>
+    <w:bookmarkStart w:id="42" w:name="user-story"/>
     <w:p>
       <w:pPr>
         <w:pStyle w:val="Heading1"/>
@@ -3979,7 +4150,7 @@
     <w:p>
       <w:r>
         <w:pict>
-          <ns1:rect style="width:0;height:1.5pt" ns2:hralign="center" ns2:hrstd="t" ns2:hr="t"/>
+          <ns5:rect style="width:0;height:1.5pt" ns6:hralign="center" ns6:hrstd="t" ns6:hr="t"/>
         </w:pict>
       </w:r>
     </w:p>
@@ -3988,8 +4159,8 @@
         <w:br w:type="page"/>
       </w:r>
     </w:p>
-    <w:bookmarkEnd w:id="36"/>
-    <w:bookmarkStart w:id="111" w:name="scenario-based-modeling"/>
+    <w:bookmarkEnd w:id="42"/>
+    <w:bookmarkStart w:id="117" w:name="scenario-based-modeling"/>
     <w:p>
       <w:pPr>
         <w:pStyle w:val="Heading1"/>
@@ -3998,7 +4169,7 @@
         <w:t xml:space="preserve">5. Scenario Based Modeling</w:t>
       </w:r>
     </w:p>
-    <w:bookmarkStart w:id="77" w:name="use-case-diagram"/>
+    <w:bookmarkStart w:id="83" w:name="use-case-diagram"/>
     <w:p>
       <w:pPr>
         <w:pStyle w:val="Heading2"/>
@@ -4265,7 +4436,7 @@
         <w:t xml:space="preserve">non-technical view of the system.</w:t>
       </w:r>
     </w:p>
-    <w:bookmarkStart w:id="40" w:name="level-0"/>
+    <w:bookmarkStart w:id="46" w:name="level-0"/>
     <w:p>
       <w:pPr>
         <w:pStyle w:val="Heading3"/>
@@ -4356,23 +4527,23 @@
           <wp:inline>
             <wp:extent cx="5334000" cy="2898284"/>
             <wp:effectExtent b="0" l="0" r="0" t="0"/>
-            <wp:docPr descr="Fig 1" title="" id="38" name="Picture"/>
+            <wp:docPr descr="Fig 1" title="" id="44" name="Picture"/>
             <a:graphic>
               <a:graphicData uri="http://schemas.openxmlformats.org/drawingml/2006/picture">
-                <ns5:pic>
-                  <ns5:nvPicPr>
-                    <ns5:cNvPr descr="diagrams/fig01.png" id="39" name="Picture"/>
-                    <ns5:cNvPicPr>
+                <ns3:pic>
+                  <ns3:nvPicPr>
+                    <ns3:cNvPr descr="diagrams/fig01.png" id="45" name="Picture"/>
+                    <ns3:cNvPicPr>
                       <a:picLocks noChangeArrowheads="1" noChangeAspect="1"/>
-                    </ns5:cNvPicPr>
-                  </ns5:nvPicPr>
-                  <ns5:blipFill>
-                    <a:blip ns6:embed="rId37"/>
+                    </ns3:cNvPicPr>
+                  </ns3:nvPicPr>
+                  <ns3:blipFill>
+                    <a:blip ns4:embed="rId43"/>
                     <a:stretch>
                       <a:fillRect/>
                     </a:stretch>
-                  </ns5:blipFill>
-                  <ns5:spPr bwMode="auto">
+                  </ns3:blipFill>
+                  <ns3:spPr bwMode="auto">
                     <a:xfrm>
                       <a:off x="0" y="0"/>
                       <a:ext cx="5334000" cy="2898284"/>
@@ -4386,8 +4557,8 @@
                       <a:headEnd/>
                       <a:tailEnd/>
                     </a:ln>
-                  </ns5:spPr>
-                </ns5:pic>
+                  </ns3:spPr>
+                </ns3:pic>
               </a:graphicData>
             </a:graphic>
           </wp:inline>
@@ -4421,8 +4592,8 @@
         <w:t xml:space="preserve">Terra-Audit — AI-Assisted Digital MRV Platform</w:t>
       </w:r>
     </w:p>
-    <w:bookmarkEnd w:id="40"/>
-    <w:bookmarkStart w:id="44" w:name="level-1"/>
+    <w:bookmarkEnd w:id="46"/>
+    <w:bookmarkStart w:id="50" w:name="level-1"/>
     <w:p>
       <w:pPr>
         <w:pStyle w:val="Heading3"/>
@@ -4513,23 +4684,23 @@
           <wp:inline>
             <wp:extent cx="5334000" cy="3946071"/>
             <wp:effectExtent b="0" l="0" r="0" t="0"/>
-            <wp:docPr descr="Fig 2" title="" id="42" name="Picture"/>
+            <wp:docPr descr="Fig 2" title="" id="48" name="Picture"/>
             <a:graphic>
               <a:graphicData uri="http://schemas.openxmlformats.org/drawingml/2006/picture">
-                <ns5:pic>
-                  <ns5:nvPicPr>
-                    <ns5:cNvPr descr="diagrams/fig02.png" id="43" name="Picture"/>
-                    <ns5:cNvPicPr>
+                <ns3:pic>
+                  <ns3:nvPicPr>
+                    <ns3:cNvPr descr="diagrams/fig02.png" id="49" name="Picture"/>
+                    <ns3:cNvPicPr>
                       <a:picLocks noChangeArrowheads="1" noChangeAspect="1"/>
-                    </ns5:cNvPicPr>
-                  </ns5:nvPicPr>
-                  <ns5:blipFill>
-                    <a:blip ns6:embed="rId41"/>
+                    </ns3:cNvPicPr>
+                  </ns3:nvPicPr>
+                  <ns3:blipFill>
+                    <a:blip ns4:embed="rId47"/>
                     <a:stretch>
                       <a:fillRect/>
                     </a:stretch>
-                  </ns5:blipFill>
-                  <ns5:spPr bwMode="auto">
+                  </ns3:blipFill>
+                  <ns3:spPr bwMode="auto">
                     <a:xfrm>
                       <a:off x="0" y="0"/>
                       <a:ext cx="5334000" cy="3946071"/>
@@ -4543,8 +4714,8 @@
                       <a:headEnd/>
                       <a:tailEnd/>
                     </a:ln>
-                  </ns5:spPr>
-                </ns5:pic>
+                  </ns3:spPr>
+                </ns3:pic>
               </a:graphicData>
             </a:graphic>
           </wp:inline>
@@ -4578,8 +4749,8 @@
         <w:t xml:space="preserve">Level 1 of Terra-Audit</w:t>
       </w:r>
     </w:p>
-    <w:bookmarkEnd w:id="44"/>
-    <w:bookmarkStart w:id="48" w:name="level-1.1"/>
+    <w:bookmarkEnd w:id="50"/>
+    <w:bookmarkStart w:id="54" w:name="level-1.1"/>
     <w:p>
       <w:pPr>
         <w:pStyle w:val="Heading3"/>
@@ -4670,23 +4841,23 @@
           <wp:inline>
             <wp:extent cx="5334000" cy="2673820"/>
             <wp:effectExtent b="0" l="0" r="0" t="0"/>
-            <wp:docPr descr="Fig 3" title="" id="46" name="Picture"/>
+            <wp:docPr descr="Fig 3" title="" id="52" name="Picture"/>
             <a:graphic>
               <a:graphicData uri="http://schemas.openxmlformats.org/drawingml/2006/picture">
-                <ns5:pic>
-                  <ns5:nvPicPr>
-                    <ns5:cNvPr descr="diagrams/fig03.png" id="47" name="Picture"/>
-                    <ns5:cNvPicPr>
+                <ns3:pic>
+                  <ns3:nvPicPr>
+                    <ns3:cNvPr descr="diagrams/fig03.png" id="53" name="Picture"/>
+                    <ns3:cNvPicPr>
                       <a:picLocks noChangeArrowheads="1" noChangeAspect="1"/>
-                    </ns5:cNvPicPr>
-                  </ns5:nvPicPr>
-                  <ns5:blipFill>
-                    <a:blip ns6:embed="rId45"/>
+                    </ns3:cNvPicPr>
+                  </ns3:nvPicPr>
+                  <ns3:blipFill>
+                    <a:blip ns4:embed="rId51"/>
                     <a:stretch>
                       <a:fillRect/>
                     </a:stretch>
-                  </ns5:blipFill>
-                  <ns5:spPr bwMode="auto">
+                  </ns3:blipFill>
+                  <ns3:spPr bwMode="auto">
                     <a:xfrm>
                       <a:off x="0" y="0"/>
                       <a:ext cx="5334000" cy="2673820"/>
@@ -4700,8 +4871,8 @@
                       <a:headEnd/>
                       <a:tailEnd/>
                     </a:ln>
-                  </ns5:spPr>
-                </ns5:pic>
+                  </ns3:spPr>
+                </ns3:pic>
               </a:graphicData>
             </a:graphic>
           </wp:inline>
@@ -4735,8 +4906,8 @@
         <w:t xml:space="preserve">Field Management</w:t>
       </w:r>
     </w:p>
-    <w:bookmarkEnd w:id="48"/>
-    <w:bookmarkStart w:id="52" w:name="level-1.1.1"/>
+    <w:bookmarkEnd w:id="54"/>
+    <w:bookmarkStart w:id="58" w:name="level-1.1.1"/>
     <w:p>
       <w:pPr>
         <w:pStyle w:val="Heading3"/>
@@ -4827,23 +4998,23 @@
           <wp:inline>
             <wp:extent cx="5334000" cy="2041071"/>
             <wp:effectExtent b="0" l="0" r="0" t="0"/>
-            <wp:docPr descr="Fig 4" title="" id="50" name="Picture"/>
+            <wp:docPr descr="Fig 4" title="" id="56" name="Picture"/>
             <a:graphic>
               <a:graphicData uri="http://schemas.openxmlformats.org/drawingml/2006/picture">
-                <ns5:pic>
-                  <ns5:nvPicPr>
-                    <ns5:cNvPr descr="diagrams/fig04.png" id="51" name="Picture"/>
-                    <ns5:cNvPicPr>
+                <ns3:pic>
+                  <ns3:nvPicPr>
+                    <ns3:cNvPr descr="diagrams/fig04.png" id="57" name="Picture"/>
+                    <ns3:cNvPicPr>
                       <a:picLocks noChangeArrowheads="1" noChangeAspect="1"/>
-                    </ns5:cNvPicPr>
-                  </ns5:nvPicPr>
-                  <ns5:blipFill>
-                    <a:blip ns6:embed="rId49"/>
+                    </ns3:cNvPicPr>
+                  </ns3:nvPicPr>
+                  <ns3:blipFill>
+                    <a:blip ns4:embed="rId55"/>
                     <a:stretch>
                       <a:fillRect/>
                     </a:stretch>
-                  </ns5:blipFill>
-                  <ns5:spPr bwMode="auto">
+                  </ns3:blipFill>
+                  <ns3:spPr bwMode="auto">
                     <a:xfrm>
                       <a:off x="0" y="0"/>
                       <a:ext cx="5334000" cy="2041071"/>
@@ -4857,8 +5028,8 @@
                       <a:headEnd/>
                       <a:tailEnd/>
                     </a:ln>
-                  </ns5:spPr>
-                </ns5:pic>
+                  </ns3:spPr>
+                </ns3:pic>
               </a:graphicData>
             </a:graphic>
           </wp:inline>
@@ -4892,8 +5063,8 @@
         <w:t xml:space="preserve">Geometry Input</w:t>
       </w:r>
     </w:p>
-    <w:bookmarkEnd w:id="52"/>
-    <w:bookmarkStart w:id="56" w:name="level-1.1.2"/>
+    <w:bookmarkEnd w:id="58"/>
+    <w:bookmarkStart w:id="62" w:name="level-1.1.2"/>
     <w:p>
       <w:pPr>
         <w:pStyle w:val="Heading3"/>
@@ -4984,23 +5155,23 @@
           <wp:inline>
             <wp:extent cx="5334000" cy="2469696"/>
             <wp:effectExtent b="0" l="0" r="0" t="0"/>
-            <wp:docPr descr="Fig 5" title="" id="54" name="Picture"/>
+            <wp:docPr descr="Fig 5" title="" id="60" name="Picture"/>
             <a:graphic>
               <a:graphicData uri="http://schemas.openxmlformats.org/drawingml/2006/picture">
-                <ns5:pic>
-                  <ns5:nvPicPr>
-                    <ns5:cNvPr descr="diagrams/fig05.png" id="55" name="Picture"/>
-                    <ns5:cNvPicPr>
+                <ns3:pic>
+                  <ns3:nvPicPr>
+                    <ns3:cNvPr descr="diagrams/fig05.png" id="61" name="Picture"/>
+                    <ns3:cNvPicPr>
                       <a:picLocks noChangeArrowheads="1" noChangeAspect="1"/>
-                    </ns5:cNvPicPr>
-                  </ns5:nvPicPr>
-                  <ns5:blipFill>
-                    <a:blip ns6:embed="rId53"/>
+                    </ns3:cNvPicPr>
+                  </ns3:nvPicPr>
+                  <ns3:blipFill>
+                    <a:blip ns4:embed="rId59"/>
                     <a:stretch>
                       <a:fillRect/>
                     </a:stretch>
-                  </ns5:blipFill>
-                  <ns5:spPr bwMode="auto">
+                  </ns3:blipFill>
+                  <ns3:spPr bwMode="auto">
                     <a:xfrm>
                       <a:off x="0" y="0"/>
                       <a:ext cx="5334000" cy="2469696"/>
@@ -5014,8 +5185,8 @@
                       <a:headEnd/>
                       <a:tailEnd/>
                     </a:ln>
-                  </ns5:spPr>
-                </ns5:pic>
+                  </ns3:spPr>
+                </ns3:pic>
               </a:graphicData>
             </a:graphic>
           </wp:inline>
@@ -5049,8 +5220,8 @@
         <w:t xml:space="preserve">Field Registration</w:t>
       </w:r>
     </w:p>
-    <w:bookmarkEnd w:id="56"/>
-    <w:bookmarkStart w:id="60" w:name="level-1.2"/>
+    <w:bookmarkEnd w:id="62"/>
+    <w:bookmarkStart w:id="66" w:name="level-1.2"/>
     <w:p>
       <w:pPr>
         <w:pStyle w:val="Heading3"/>
@@ -5141,23 +5312,23 @@
           <wp:inline>
             <wp:extent cx="5334000" cy="1694089"/>
             <wp:effectExtent b="0" l="0" r="0" t="0"/>
-            <wp:docPr descr="Fig 6" title="" id="58" name="Picture"/>
+            <wp:docPr descr="Fig 6" title="" id="64" name="Picture"/>
             <a:graphic>
               <a:graphicData uri="http://schemas.openxmlformats.org/drawingml/2006/picture">
-                <ns5:pic>
-                  <ns5:nvPicPr>
-                    <ns5:cNvPr descr="diagrams/fig06.png" id="59" name="Picture"/>
-                    <ns5:cNvPicPr>
+                <ns3:pic>
+                  <ns3:nvPicPr>
+                    <ns3:cNvPr descr="diagrams/fig06.png" id="65" name="Picture"/>
+                    <ns3:cNvPicPr>
                       <a:picLocks noChangeArrowheads="1" noChangeAspect="1"/>
-                    </ns5:cNvPicPr>
-                  </ns5:nvPicPr>
-                  <ns5:blipFill>
-                    <a:blip ns6:embed="rId57"/>
+                    </ns3:cNvPicPr>
+                  </ns3:nvPicPr>
+                  <ns3:blipFill>
+                    <a:blip ns4:embed="rId63"/>
                     <a:stretch>
                       <a:fillRect/>
                     </a:stretch>
-                  </ns5:blipFill>
-                  <ns5:spPr bwMode="auto">
+                  </ns3:blipFill>
+                  <ns3:spPr bwMode="auto">
                     <a:xfrm>
                       <a:off x="0" y="0"/>
                       <a:ext cx="5334000" cy="1694089"/>
@@ -5171,8 +5342,8 @@
                       <a:headEnd/>
                       <a:tailEnd/>
                     </a:ln>
-                  </ns5:spPr>
-                </ns5:pic>
+                  </ns3:spPr>
+                </ns3:pic>
               </a:graphicData>
             </a:graphic>
           </wp:inline>
@@ -5206,8 +5377,8 @@
         <w:t xml:space="preserve">Satellite Data Engine</w:t>
       </w:r>
     </w:p>
-    <w:bookmarkEnd w:id="60"/>
-    <w:bookmarkStart w:id="64" w:name="level-1.3"/>
+    <w:bookmarkEnd w:id="66"/>
+    <w:bookmarkStart w:id="70" w:name="level-1.3"/>
     <w:p>
       <w:pPr>
         <w:pStyle w:val="Heading3"/>
@@ -5298,23 +5469,23 @@
           <wp:inline>
             <wp:extent cx="5334000" cy="2530928"/>
             <wp:effectExtent b="0" l="0" r="0" t="0"/>
-            <wp:docPr descr="Fig 7" title="" id="62" name="Picture"/>
+            <wp:docPr descr="Fig 7" title="" id="68" name="Picture"/>
             <a:graphic>
               <a:graphicData uri="http://schemas.openxmlformats.org/drawingml/2006/picture">
-                <ns5:pic>
-                  <ns5:nvPicPr>
-                    <ns5:cNvPr descr="diagrams/fig07.png" id="63" name="Picture"/>
-                    <ns5:cNvPicPr>
+                <ns3:pic>
+                  <ns3:nvPicPr>
+                    <ns3:cNvPr descr="diagrams/fig07.png" id="69" name="Picture"/>
+                    <ns3:cNvPicPr>
                       <a:picLocks noChangeArrowheads="1" noChangeAspect="1"/>
-                    </ns5:cNvPicPr>
-                  </ns5:nvPicPr>
-                  <ns5:blipFill>
-                    <a:blip ns6:embed="rId61"/>
+                    </ns3:cNvPicPr>
+                  </ns3:nvPicPr>
+                  <ns3:blipFill>
+                    <a:blip ns4:embed="rId67"/>
                     <a:stretch>
                       <a:fillRect/>
                     </a:stretch>
-                  </ns5:blipFill>
-                  <ns5:spPr bwMode="auto">
+                  </ns3:blipFill>
+                  <ns3:spPr bwMode="auto">
                     <a:xfrm>
                       <a:off x="0" y="0"/>
                       <a:ext cx="5334000" cy="2530928"/>
@@ -5328,8 +5499,8 @@
                       <a:headEnd/>
                       <a:tailEnd/>
                     </a:ln>
-                  </ns5:spPr>
-                </ns5:pic>
+                  </ns3:spPr>
+                </ns3:pic>
               </a:graphicData>
             </a:graphic>
           </wp:inline>
@@ -5363,8 +5534,8 @@
         <w:t xml:space="preserve">MRV Signal Analytics</w:t>
       </w:r>
     </w:p>
-    <w:bookmarkEnd w:id="64"/>
-    <w:bookmarkStart w:id="68" w:name="level-1.4"/>
+    <w:bookmarkEnd w:id="70"/>
+    <w:bookmarkStart w:id="74" w:name="level-1.4"/>
     <w:p>
       <w:pPr>
         <w:pStyle w:val="Heading3"/>
@@ -5455,23 +5626,23 @@
           <wp:inline>
             <wp:extent cx="5334000" cy="5219762"/>
             <wp:effectExtent b="0" l="0" r="0" t="0"/>
-            <wp:docPr descr="Fig 8" title="" id="66" name="Picture"/>
+            <wp:docPr descr="Fig 8" title="" id="72" name="Picture"/>
             <a:graphic>
               <a:graphicData uri="http://schemas.openxmlformats.org/drawingml/2006/picture">
-                <ns5:pic>
-                  <ns5:nvPicPr>
-                    <ns5:cNvPr descr="diagrams/fig08.png" id="67" name="Picture"/>
-                    <ns5:cNvPicPr>
+                <ns3:pic>
+                  <ns3:nvPicPr>
+                    <ns3:cNvPr descr="diagrams/fig08.png" id="73" name="Picture"/>
+                    <ns3:cNvPicPr>
                       <a:picLocks noChangeArrowheads="1" noChangeAspect="1"/>
-                    </ns5:cNvPicPr>
-                  </ns5:nvPicPr>
-                  <ns5:blipFill>
-                    <a:blip ns6:embed="rId65"/>
+                    </ns3:cNvPicPr>
+                  </ns3:nvPicPr>
+                  <ns3:blipFill>
+                    <a:blip ns4:embed="rId71"/>
                     <a:stretch>
                       <a:fillRect/>
                     </a:stretch>
-                  </ns5:blipFill>
-                  <ns5:spPr bwMode="auto">
+                  </ns3:blipFill>
+                  <ns3:spPr bwMode="auto">
                     <a:xfrm>
                       <a:off x="0" y="0"/>
                       <a:ext cx="5334000" cy="5219762"/>
@@ -5485,8 +5656,8 @@
                       <a:headEnd/>
                       <a:tailEnd/>
                     </a:ln>
-                  </ns5:spPr>
-                </ns5:pic>
+                  </ns3:spPr>
+                </ns3:pic>
               </a:graphicData>
             </a:graphic>
           </wp:inline>
@@ -5520,8 +5691,8 @@
         <w:t xml:space="preserve">Carbon Estimation</w:t>
       </w:r>
     </w:p>
-    <w:bookmarkEnd w:id="68"/>
-    <w:bookmarkStart w:id="72" w:name="level-1.5"/>
+    <w:bookmarkEnd w:id="74"/>
+    <w:bookmarkStart w:id="78" w:name="level-1.5"/>
     <w:p>
       <w:pPr>
         <w:pStyle w:val="Heading3"/>
@@ -5612,23 +5783,23 @@
           <wp:inline>
             <wp:extent cx="5334000" cy="3486855"/>
             <wp:effectExtent b="0" l="0" r="0" t="0"/>
-            <wp:docPr descr="Fig 9" title="" id="70" name="Picture"/>
+            <wp:docPr descr="Fig 9" title="" id="76" name="Picture"/>
             <a:graphic>
               <a:graphicData uri="http://schemas.openxmlformats.org/drawingml/2006/picture">
-                <ns5:pic>
-                  <ns5:nvPicPr>
-                    <ns5:cNvPr descr="diagrams/fig09.png" id="71" name="Picture"/>
-                    <ns5:cNvPicPr>
+                <ns3:pic>
+                  <ns3:nvPicPr>
+                    <ns3:cNvPr descr="diagrams/fig09.png" id="77" name="Picture"/>
+                    <ns3:cNvPicPr>
                       <a:picLocks noChangeArrowheads="1" noChangeAspect="1"/>
-                    </ns5:cNvPicPr>
-                  </ns5:nvPicPr>
-                  <ns5:blipFill>
-                    <a:blip ns6:embed="rId69"/>
+                    </ns3:cNvPicPr>
+                  </ns3:nvPicPr>
+                  <ns3:blipFill>
+                    <a:blip ns4:embed="rId75"/>
                     <a:stretch>
                       <a:fillRect/>
                     </a:stretch>
-                  </ns5:blipFill>
-                  <ns5:spPr bwMode="auto">
+                  </ns3:blipFill>
+                  <ns3:spPr bwMode="auto">
                     <a:xfrm>
                       <a:off x="0" y="0"/>
                       <a:ext cx="5334000" cy="3486855"/>
@@ -5642,8 +5813,8 @@
                       <a:headEnd/>
                       <a:tailEnd/>
                     </a:ln>
-                  </ns5:spPr>
-                </ns5:pic>
+                  </ns3:spPr>
+                </ns3:pic>
               </a:graphicData>
             </a:graphic>
           </wp:inline>
@@ -5677,8 +5848,8 @@
         <w:t xml:space="preserve">Evidence Reporting</w:t>
       </w:r>
     </w:p>
-    <w:bookmarkEnd w:id="72"/>
-    <w:bookmarkStart w:id="76" w:name="level-1.6"/>
+    <w:bookmarkEnd w:id="78"/>
+    <w:bookmarkStart w:id="82" w:name="level-1.6"/>
     <w:p>
       <w:pPr>
         <w:pStyle w:val="Heading3"/>
@@ -5769,23 +5940,23 @@
           <wp:inline>
             <wp:extent cx="5334000" cy="2902527"/>
             <wp:effectExtent b="0" l="0" r="0" t="0"/>
-            <wp:docPr descr="Fig 10" title="" id="74" name="Picture"/>
+            <wp:docPr descr="Fig 10" title="" id="80" name="Picture"/>
             <a:graphic>
               <a:graphicData uri="http://schemas.openxmlformats.org/drawingml/2006/picture">
-                <ns5:pic>
-                  <ns5:nvPicPr>
-                    <ns5:cNvPr descr="diagrams/fig10.png" id="75" name="Picture"/>
-                    <ns5:cNvPicPr>
+                <ns3:pic>
+                  <ns3:nvPicPr>
+                    <ns3:cNvPr descr="diagrams/fig10.png" id="81" name="Picture"/>
+                    <ns3:cNvPicPr>
                       <a:picLocks noChangeArrowheads="1" noChangeAspect="1"/>
-                    </ns5:cNvPicPr>
-                  </ns5:nvPicPr>
-                  <ns5:blipFill>
-                    <a:blip ns6:embed="rId73"/>
+                    </ns3:cNvPicPr>
+                  </ns3:nvPicPr>
+                  <ns3:blipFill>
+                    <a:blip ns4:embed="rId79"/>
                     <a:stretch>
                       <a:fillRect/>
                     </a:stretch>
-                  </ns5:blipFill>
-                  <ns5:spPr bwMode="auto">
+                  </ns3:blipFill>
+                  <ns3:spPr bwMode="auto">
                     <a:xfrm>
                       <a:off x="0" y="0"/>
                       <a:ext cx="5334000" cy="2902527"/>
@@ -5799,8 +5970,8 @@
                       <a:headEnd/>
                       <a:tailEnd/>
                     </a:ln>
-                  </ns5:spPr>
-                </ns5:pic>
+                  </ns3:spPr>
+                </ns3:pic>
               </a:graphicData>
             </a:graphic>
           </wp:inline>
@@ -5834,9 +6005,9 @@
         <w:t xml:space="preserve">AI Validation</w:t>
       </w:r>
     </w:p>
-    <w:bookmarkEnd w:id="76"/>
-    <w:bookmarkEnd w:id="77"/>
-    <w:bookmarkStart w:id="110" w:name="activity-diagram"/>
+    <w:bookmarkEnd w:id="82"/>
+    <w:bookmarkEnd w:id="83"/>
+    <w:bookmarkStart w:id="116" w:name="activity-diagram"/>
     <w:p>
       <w:pPr>
         <w:pStyle w:val="Heading2"/>
@@ -5845,7 +6016,7 @@
         <w:t xml:space="preserve">5.2 Activity Diagram</w:t>
       </w:r>
     </w:p>
-    <w:bookmarkStart w:id="81" w:name="level-1-1"/>
+    <w:bookmarkStart w:id="87" w:name="level-1-1"/>
     <w:p>
       <w:pPr>
         <w:pStyle w:val="Heading3"/>
@@ -5900,23 +6071,23 @@
           <wp:inline>
             <wp:extent cx="4277913" cy="7772400"/>
             <wp:effectExtent b="0" l="0" r="0" t="0"/>
-            <wp:docPr descr="Fig 11" title="" id="79" name="Picture"/>
+            <wp:docPr descr="Fig 11" title="" id="85" name="Picture"/>
             <a:graphic>
               <a:graphicData uri="http://schemas.openxmlformats.org/drawingml/2006/picture">
-                <ns5:pic>
-                  <ns5:nvPicPr>
-                    <ns5:cNvPr descr="diagrams/fig11.png" id="80" name="Picture"/>
-                    <ns5:cNvPicPr>
+                <ns3:pic>
+                  <ns3:nvPicPr>
+                    <ns3:cNvPr descr="diagrams/fig11.png" id="86" name="Picture"/>
+                    <ns3:cNvPicPr>
                       <a:picLocks noChangeArrowheads="1" noChangeAspect="1"/>
-                    </ns5:cNvPicPr>
-                  </ns5:nvPicPr>
-                  <ns5:blipFill>
-                    <a:blip ns6:embed="rId78"/>
+                    </ns3:cNvPicPr>
+                  </ns3:nvPicPr>
+                  <ns3:blipFill>
+                    <a:blip ns4:embed="rId84"/>
                     <a:stretch>
                       <a:fillRect/>
                     </a:stretch>
-                  </ns5:blipFill>
-                  <ns5:spPr bwMode="auto">
+                  </ns3:blipFill>
+                  <ns3:spPr bwMode="auto">
                     <a:xfrm>
                       <a:off x="0" y="0"/>
                       <a:ext cx="4277913" cy="7772400"/>
@@ -5930,8 +6101,8 @@
                       <a:headEnd/>
                       <a:tailEnd/>
                     </a:ln>
-                  </ns5:spPr>
-                </ns5:pic>
+                  </ns3:spPr>
+                </ns3:pic>
               </a:graphicData>
             </a:graphic>
           </wp:inline>
@@ -5965,8 +6136,8 @@
         <w:t xml:space="preserve">Terra-Audit (Use Case - 1)</w:t>
       </w:r>
     </w:p>
-    <w:bookmarkEnd w:id="81"/>
-    <w:bookmarkStart w:id="85" w:name="level-1.1-1"/>
+    <w:bookmarkEnd w:id="87"/>
+    <w:bookmarkStart w:id="91" w:name="level-1.1-1"/>
     <w:p>
       <w:pPr>
         <w:pStyle w:val="Heading3"/>
@@ -6021,23 +6192,23 @@
           <wp:inline>
             <wp:extent cx="3496981" cy="7772400"/>
             <wp:effectExtent b="0" l="0" r="0" t="0"/>
-            <wp:docPr descr="Fig 12" title="" id="83" name="Picture"/>
+            <wp:docPr descr="Fig 12" title="" id="89" name="Picture"/>
             <a:graphic>
               <a:graphicData uri="http://schemas.openxmlformats.org/drawingml/2006/picture">
-                <ns5:pic>
-                  <ns5:nvPicPr>
-                    <ns5:cNvPr descr="diagrams/fig12.png" id="84" name="Picture"/>
-                    <ns5:cNvPicPr>
+                <ns3:pic>
+                  <ns3:nvPicPr>
+                    <ns3:cNvPr descr="diagrams/fig12.png" id="90" name="Picture"/>
+                    <ns3:cNvPicPr>
                       <a:picLocks noChangeArrowheads="1" noChangeAspect="1"/>
-                    </ns5:cNvPicPr>
-                  </ns5:nvPicPr>
-                  <ns5:blipFill>
-                    <a:blip ns6:embed="rId82"/>
+                    </ns3:cNvPicPr>
+                  </ns3:nvPicPr>
+                  <ns3:blipFill>
+                    <a:blip ns4:embed="rId88"/>
                     <a:stretch>
                       <a:fillRect/>
                     </a:stretch>
-                  </ns5:blipFill>
-                  <ns5:spPr bwMode="auto">
+                  </ns3:blipFill>
+                  <ns3:spPr bwMode="auto">
                     <a:xfrm>
                       <a:off x="0" y="0"/>
                       <a:ext cx="3496981" cy="7772400"/>
@@ -6051,8 +6222,8 @@
                       <a:headEnd/>
                       <a:tailEnd/>
                     </a:ln>
-                  </ns5:spPr>
-                </ns5:pic>
+                  </ns3:spPr>
+                </ns3:pic>
               </a:graphicData>
             </a:graphic>
           </wp:inline>
@@ -6086,8 +6257,8 @@
         <w:t xml:space="preserve">Field Management (Use Case - 1.1)</w:t>
       </w:r>
     </w:p>
-    <w:bookmarkEnd w:id="85"/>
-    <w:bookmarkStart w:id="89" w:name="level-1.1.1-1"/>
+    <w:bookmarkEnd w:id="91"/>
+    <w:bookmarkStart w:id="95" w:name="level-1.1.1-1"/>
     <w:p>
       <w:pPr>
         <w:pStyle w:val="Heading3"/>
@@ -6142,23 +6313,23 @@
           <wp:inline>
             <wp:extent cx="4153757" cy="7772400"/>
             <wp:effectExtent b="0" l="0" r="0" t="0"/>
-            <wp:docPr descr="Fig 13" title="" id="87" name="Picture"/>
+            <wp:docPr descr="Fig 13" title="" id="93" name="Picture"/>
             <a:graphic>
               <a:graphicData uri="http://schemas.openxmlformats.org/drawingml/2006/picture">
-                <ns5:pic>
-                  <ns5:nvPicPr>
-                    <ns5:cNvPr descr="diagrams/fig13.png" id="88" name="Picture"/>
-                    <ns5:cNvPicPr>
+                <ns3:pic>
+                  <ns3:nvPicPr>
+                    <ns3:cNvPr descr="diagrams/fig13.png" id="94" name="Picture"/>
+                    <ns3:cNvPicPr>
                       <a:picLocks noChangeArrowheads="1" noChangeAspect="1"/>
-                    </ns5:cNvPicPr>
-                  </ns5:nvPicPr>
-                  <ns5:blipFill>
-                    <a:blip ns6:embed="rId86"/>
+                    </ns3:cNvPicPr>
+                  </ns3:nvPicPr>
+                  <ns3:blipFill>
+                    <a:blip ns4:embed="rId92"/>
                     <a:stretch>
                       <a:fillRect/>
                     </a:stretch>
-                  </ns5:blipFill>
-                  <ns5:spPr bwMode="auto">
+                  </ns3:blipFill>
+                  <ns3:spPr bwMode="auto">
                     <a:xfrm>
                       <a:off x="0" y="0"/>
                       <a:ext cx="4153757" cy="7772400"/>
@@ -6172,8 +6343,8 @@
                       <a:headEnd/>
                       <a:tailEnd/>
                     </a:ln>
-                  </ns5:spPr>
-                </ns5:pic>
+                  </ns3:spPr>
+                </ns3:pic>
               </a:graphicData>
             </a:graphic>
           </wp:inline>
@@ -6207,8 +6378,8 @@
         <w:t xml:space="preserve">Geometry Input &amp; Registration (Use Case - 1.1.1)</w:t>
       </w:r>
     </w:p>
-    <w:bookmarkEnd w:id="89"/>
-    <w:bookmarkStart w:id="93" w:name="level-1.2-1"/>
+    <w:bookmarkEnd w:id="95"/>
+    <w:bookmarkStart w:id="99" w:name="level-1.2-1"/>
     <w:p>
       <w:pPr>
         <w:pStyle w:val="Heading3"/>
@@ -6263,23 +6434,23 @@
           <wp:inline>
             <wp:extent cx="2896066" cy="7772400"/>
             <wp:effectExtent b="0" l="0" r="0" t="0"/>
-            <wp:docPr descr="Fig 14" title="" id="91" name="Picture"/>
+            <wp:docPr descr="Fig 14" title="" id="97" name="Picture"/>
             <a:graphic>
               <a:graphicData uri="http://schemas.openxmlformats.org/drawingml/2006/picture">
-                <ns5:pic>
-                  <ns5:nvPicPr>
-                    <ns5:cNvPr descr="diagrams/fig14.png" id="92" name="Picture"/>
-                    <ns5:cNvPicPr>
+                <ns3:pic>
+                  <ns3:nvPicPr>
+                    <ns3:cNvPr descr="diagrams/fig14.png" id="98" name="Picture"/>
+                    <ns3:cNvPicPr>
                       <a:picLocks noChangeArrowheads="1" noChangeAspect="1"/>
-                    </ns5:cNvPicPr>
-                  </ns5:nvPicPr>
-                  <ns5:blipFill>
-                    <a:blip ns6:embed="rId90"/>
+                    </ns3:cNvPicPr>
+                  </ns3:nvPicPr>
+                  <ns3:blipFill>
+                    <a:blip ns4:embed="rId96"/>
                     <a:stretch>
                       <a:fillRect/>
                     </a:stretch>
-                  </ns5:blipFill>
-                  <ns5:spPr bwMode="auto">
+                  </ns3:blipFill>
+                  <ns3:spPr bwMode="auto">
                     <a:xfrm>
                       <a:off x="0" y="0"/>
                       <a:ext cx="2896066" cy="7772400"/>
@@ -6293,8 +6464,8 @@
                       <a:headEnd/>
                       <a:tailEnd/>
                     </a:ln>
-                  </ns5:spPr>
-                </ns5:pic>
+                  </ns3:spPr>
+                </ns3:pic>
               </a:graphicData>
             </a:graphic>
           </wp:inline>
@@ -6328,8 +6499,8 @@
         <w:t xml:space="preserve">Satellite Data Engine (Use Case - 1.2)</w:t>
       </w:r>
     </w:p>
-    <w:bookmarkEnd w:id="93"/>
-    <w:bookmarkStart w:id="97" w:name="level-1.3-1"/>
+    <w:bookmarkEnd w:id="99"/>
+    <w:bookmarkStart w:id="103" w:name="level-1.3-1"/>
     <w:p>
       <w:pPr>
         <w:pStyle w:val="Heading3"/>
@@ -6384,23 +6555,23 @@
           <wp:inline>
             <wp:extent cx="3231657" cy="7772400"/>
             <wp:effectExtent b="0" l="0" r="0" t="0"/>
-            <wp:docPr descr="Fig 15" title="" id="95" name="Picture"/>
+            <wp:docPr descr="Fig 15" title="" id="101" name="Picture"/>
             <a:graphic>
               <a:graphicData uri="http://schemas.openxmlformats.org/drawingml/2006/picture">
-                <ns5:pic>
-                  <ns5:nvPicPr>
-                    <ns5:cNvPr descr="diagrams/fig15.png" id="96" name="Picture"/>
-                    <ns5:cNvPicPr>
+                <ns3:pic>
+                  <ns3:nvPicPr>
+                    <ns3:cNvPr descr="diagrams/fig15.png" id="102" name="Picture"/>
+                    <ns3:cNvPicPr>
                       <a:picLocks noChangeArrowheads="1" noChangeAspect="1"/>
-                    </ns5:cNvPicPr>
-                  </ns5:nvPicPr>
-                  <ns5:blipFill>
-                    <a:blip ns6:embed="rId94"/>
+                    </ns3:cNvPicPr>
+                  </ns3:nvPicPr>
+                  <ns3:blipFill>
+                    <a:blip ns4:embed="rId100"/>
                     <a:stretch>
                       <a:fillRect/>
                     </a:stretch>
-                  </ns5:blipFill>
-                  <ns5:spPr bwMode="auto">
+                  </ns3:blipFill>
+                  <ns3:spPr bwMode="auto">
                     <a:xfrm>
                       <a:off x="0" y="0"/>
                       <a:ext cx="3231657" cy="7772400"/>
@@ -6414,8 +6585,8 @@
                       <a:headEnd/>
                       <a:tailEnd/>
                     </a:ln>
-                  </ns5:spPr>
-                </ns5:pic>
+                  </ns3:spPr>
+                </ns3:pic>
               </a:graphicData>
             </a:graphic>
           </wp:inline>
@@ -6449,8 +6620,8 @@
         <w:t xml:space="preserve">MRV Signal Analytics (Use Case - 1.3)</w:t>
       </w:r>
     </w:p>
-    <w:bookmarkEnd w:id="97"/>
-    <w:bookmarkStart w:id="101" w:name="level-1.4-1"/>
+    <w:bookmarkEnd w:id="103"/>
+    <w:bookmarkStart w:id="107" w:name="level-1.4-1"/>
     <w:p>
       <w:pPr>
         <w:pStyle w:val="Heading3"/>
@@ -6505,23 +6676,23 @@
           <wp:inline>
             <wp:extent cx="2516969" cy="7772400"/>
             <wp:effectExtent b="0" l="0" r="0" t="0"/>
-            <wp:docPr descr="Fig 16" title="" id="99" name="Picture"/>
+            <wp:docPr descr="Fig 16" title="" id="105" name="Picture"/>
             <a:graphic>
               <a:graphicData uri="http://schemas.openxmlformats.org/drawingml/2006/picture">
-                <ns5:pic>
-                  <ns5:nvPicPr>
-                    <ns5:cNvPr descr="diagrams/fig16.png" id="100" name="Picture"/>
-                    <ns5:cNvPicPr>
+                <ns3:pic>
+                  <ns3:nvPicPr>
+                    <ns3:cNvPr descr="diagrams/fig16.png" id="106" name="Picture"/>
+                    <ns3:cNvPicPr>
                       <a:picLocks noChangeArrowheads="1" noChangeAspect="1"/>
-                    </ns5:cNvPicPr>
-                  </ns5:nvPicPr>
-                  <ns5:blipFill>
-                    <a:blip ns6:embed="rId98"/>
+                    </ns3:cNvPicPr>
+                  </ns3:nvPicPr>
+                  <ns3:blipFill>
+                    <a:blip ns4:embed="rId104"/>
                     <a:stretch>
                       <a:fillRect/>
                     </a:stretch>
-                  </ns5:blipFill>
-                  <ns5:spPr bwMode="auto">
+                  </ns3:blipFill>
+                  <ns3:spPr bwMode="auto">
                     <a:xfrm>
                       <a:off x="0" y="0"/>
                       <a:ext cx="2516969" cy="7772400"/>
@@ -6535,8 +6706,8 @@
                       <a:headEnd/>
                       <a:tailEnd/>
                     </a:ln>
-                  </ns5:spPr>
-                </ns5:pic>
+                  </ns3:spPr>
+                </ns3:pic>
               </a:graphicData>
             </a:graphic>
           </wp:inline>
@@ -6570,8 +6741,8 @@
         <w:t xml:space="preserve">Carbon Estimation (Use Case - 1.4)</w:t>
       </w:r>
     </w:p>
-    <w:bookmarkEnd w:id="101"/>
-    <w:bookmarkStart w:id="105" w:name="level-1.5-1"/>
+    <w:bookmarkEnd w:id="107"/>
+    <w:bookmarkStart w:id="111" w:name="level-1.5-1"/>
     <w:p>
       <w:pPr>
         <w:pStyle w:val="Heading3"/>
@@ -6626,23 +6797,23 @@
           <wp:inline>
             <wp:extent cx="5334000" cy="4524375"/>
             <wp:effectExtent b="0" l="0" r="0" t="0"/>
-            <wp:docPr descr="Fig 17" title="" id="103" name="Picture"/>
+            <wp:docPr descr="Fig 17" title="" id="109" name="Picture"/>
             <a:graphic>
               <a:graphicData uri="http://schemas.openxmlformats.org/drawingml/2006/picture">
-                <ns5:pic>
-                  <ns5:nvPicPr>
-                    <ns5:cNvPr descr="diagrams/fig17.png" id="104" name="Picture"/>
-                    <ns5:cNvPicPr>
+                <ns3:pic>
+                  <ns3:nvPicPr>
+                    <ns3:cNvPr descr="diagrams/fig17.png" id="110" name="Picture"/>
+                    <ns3:cNvPicPr>
                       <a:picLocks noChangeArrowheads="1" noChangeAspect="1"/>
-                    </ns5:cNvPicPr>
-                  </ns5:nvPicPr>
-                  <ns5:blipFill>
-                    <a:blip ns6:embed="rId102"/>
+                    </ns3:cNvPicPr>
+                  </ns3:nvPicPr>
+                  <ns3:blipFill>
+                    <a:blip ns4:embed="rId108"/>
                     <a:stretch>
                       <a:fillRect/>
                     </a:stretch>
-                  </ns5:blipFill>
-                  <ns5:spPr bwMode="auto">
+                  </ns3:blipFill>
+                  <ns3:spPr bwMode="auto">
                     <a:xfrm>
                       <a:off x="0" y="0"/>
                       <a:ext cx="5334000" cy="4524375"/>
@@ -6656,8 +6827,8 @@
                       <a:headEnd/>
                       <a:tailEnd/>
                     </a:ln>
-                  </ns5:spPr>
-                </ns5:pic>
+                  </ns3:spPr>
+                </ns3:pic>
               </a:graphicData>
             </a:graphic>
           </wp:inline>
@@ -6691,8 +6862,8 @@
         <w:t xml:space="preserve">Evidence Reporting (Use Case - 1.5)</w:t>
       </w:r>
     </w:p>
-    <w:bookmarkEnd w:id="105"/>
-    <w:bookmarkStart w:id="109" w:name="level-1.6-1"/>
+    <w:bookmarkEnd w:id="111"/>
+    <w:bookmarkStart w:id="115" w:name="level-1.6-1"/>
     <w:p>
       <w:pPr>
         <w:pStyle w:val="Heading3"/>
@@ -6747,23 +6918,23 @@
           <wp:inline>
             <wp:extent cx="5334000" cy="6706972"/>
             <wp:effectExtent b="0" l="0" r="0" t="0"/>
-            <wp:docPr descr="Fig 18" title="" id="107" name="Picture"/>
+            <wp:docPr descr="Fig 18" title="" id="113" name="Picture"/>
             <a:graphic>
               <a:graphicData uri="http://schemas.openxmlformats.org/drawingml/2006/picture">
-                <ns5:pic>
-                  <ns5:nvPicPr>
-                    <ns5:cNvPr descr="diagrams/fig18.png" id="108" name="Picture"/>
-                    <ns5:cNvPicPr>
+                <ns3:pic>
+                  <ns3:nvPicPr>
+                    <ns3:cNvPr descr="diagrams/fig18.png" id="114" name="Picture"/>
+                    <ns3:cNvPicPr>
                       <a:picLocks noChangeArrowheads="1" noChangeAspect="1"/>
-                    </ns5:cNvPicPr>
-                  </ns5:nvPicPr>
-                  <ns5:blipFill>
-                    <a:blip ns6:embed="rId106"/>
+                    </ns3:cNvPicPr>
+                  </ns3:nvPicPr>
+                  <ns3:blipFill>
+                    <a:blip ns4:embed="rId112"/>
                     <a:stretch>
                       <a:fillRect/>
                     </a:stretch>
-                  </ns5:blipFill>
-                  <ns5:spPr bwMode="auto">
+                  </ns3:blipFill>
+                  <ns3:spPr bwMode="auto">
                     <a:xfrm>
                       <a:off x="0" y="0"/>
                       <a:ext cx="5334000" cy="6706972"/>
@@ -6777,8 +6948,8 @@
                       <a:headEnd/>
                       <a:tailEnd/>
                     </a:ln>
-                  </ns5:spPr>
-                </ns5:pic>
+                  </ns3:spPr>
+                </ns3:pic>
               </a:graphicData>
             </a:graphic>
           </wp:inline>
@@ -6815,7 +6986,7 @@
     <w:p>
       <w:r>
         <w:pict>
-          <ns1:rect style="width:0;height:1.5pt" ns2:hralign="center" ns2:hrstd="t" ns2:hr="t"/>
+          <ns5:rect style="width:0;height:1.5pt" ns6:hralign="center" ns6:hrstd="t" ns6:hr="t"/>
         </w:pict>
       </w:r>
     </w:p>
@@ -6824,10 +6995,10 @@
         <w:br w:type="page"/>
       </w:r>
     </w:p>
-    <w:bookmarkEnd w:id="109"/>
-    <w:bookmarkEnd w:id="110"/>
-    <w:bookmarkEnd w:id="111"/>
-    <w:bookmarkStart w:id="123" w:name="data-based-modeling"/>
+    <w:bookmarkEnd w:id="115"/>
+    <w:bookmarkEnd w:id="116"/>
+    <w:bookmarkEnd w:id="117"/>
+    <w:bookmarkStart w:id="129" w:name="data-based-modeling"/>
     <w:p>
       <w:pPr>
         <w:pStyle w:val="Heading1"/>
@@ -6932,7 +7103,7 @@
         <w:t xml:space="preserve">unit, a place or a structure.</w:t>
       </w:r>
     </w:p>
-    <w:bookmarkStart w:id="112" w:name="noun-identification"/>
+    <w:bookmarkStart w:id="118" w:name="noun-identification"/>
     <w:p>
       <w:pPr>
         <w:pStyle w:val="Heading2"/>
@@ -9499,8 +9670,8 @@
         </w:trPr>
       </w:tr>
     </w:tbl>
-    <w:bookmarkEnd w:id="112"/>
-    <w:bookmarkStart w:id="113" w:name="final-data-objects"/>
+    <w:bookmarkEnd w:id="118"/>
+    <w:bookmarkStart w:id="119" w:name="final-data-objects"/>
     <w:p>
       <w:pPr>
         <w:pStyle w:val="Heading2"/>
@@ -9617,8 +9788,8 @@
         <w:t xml:space="preserve">EvidencePackage</w:t>
       </w:r>
     </w:p>
-    <w:bookmarkEnd w:id="113"/>
-    <w:bookmarkStart w:id="117" w:name="relations"/>
+    <w:bookmarkEnd w:id="119"/>
+    <w:bookmarkStart w:id="123" w:name="relations"/>
     <w:p>
       <w:pPr>
         <w:pStyle w:val="Heading2"/>
@@ -9637,23 +9808,23 @@
           <wp:inline>
             <wp:extent cx="5334000" cy="816428"/>
             <wp:effectExtent b="0" l="0" r="0" t="0"/>
-            <wp:docPr descr="Fig 19" title="" id="115" name="Picture"/>
+            <wp:docPr descr="Fig 19" title="" id="121" name="Picture"/>
             <a:graphic>
               <a:graphicData uri="http://schemas.openxmlformats.org/drawingml/2006/picture">
-                <ns5:pic>
-                  <ns5:nvPicPr>
-                    <ns5:cNvPr descr="diagrams/fig19.png" id="116" name="Picture"/>
-                    <ns5:cNvPicPr>
+                <ns3:pic>
+                  <ns3:nvPicPr>
+                    <ns3:cNvPr descr="diagrams/fig19.png" id="122" name="Picture"/>
+                    <ns3:cNvPicPr>
                       <a:picLocks noChangeArrowheads="1" noChangeAspect="1"/>
-                    </ns5:cNvPicPr>
-                  </ns5:nvPicPr>
-                  <ns5:blipFill>
-                    <a:blip ns6:embed="rId114"/>
+                    </ns3:cNvPicPr>
+                  </ns3:nvPicPr>
+                  <ns3:blipFill>
+                    <a:blip ns4:embed="rId120"/>
                     <a:stretch>
                       <a:fillRect/>
                     </a:stretch>
-                  </ns5:blipFill>
-                  <ns5:spPr bwMode="auto">
+                  </ns3:blipFill>
+                  <ns3:spPr bwMode="auto">
                     <a:xfrm>
                       <a:off x="0" y="0"/>
                       <a:ext cx="5334000" cy="816428"/>
@@ -9667,8 +9838,8 @@
                       <a:headEnd/>
                       <a:tailEnd/>
                     </a:ln>
-                  </ns5:spPr>
-                </ns5:pic>
+                  </ns3:spPr>
+                </ns3:pic>
               </a:graphicData>
             </a:graphic>
           </wp:inline>
@@ -9702,8 +9873,8 @@
         <w:t xml:space="preserve">Entity Relation</w:t>
       </w:r>
     </w:p>
-    <w:bookmarkEnd w:id="117"/>
-    <w:bookmarkStart w:id="121" w:name="er-diagram"/>
+    <w:bookmarkEnd w:id="123"/>
+    <w:bookmarkStart w:id="127" w:name="er-diagram"/>
     <w:p>
       <w:pPr>
         <w:pStyle w:val="Heading2"/>
@@ -9784,23 +9955,23 @@
           <wp:inline>
             <wp:extent cx="4206040" cy="7772400"/>
             <wp:effectExtent b="0" l="0" r="0" t="0"/>
-            <wp:docPr descr="Fig 20" title="" id="119" name="Picture"/>
+            <wp:docPr descr="Fig 20" title="" id="125" name="Picture"/>
             <a:graphic>
               <a:graphicData uri="http://schemas.openxmlformats.org/drawingml/2006/picture">
-                <ns5:pic>
-                  <ns5:nvPicPr>
-                    <ns5:cNvPr descr="diagrams/fig20.png" id="120" name="Picture"/>
-                    <ns5:cNvPicPr>
+                <ns3:pic>
+                  <ns3:nvPicPr>
+                    <ns3:cNvPr descr="diagrams/fig20.png" id="126" name="Picture"/>
+                    <ns3:cNvPicPr>
                       <a:picLocks noChangeArrowheads="1" noChangeAspect="1"/>
-                    </ns5:cNvPicPr>
-                  </ns5:nvPicPr>
-                  <ns5:blipFill>
-                    <a:blip ns6:embed="rId118"/>
+                    </ns3:cNvPicPr>
+                  </ns3:nvPicPr>
+                  <ns3:blipFill>
+                    <a:blip ns4:embed="rId124"/>
                     <a:stretch>
                       <a:fillRect/>
                     </a:stretch>
-                  </ns5:blipFill>
-                  <ns5:spPr bwMode="auto">
+                  </ns3:blipFill>
+                  <ns3:spPr bwMode="auto">
                     <a:xfrm>
                       <a:off x="0" y="0"/>
                       <a:ext cx="4206040" cy="7772400"/>
@@ -9814,8 +9985,8 @@
                       <a:headEnd/>
                       <a:tailEnd/>
                     </a:ln>
-                  </ns5:spPr>
-                </ns5:pic>
+                  </ns3:spPr>
+                </ns3:pic>
               </a:graphicData>
             </a:graphic>
           </wp:inline>
@@ -9849,8 +10020,8 @@
         <w:t xml:space="preserve">ER Diagram</w:t>
       </w:r>
     </w:p>
-    <w:bookmarkEnd w:id="121"/>
-    <w:bookmarkStart w:id="122" w:name="schema-diagram"/>
+    <w:bookmarkEnd w:id="127"/>
+    <w:bookmarkStart w:id="128" w:name="schema-diagram"/>
     <w:p>
       <w:pPr>
         <w:pStyle w:val="Heading2"/>
@@ -12670,7 +12841,7 @@
     <w:p>
       <w:r>
         <w:pict>
-          <ns1:rect style="width:0;height:1.5pt" ns2:hralign="center" ns2:hrstd="t" ns2:hr="t"/>
+          <ns5:rect style="width:0;height:1.5pt" ns6:hralign="center" ns6:hrstd="t" ns6:hr="t"/>
         </w:pict>
       </w:r>
     </w:p>
@@ -12679,9 +12850,9 @@
         <w:br w:type="page"/>
       </w:r>
     </w:p>
-    <w:bookmarkEnd w:id="122"/>
-    <w:bookmarkEnd w:id="123"/>
-    <w:bookmarkStart w:id="147" w:name="class-based-diagram"/>
+    <w:bookmarkEnd w:id="128"/>
+    <w:bookmarkEnd w:id="129"/>
+    <w:bookmarkStart w:id="153" w:name="class-based-diagram"/>
     <w:p>
       <w:pPr>
         <w:pStyle w:val="Heading1"/>
@@ -12728,7 +12899,7 @@
         <w:t xml:space="preserve">between the classes that are defined.</w:t>
       </w:r>
     </w:p>
-    <w:bookmarkStart w:id="124" w:name="identified-nouns"/>
+    <w:bookmarkStart w:id="130" w:name="identified-nouns"/>
     <w:p>
       <w:pPr>
         <w:pStyle w:val="Heading2"/>
@@ -14084,8 +14255,8 @@
         </w:trPr>
       </w:tr>
     </w:tbl>
-    <w:bookmarkEnd w:id="124"/>
-    <w:bookmarkStart w:id="125" w:name="identified-verbs"/>
+    <w:bookmarkEnd w:id="130"/>
+    <w:bookmarkStart w:id="131" w:name="identified-verbs"/>
     <w:p>
       <w:pPr>
         <w:pStyle w:val="Heading2"/>
@@ -15383,8 +15554,8 @@
         </w:trPr>
       </w:tr>
     </w:tbl>
-    <w:bookmarkEnd w:id="125"/>
-    <w:bookmarkStart w:id="126" w:name="general-classification"/>
+    <w:bookmarkEnd w:id="131"/>
+    <w:bookmarkStart w:id="132" w:name="general-classification"/>
     <w:p>
       <w:pPr>
         <w:pStyle w:val="Heading2"/>
@@ -17124,8 +17295,8 @@
         </w:trPr>
       </w:tr>
     </w:tbl>
-    <w:bookmarkEnd w:id="126"/>
-    <w:bookmarkStart w:id="127" w:name="selection-criteria"/>
+    <w:bookmarkEnd w:id="132"/>
+    <w:bookmarkStart w:id="133" w:name="selection-criteria"/>
     <w:p>
       <w:pPr>
         <w:pStyle w:val="Heading2"/>
@@ -17955,8 +18126,8 @@
         </w:trPr>
       </w:tr>
     </w:tbl>
-    <w:bookmarkEnd w:id="127"/>
-    <w:bookmarkStart w:id="139" w:name="class-card"/>
+    <w:bookmarkEnd w:id="133"/>
+    <w:bookmarkStart w:id="145" w:name="class-card"/>
     <w:p>
       <w:pPr>
         <w:pStyle w:val="Heading2"/>
@@ -17965,7 +18136,7 @@
         <w:t xml:space="preserve">7.5 Class Card</w:t>
       </w:r>
     </w:p>
-    <w:bookmarkStart w:id="128" w:name="spatialdataengine"/>
+    <w:bookmarkStart w:id="134" w:name="spatialdataengine"/>
     <w:p>
       <w:pPr>
         <w:pStyle w:val="Heading3"/>
@@ -18132,8 +18303,8 @@
         </w:trPr>
       </w:tr>
     </w:tbl>
-    <w:bookmarkEnd w:id="128"/>
-    <w:bookmarkStart w:id="129" w:name="adaptiveawdgate"/>
+    <w:bookmarkEnd w:id="134"/>
+    <w:bookmarkStart w:id="135" w:name="adaptiveawdgate"/>
     <w:p>
       <w:pPr>
         <w:pStyle w:val="Heading3"/>
@@ -18285,8 +18456,8 @@
         </w:trPr>
       </w:tr>
     </w:tbl>
-    <w:bookmarkEnd w:id="129"/>
-    <w:bookmarkStart w:id="130" w:name="carbonassetengine"/>
+    <w:bookmarkEnd w:id="135"/>
+    <w:bookmarkStart w:id="136" w:name="carbonassetengine"/>
     <w:p>
       <w:pPr>
         <w:pStyle w:val="Heading3"/>
@@ -18438,8 +18609,8 @@
         </w:trPr>
       </w:tr>
     </w:tbl>
-    <w:bookmarkEnd w:id="130"/>
-    <w:bookmarkStart w:id="131" w:name="geoutils"/>
+    <w:bookmarkEnd w:id="136"/>
+    <w:bookmarkStart w:id="137" w:name="geoutils"/>
     <w:p>
       <w:pPr>
         <w:pStyle w:val="Heading3"/>
@@ -18591,8 +18762,8 @@
         </w:trPr>
       </w:tr>
     </w:tbl>
-    <w:bookmarkEnd w:id="131"/>
-    <w:bookmarkStart w:id="132" w:name="projectstore"/>
+    <w:bookmarkEnd w:id="137"/>
+    <w:bookmarkStart w:id="138" w:name="projectstore"/>
     <w:p>
       <w:pPr>
         <w:pStyle w:val="Heading3"/>
@@ -18744,8 +18915,8 @@
         </w:trPr>
       </w:tr>
     </w:tbl>
-    <w:bookmarkEnd w:id="132"/>
-    <w:bookmarkStart w:id="133" w:name="reportgenerator"/>
+    <w:bookmarkEnd w:id="138"/>
+    <w:bookmarkStart w:id="139" w:name="reportgenerator"/>
     <w:p>
       <w:pPr>
         <w:pStyle w:val="Heading3"/>
@@ -18897,8 +19068,8 @@
         </w:trPr>
       </w:tr>
     </w:tbl>
-    <w:bookmarkEnd w:id="133"/>
-    <w:bookmarkStart w:id="134" w:name="datasetbuilder"/>
+    <w:bookmarkEnd w:id="139"/>
+    <w:bookmarkStart w:id="140" w:name="datasetbuilder"/>
     <w:p>
       <w:pPr>
         <w:pStyle w:val="Heading3"/>
@@ -19062,8 +19233,8 @@
         </w:trPr>
       </w:tr>
     </w:tbl>
-    <w:bookmarkEnd w:id="134"/>
-    <w:bookmarkStart w:id="135" w:name="featureengineer"/>
+    <w:bookmarkEnd w:id="140"/>
+    <w:bookmarkStart w:id="141" w:name="featureengineer"/>
     <w:p>
       <w:pPr>
         <w:pStyle w:val="Heading3"/>
@@ -19215,8 +19386,8 @@
         </w:trPr>
       </w:tr>
     </w:tbl>
-    <w:bookmarkEnd w:id="135"/>
-    <w:bookmarkStart w:id="136" w:name="modelregistry"/>
+    <w:bookmarkEnd w:id="141"/>
+    <w:bookmarkStart w:id="142" w:name="modelregistry"/>
     <w:p>
       <w:pPr>
         <w:pStyle w:val="Heading3"/>
@@ -19368,8 +19539,8 @@
         </w:trPr>
       </w:tr>
     </w:tbl>
-    <w:bookmarkEnd w:id="136"/>
-    <w:bookmarkStart w:id="137" w:name="awdpredictor"/>
+    <w:bookmarkEnd w:id="142"/>
+    <w:bookmarkStart w:id="143" w:name="awdpredictor"/>
     <w:p>
       <w:pPr>
         <w:pStyle w:val="Heading3"/>
@@ -19521,8 +19692,8 @@
         </w:trPr>
       </w:tr>
     </w:tbl>
-    <w:bookmarkEnd w:id="137"/>
-    <w:bookmarkStart w:id="138" w:name="modelevaluator"/>
+    <w:bookmarkEnd w:id="143"/>
+    <w:bookmarkStart w:id="144" w:name="modelevaluator"/>
     <w:p>
       <w:pPr>
         <w:pStyle w:val="Heading3"/>
@@ -19674,9 +19845,9 @@
         </w:trPr>
       </w:tr>
     </w:tbl>
-    <w:bookmarkEnd w:id="138"/>
-    <w:bookmarkEnd w:id="139"/>
-    <w:bookmarkStart w:id="146" w:name="crc-diagram"/>
+    <w:bookmarkEnd w:id="144"/>
+    <w:bookmarkEnd w:id="145"/>
+    <w:bookmarkStart w:id="152" w:name="crc-diagram"/>
     <w:p>
       <w:pPr>
         <w:pStyle w:val="Heading2"/>
@@ -19719,23 +19890,23 @@
           <wp:inline>
             <wp:extent cx="5334000" cy="4641681"/>
             <wp:effectExtent b="0" l="0" r="0" t="0"/>
-            <wp:docPr descr="Fig 21" title="" id="141" name="Picture"/>
+            <wp:docPr descr="Fig 21" title="" id="147" name="Picture"/>
             <a:graphic>
               <a:graphicData uri="http://schemas.openxmlformats.org/drawingml/2006/picture">
-                <ns5:pic>
-                  <ns5:nvPicPr>
-                    <ns5:cNvPr descr="diagrams/fig21.png" id="142" name="Picture"/>
-                    <ns5:cNvPicPr>
+                <ns3:pic>
+                  <ns3:nvPicPr>
+                    <ns3:cNvPr descr="diagrams/fig21.png" id="148" name="Picture"/>
+                    <ns3:cNvPicPr>
                       <a:picLocks noChangeArrowheads="1" noChangeAspect="1"/>
-                    </ns5:cNvPicPr>
-                  </ns5:nvPicPr>
-                  <ns5:blipFill>
-                    <a:blip ns6:embed="rId140"/>
+                    </ns3:cNvPicPr>
+                  </ns3:nvPicPr>
+                  <ns3:blipFill>
+                    <a:blip ns4:embed="rId146"/>
                     <a:stretch>
                       <a:fillRect/>
                     </a:stretch>
-                  </ns5:blipFill>
-                  <ns5:spPr bwMode="auto">
+                  </ns3:blipFill>
+                  <ns3:spPr bwMode="auto">
                     <a:xfrm>
                       <a:off x="0" y="0"/>
                       <a:ext cx="5334000" cy="4641681"/>
@@ -19749,8 +19920,8 @@
                       <a:headEnd/>
                       <a:tailEnd/>
                     </a:ln>
-                  </ns5:spPr>
-                </ns5:pic>
+                  </ns3:spPr>
+                </ns3:pic>
               </a:graphicData>
             </a:graphic>
           </wp:inline>
@@ -19818,23 +19989,23 @@
           <wp:inline>
             <wp:extent cx="5334000" cy="5184648"/>
             <wp:effectExtent b="0" l="0" r="0" t="0"/>
-            <wp:docPr descr="Fig 22" title="" id="144" name="Picture"/>
+            <wp:docPr descr="Fig 22" title="" id="150" name="Picture"/>
             <a:graphic>
               <a:graphicData uri="http://schemas.openxmlformats.org/drawingml/2006/picture">
-                <ns5:pic>
-                  <ns5:nvPicPr>
-                    <ns5:cNvPr descr="diagrams/fig22.png" id="145" name="Picture"/>
-                    <ns5:cNvPicPr>
+                <ns3:pic>
+                  <ns3:nvPicPr>
+                    <ns3:cNvPr descr="diagrams/fig22.png" id="151" name="Picture"/>
+                    <ns3:cNvPicPr>
                       <a:picLocks noChangeArrowheads="1" noChangeAspect="1"/>
-                    </ns5:cNvPicPr>
-                  </ns5:nvPicPr>
-                  <ns5:blipFill>
-                    <a:blip ns6:embed="rId143"/>
+                    </ns3:cNvPicPr>
+                  </ns3:nvPicPr>
+                  <ns3:blipFill>
+                    <a:blip ns4:embed="rId149"/>
                     <a:stretch>
                       <a:fillRect/>
                     </a:stretch>
-                  </ns5:blipFill>
-                  <ns5:spPr bwMode="auto">
+                  </ns3:blipFill>
+                  <ns3:spPr bwMode="auto">
                     <a:xfrm>
                       <a:off x="0" y="0"/>
                       <a:ext cx="5334000" cy="5184648"/>
@@ -19848,8 +20019,8 @@
                       <a:headEnd/>
                       <a:tailEnd/>
                     </a:ln>
-                  </ns5:spPr>
-                </ns5:pic>
+                  </ns3:spPr>
+                </ns3:pic>
               </a:graphicData>
             </a:graphic>
           </wp:inline>
@@ -19886,7 +20057,7 @@
     <w:p>
       <w:r>
         <w:pict>
-          <ns1:rect style="width:0;height:1.5pt" ns2:hralign="center" ns2:hrstd="t" ns2:hr="t"/>
+          <ns5:rect style="width:0;height:1.5pt" ns6:hralign="center" ns6:hrstd="t" ns6:hr="t"/>
         </w:pict>
       </w:r>
     </w:p>
@@ -19895,9 +20066,9 @@
         <w:br w:type="page"/>
       </w:r>
     </w:p>
-    <w:bookmarkEnd w:id="146"/>
-    <w:bookmarkEnd w:id="147"/>
-    <w:bookmarkStart w:id="172" w:name="behavioral-diagram"/>
+    <w:bookmarkEnd w:id="152"/>
+    <w:bookmarkEnd w:id="153"/>
+    <w:bookmarkStart w:id="178" w:name="behavioral-diagram"/>
     <w:p>
       <w:pPr>
         <w:pStyle w:val="Heading1"/>
@@ -19906,7 +20077,7 @@
         <w:t xml:space="preserve">8. Behavioral Diagram</w:t>
       </w:r>
     </w:p>
-    <w:bookmarkStart w:id="148" w:name="event-table"/>
+    <w:bookmarkStart w:id="154" w:name="event-table"/>
     <w:p>
       <w:pPr>
         <w:pStyle w:val="Heading2"/>
@@ -20778,8 +20949,8 @@
         </w:trPr>
       </w:tr>
     </w:tbl>
-    <w:bookmarkEnd w:id="148"/>
-    <w:bookmarkStart w:id="167" w:name="state-transition-diagram"/>
+    <w:bookmarkEnd w:id="154"/>
+    <w:bookmarkStart w:id="173" w:name="state-transition-diagram"/>
     <w:p>
       <w:pPr>
         <w:pStyle w:val="Heading2"/>
@@ -20848,23 +21019,23 @@
           <wp:inline>
             <wp:extent cx="5334000" cy="5752352"/>
             <wp:effectExtent b="0" l="0" r="0" t="0"/>
-            <wp:docPr descr="Fig 23" title="" id="150" name="Picture"/>
+            <wp:docPr descr="Fig 23" title="" id="156" name="Picture"/>
             <a:graphic>
               <a:graphicData uri="http://schemas.openxmlformats.org/drawingml/2006/picture">
-                <ns5:pic>
-                  <ns5:nvPicPr>
-                    <ns5:cNvPr descr="diagrams/fig23.png" id="151" name="Picture"/>
-                    <ns5:cNvPicPr>
+                <ns3:pic>
+                  <ns3:nvPicPr>
+                    <ns3:cNvPr descr="diagrams/fig23.png" id="157" name="Picture"/>
+                    <ns3:cNvPicPr>
                       <a:picLocks noChangeArrowheads="1" noChangeAspect="1"/>
-                    </ns5:cNvPicPr>
-                  </ns5:nvPicPr>
-                  <ns5:blipFill>
-                    <a:blip ns6:embed="rId149"/>
+                    </ns3:cNvPicPr>
+                  </ns3:nvPicPr>
+                  <ns3:blipFill>
+                    <a:blip ns4:embed="rId155"/>
                     <a:stretch>
                       <a:fillRect/>
                     </a:stretch>
-                  </ns5:blipFill>
-                  <ns5:spPr bwMode="auto">
+                  </ns3:blipFill>
+                  <ns3:spPr bwMode="auto">
                     <a:xfrm>
                       <a:off x="0" y="0"/>
                       <a:ext cx="5334000" cy="5752352"/>
@@ -20878,8 +21049,8 @@
                       <a:headEnd/>
                       <a:tailEnd/>
                     </a:ln>
-                  </ns5:spPr>
-                </ns5:pic>
+                  </ns3:spPr>
+                </ns3:pic>
               </a:graphicData>
             </a:graphic>
           </wp:inline>
@@ -20947,23 +21118,23 @@
           <wp:inline>
             <wp:extent cx="5334000" cy="7738280"/>
             <wp:effectExtent b="0" l="0" r="0" t="0"/>
-            <wp:docPr descr="Fig 24" title="" id="153" name="Picture"/>
+            <wp:docPr descr="Fig 24" title="" id="159" name="Picture"/>
             <a:graphic>
               <a:graphicData uri="http://schemas.openxmlformats.org/drawingml/2006/picture">
-                <ns5:pic>
-                  <ns5:nvPicPr>
-                    <ns5:cNvPr descr="diagrams/fig24.png" id="154" name="Picture"/>
-                    <ns5:cNvPicPr>
+                <ns3:pic>
+                  <ns3:nvPicPr>
+                    <ns3:cNvPr descr="diagrams/fig24.png" id="160" name="Picture"/>
+                    <ns3:cNvPicPr>
                       <a:picLocks noChangeArrowheads="1" noChangeAspect="1"/>
-                    </ns5:cNvPicPr>
-                  </ns5:nvPicPr>
-                  <ns5:blipFill>
-                    <a:blip ns6:embed="rId152"/>
+                    </ns3:cNvPicPr>
+                  </ns3:nvPicPr>
+                  <ns3:blipFill>
+                    <a:blip ns4:embed="rId158"/>
                     <a:stretch>
                       <a:fillRect/>
                     </a:stretch>
-                  </ns5:blipFill>
-                  <ns5:spPr bwMode="auto">
+                  </ns3:blipFill>
+                  <ns3:spPr bwMode="auto">
                     <a:xfrm>
                       <a:off x="0" y="0"/>
                       <a:ext cx="5334000" cy="7738280"/>
@@ -20977,8 +21148,8 @@
                       <a:headEnd/>
                       <a:tailEnd/>
                     </a:ln>
-                  </ns5:spPr>
-                </ns5:pic>
+                  </ns3:spPr>
+                </ns3:pic>
               </a:graphicData>
             </a:graphic>
           </wp:inline>
@@ -21046,23 +21217,23 @@
           <wp:inline>
             <wp:extent cx="5334000" cy="3992450"/>
             <wp:effectExtent b="0" l="0" r="0" t="0"/>
-            <wp:docPr descr="Fig 25" title="" id="156" name="Picture"/>
+            <wp:docPr descr="Fig 25" title="" id="162" name="Picture"/>
             <a:graphic>
               <a:graphicData uri="http://schemas.openxmlformats.org/drawingml/2006/picture">
-                <ns5:pic>
-                  <ns5:nvPicPr>
-                    <ns5:cNvPr descr="diagrams/fig25.png" id="157" name="Picture"/>
-                    <ns5:cNvPicPr>
+                <ns3:pic>
+                  <ns3:nvPicPr>
+                    <ns3:cNvPr descr="diagrams/fig25.png" id="163" name="Picture"/>
+                    <ns3:cNvPicPr>
                       <a:picLocks noChangeArrowheads="1" noChangeAspect="1"/>
-                    </ns5:cNvPicPr>
-                  </ns5:nvPicPr>
-                  <ns5:blipFill>
-                    <a:blip ns6:embed="rId155"/>
+                    </ns3:cNvPicPr>
+                  </ns3:nvPicPr>
+                  <ns3:blipFill>
+                    <a:blip ns4:embed="rId161"/>
                     <a:stretch>
                       <a:fillRect/>
                     </a:stretch>
-                  </ns5:blipFill>
-                  <ns5:spPr bwMode="auto">
+                  </ns3:blipFill>
+                  <ns3:spPr bwMode="auto">
                     <a:xfrm>
                       <a:off x="0" y="0"/>
                       <a:ext cx="5334000" cy="3992450"/>
@@ -21076,8 +21247,8 @@
                       <a:headEnd/>
                       <a:tailEnd/>
                     </a:ln>
-                  </ns5:spPr>
-                </ns5:pic>
+                  </ns3:spPr>
+                </ns3:pic>
               </a:graphicData>
             </a:graphic>
           </wp:inline>
@@ -21145,23 +21316,23 @@
           <wp:inline>
             <wp:extent cx="5044587" cy="7772400"/>
             <wp:effectExtent b="0" l="0" r="0" t="0"/>
-            <wp:docPr descr="Fig 26" title="" id="159" name="Picture"/>
+            <wp:docPr descr="Fig 26" title="" id="165" name="Picture"/>
             <a:graphic>
               <a:graphicData uri="http://schemas.openxmlformats.org/drawingml/2006/picture">
-                <ns5:pic>
-                  <ns5:nvPicPr>
-                    <ns5:cNvPr descr="diagrams/fig26.png" id="160" name="Picture"/>
-                    <ns5:cNvPicPr>
+                <ns3:pic>
+                  <ns3:nvPicPr>
+                    <ns3:cNvPr descr="diagrams/fig26.png" id="166" name="Picture"/>
+                    <ns3:cNvPicPr>
                       <a:picLocks noChangeArrowheads="1" noChangeAspect="1"/>
-                    </ns5:cNvPicPr>
-                  </ns5:nvPicPr>
-                  <ns5:blipFill>
-                    <a:blip ns6:embed="rId158"/>
+                    </ns3:cNvPicPr>
+                  </ns3:nvPicPr>
+                  <ns3:blipFill>
+                    <a:blip ns4:embed="rId164"/>
                     <a:stretch>
                       <a:fillRect/>
                     </a:stretch>
-                  </ns5:blipFill>
-                  <ns5:spPr bwMode="auto">
+                  </ns3:blipFill>
+                  <ns3:spPr bwMode="auto">
                     <a:xfrm>
                       <a:off x="0" y="0"/>
                       <a:ext cx="5044587" cy="7772400"/>
@@ -21175,8 +21346,8 @@
                       <a:headEnd/>
                       <a:tailEnd/>
                     </a:ln>
-                  </ns5:spPr>
-                </ns5:pic>
+                  </ns3:spPr>
+                </ns3:pic>
               </a:graphicData>
             </a:graphic>
           </wp:inline>
@@ -21244,23 +21415,23 @@
           <wp:inline>
             <wp:extent cx="1785998" cy="7772400"/>
             <wp:effectExtent b="0" l="0" r="0" t="0"/>
-            <wp:docPr descr="Fig 27" title="" id="162" name="Picture"/>
+            <wp:docPr descr="Fig 27" title="" id="168" name="Picture"/>
             <a:graphic>
               <a:graphicData uri="http://schemas.openxmlformats.org/drawingml/2006/picture">
-                <ns5:pic>
-                  <ns5:nvPicPr>
-                    <ns5:cNvPr descr="diagrams/fig27.png" id="163" name="Picture"/>
-                    <ns5:cNvPicPr>
+                <ns3:pic>
+                  <ns3:nvPicPr>
+                    <ns3:cNvPr descr="diagrams/fig27.png" id="169" name="Picture"/>
+                    <ns3:cNvPicPr>
                       <a:picLocks noChangeArrowheads="1" noChangeAspect="1"/>
-                    </ns5:cNvPicPr>
-                  </ns5:nvPicPr>
-                  <ns5:blipFill>
-                    <a:blip ns6:embed="rId161"/>
+                    </ns3:cNvPicPr>
+                  </ns3:nvPicPr>
+                  <ns3:blipFill>
+                    <a:blip ns4:embed="rId167"/>
                     <a:stretch>
                       <a:fillRect/>
                     </a:stretch>
-                  </ns5:blipFill>
-                  <ns5:spPr bwMode="auto">
+                  </ns3:blipFill>
+                  <ns3:spPr bwMode="auto">
                     <a:xfrm>
                       <a:off x="0" y="0"/>
                       <a:ext cx="1785998" cy="7772400"/>
@@ -21274,8 +21445,8 @@
                       <a:headEnd/>
                       <a:tailEnd/>
                     </a:ln>
-                  </ns5:spPr>
-                </ns5:pic>
+                  </ns3:spPr>
+                </ns3:pic>
               </a:graphicData>
             </a:graphic>
           </wp:inline>
@@ -21343,23 +21514,23 @@
           <wp:inline>
             <wp:extent cx="2807422" cy="7772400"/>
             <wp:effectExtent b="0" l="0" r="0" t="0"/>
-            <wp:docPr descr="Fig 28" title="" id="165" name="Picture"/>
+            <wp:docPr descr="Fig 28" title="" id="171" name="Picture"/>
             <a:graphic>
               <a:graphicData uri="http://schemas.openxmlformats.org/drawingml/2006/picture">
-                <ns5:pic>
-                  <ns5:nvPicPr>
-                    <ns5:cNvPr descr="diagrams/fig28.png" id="166" name="Picture"/>
-                    <ns5:cNvPicPr>
+                <ns3:pic>
+                  <ns3:nvPicPr>
+                    <ns3:cNvPr descr="diagrams/fig28.png" id="172" name="Picture"/>
+                    <ns3:cNvPicPr>
                       <a:picLocks noChangeArrowheads="1" noChangeAspect="1"/>
-                    </ns5:cNvPicPr>
-                  </ns5:nvPicPr>
-                  <ns5:blipFill>
-                    <a:blip ns6:embed="rId164"/>
+                    </ns3:cNvPicPr>
+                  </ns3:nvPicPr>
+                  <ns3:blipFill>
+                    <a:blip ns4:embed="rId170"/>
                     <a:stretch>
                       <a:fillRect/>
                     </a:stretch>
-                  </ns5:blipFill>
-                  <ns5:spPr bwMode="auto">
+                  </ns3:blipFill>
+                  <ns3:spPr bwMode="auto">
                     <a:xfrm>
                       <a:off x="0" y="0"/>
                       <a:ext cx="2807422" cy="7772400"/>
@@ -21373,8 +21544,8 @@
                       <a:headEnd/>
                       <a:tailEnd/>
                     </a:ln>
-                  </ns5:spPr>
-                </ns5:pic>
+                  </ns3:spPr>
+                </ns3:pic>
               </a:graphicData>
             </a:graphic>
           </wp:inline>
@@ -21408,8 +21579,8 @@
         <w:t xml:space="preserve">EvidencePackage State Transition</w:t>
       </w:r>
     </w:p>
-    <w:bookmarkEnd w:id="167"/>
-    <w:bookmarkStart w:id="171" w:name="sequence-diagram"/>
+    <w:bookmarkEnd w:id="173"/>
+    <w:bookmarkStart w:id="177" w:name="sequence-diagram"/>
     <w:p>
       <w:pPr>
         <w:pStyle w:val="Heading2"/>
@@ -21428,23 +21599,23 @@
           <wp:inline>
             <wp:extent cx="5334000" cy="3721553"/>
             <wp:effectExtent b="0" l="0" r="0" t="0"/>
-            <wp:docPr descr="Fig 29" title="" id="169" name="Picture"/>
+            <wp:docPr descr="Fig 29" title="" id="175" name="Picture"/>
             <a:graphic>
               <a:graphicData uri="http://schemas.openxmlformats.org/drawingml/2006/picture">
-                <ns5:pic>
-                  <ns5:nvPicPr>
-                    <ns5:cNvPr descr="diagrams/fig29.png" id="170" name="Picture"/>
-                    <ns5:cNvPicPr>
+                <ns3:pic>
+                  <ns3:nvPicPr>
+                    <ns3:cNvPr descr="diagrams/fig29.png" id="176" name="Picture"/>
+                    <ns3:cNvPicPr>
                       <a:picLocks noChangeArrowheads="1" noChangeAspect="1"/>
-                    </ns5:cNvPicPr>
-                  </ns5:nvPicPr>
-                  <ns5:blipFill>
-                    <a:blip ns6:embed="rId168"/>
+                    </ns3:cNvPicPr>
+                  </ns3:nvPicPr>
+                  <ns3:blipFill>
+                    <a:blip ns4:embed="rId174"/>
                     <a:stretch>
                       <a:fillRect/>
                     </a:stretch>
-                  </ns5:blipFill>
-                  <ns5:spPr bwMode="auto">
+                  </ns3:blipFill>
+                  <ns3:spPr bwMode="auto">
                     <a:xfrm>
                       <a:off x="0" y="0"/>
                       <a:ext cx="5334000" cy="3721553"/>
@@ -21458,8 +21629,8 @@
                       <a:headEnd/>
                       <a:tailEnd/>
                     </a:ln>
-                  </ns5:spPr>
-                </ns5:pic>
+                  </ns3:spPr>
+                </ns3:pic>
               </a:graphicData>
             </a:graphic>
           </wp:inline>
@@ -21496,7 +21667,7 @@
     <w:p>
       <w:r>
         <w:pict>
-          <ns1:rect style="width:0;height:1.5pt" ns2:hralign="center" ns2:hrstd="t" ns2:hr="t"/>
+          <ns5:rect style="width:0;height:1.5pt" ns6:hralign="center" ns6:hrstd="t" ns6:hr="t"/>
         </w:pict>
       </w:r>
     </w:p>
@@ -21505,9 +21676,9 @@
         <w:br w:type="page"/>
       </w:r>
     </w:p>
-    <w:bookmarkEnd w:id="171"/>
-    <w:bookmarkEnd w:id="172"/>
-    <w:bookmarkStart w:id="181" w:name="data-flow-diagram"/>
+    <w:bookmarkEnd w:id="177"/>
+    <w:bookmarkEnd w:id="178"/>
+    <w:bookmarkStart w:id="187" w:name="data-flow-diagram"/>
     <w:p>
       <w:pPr>
         <w:pStyle w:val="Heading1"/>
@@ -21554,7 +21725,7 @@
         <w:t xml:space="preserve">labels.</w:t>
       </w:r>
     </w:p>
-    <w:bookmarkStart w:id="176" w:name="level-0-terra-audit"/>
+    <w:bookmarkStart w:id="182" w:name="level-0-terra-audit"/>
     <w:p>
       <w:pPr>
         <w:pStyle w:val="Heading2"/>
@@ -21573,23 +21744,23 @@
           <wp:inline>
             <wp:extent cx="5334000" cy="2411141"/>
             <wp:effectExtent b="0" l="0" r="0" t="0"/>
-            <wp:docPr descr="Fig 30" title="" id="174" name="Picture"/>
+            <wp:docPr descr="Fig 30" title="" id="180" name="Picture"/>
             <a:graphic>
               <a:graphicData uri="http://schemas.openxmlformats.org/drawingml/2006/picture">
-                <ns5:pic>
-                  <ns5:nvPicPr>
-                    <ns5:cNvPr descr="diagrams/fig30.png" id="175" name="Picture"/>
-                    <ns5:cNvPicPr>
+                <ns3:pic>
+                  <ns3:nvPicPr>
+                    <ns3:cNvPr descr="diagrams/fig30.png" id="181" name="Picture"/>
+                    <ns3:cNvPicPr>
                       <a:picLocks noChangeArrowheads="1" noChangeAspect="1"/>
-                    </ns5:cNvPicPr>
-                  </ns5:nvPicPr>
-                  <ns5:blipFill>
-                    <a:blip ns6:embed="rId173"/>
+                    </ns3:cNvPicPr>
+                  </ns3:nvPicPr>
+                  <ns3:blipFill>
+                    <a:blip ns4:embed="rId179"/>
                     <a:stretch>
                       <a:fillRect/>
                     </a:stretch>
-                  </ns5:blipFill>
-                  <ns5:spPr bwMode="auto">
+                  </ns3:blipFill>
+                  <ns3:spPr bwMode="auto">
                     <a:xfrm>
                       <a:off x="0" y="0"/>
                       <a:ext cx="5334000" cy="2411141"/>
@@ -21603,8 +21774,8 @@
                       <a:headEnd/>
                       <a:tailEnd/>
                     </a:ln>
-                  </ns5:spPr>
-                </ns5:pic>
+                  </ns3:spPr>
+                </ns3:pic>
               </a:graphicData>
             </a:graphic>
           </wp:inline>
@@ -21638,8 +21809,8 @@
         <w:t xml:space="preserve">Data Flow Diagram (Level 0)</w:t>
       </w:r>
     </w:p>
-    <w:bookmarkEnd w:id="176"/>
-    <w:bookmarkStart w:id="180" w:name="level-1-terra-audit"/>
+    <w:bookmarkEnd w:id="182"/>
+    <w:bookmarkStart w:id="186" w:name="level-1-terra-audit"/>
     <w:p>
       <w:pPr>
         <w:pStyle w:val="Heading2"/>
@@ -21658,23 +21829,23 @@
           <wp:inline>
             <wp:extent cx="5334000" cy="693964"/>
             <wp:effectExtent b="0" l="0" r="0" t="0"/>
-            <wp:docPr descr="Fig 31" title="" id="178" name="Picture"/>
+            <wp:docPr descr="Fig 31" title="" id="184" name="Picture"/>
             <a:graphic>
               <a:graphicData uri="http://schemas.openxmlformats.org/drawingml/2006/picture">
-                <ns5:pic>
-                  <ns5:nvPicPr>
-                    <ns5:cNvPr descr="diagrams/fig31.png" id="179" name="Picture"/>
-                    <ns5:cNvPicPr>
+                <ns3:pic>
+                  <ns3:nvPicPr>
+                    <ns3:cNvPr descr="diagrams/fig31.png" id="185" name="Picture"/>
+                    <ns3:cNvPicPr>
                       <a:picLocks noChangeArrowheads="1" noChangeAspect="1"/>
-                    </ns5:cNvPicPr>
-                  </ns5:nvPicPr>
-                  <ns5:blipFill>
-                    <a:blip ns6:embed="rId177"/>
+                    </ns3:cNvPicPr>
+                  </ns3:nvPicPr>
+                  <ns3:blipFill>
+                    <a:blip ns4:embed="rId183"/>
                     <a:stretch>
                       <a:fillRect/>
                     </a:stretch>
-                  </ns5:blipFill>
-                  <ns5:spPr bwMode="auto">
+                  </ns3:blipFill>
+                  <ns3:spPr bwMode="auto">
                     <a:xfrm>
                       <a:off x="0" y="0"/>
                       <a:ext cx="5334000" cy="693964"/>
@@ -21688,8 +21859,8 @@
                       <a:headEnd/>
                       <a:tailEnd/>
                     </a:ln>
-                  </ns5:spPr>
-                </ns5:pic>
+                  </ns3:spPr>
+                </ns3:pic>
               </a:graphicData>
             </a:graphic>
           </wp:inline>
@@ -21726,7 +21897,7 @@
     <w:p>
       <w:r>
         <w:pict>
-          <ns1:rect style="width:0;height:1.5pt" ns2:hralign="center" ns2:hrstd="t" ns2:hr="t"/>
+          <ns5:rect style="width:0;height:1.5pt" ns6:hralign="center" ns6:hrstd="t" ns6:hr="t"/>
         </w:pict>
       </w:r>
     </w:p>
@@ -21735,9 +21906,9 @@
         <w:br w:type="page"/>
       </w:r>
     </w:p>
-    <w:bookmarkEnd w:id="180"/>
-    <w:bookmarkEnd w:id="181"/>
-    <w:bookmarkStart w:id="182" w:name="references"/>
+    <w:bookmarkEnd w:id="186"/>
+    <w:bookmarkEnd w:id="187"/>
+    <w:bookmarkStart w:id="188" w:name="references"/>
     <w:p>
       <w:pPr>
         <w:pStyle w:val="Heading1"/>
@@ -22321,7 +22492,7 @@
         <w:t xml:space="preserve">modeling used throughout this document).</w:t>
       </w:r>
     </w:p>
-    <w:bookmarkEnd w:id="182"/>
+    <w:bookmarkEnd w:id="188"/>
     <w:sectPr>
       <w:pgSz w:w="11906" w:h="16838"/>
       <w:pgMar w:top="1440" w:right="1440" w:bottom="1440" w:left="1440"/>
@@ -22881,7 +23052,7 @@
 </file>
 
 <file path=word/styles.xml><?xml version="1.0" encoding="utf-8"?>
-<w:styles xmlns:r="http://schemas.openxmlformats.org/officeDocument/2006/relationships" xmlns:w="http://schemas.openxmlformats.org/wordprocessingml/2006/main">
+<w:styles xmlns:w="http://schemas.openxmlformats.org/wordprocessingml/2006/main">
   <w:docDefaults>
     <w:rPrDefault>
       <w:rPr>
@@ -23244,6 +23415,14 @@
     <w:qFormat/>
     <w:tblPr>
       <w:tblInd w:type="dxa" w:w="0"/>
+      <w:tblBorders>
+        <w:top w:val="single" w:sz="4" w:space="0" w:color="4F81BD"/>
+        <w:left w:val="single" w:sz="4" w:space="0" w:color="4F81BD"/>
+        <w:bottom w:val="single" w:sz="4" w:space="0" w:color="4F81BD"/>
+        <w:right w:val="single" w:sz="4" w:space="0" w:color="4F81BD"/>
+        <w:insideH w:val="single" w:sz="4" w:space="0" w:color="4F81BD"/>
+        <w:insideV w:val="single" w:sz="4" w:space="0" w:color="4F81BD"/>
+      </w:tblBorders>
       <w:tblCellMar>
         <w:top w:type="dxa" w:w="0"/>
         <w:left w:type="dxa" w:w="108"/>
@@ -23365,6 +23544,28 @@
       <w:bCs w:val="0"/>
       <w:color w:themeColor="accent1" w:themeShade="BF" w:val="365F91"/>
     </w:rPr>
+  </w:style>
+  <w:style w:type="paragraph" w:customStyle="1" w:styleId="CoverCenter">
+    <w:name w:val="CoverCenter"/>
+    <w:basedOn w:val="BodyText"/>
+    <w:qFormat/>
+  </w:style>
+  <w:style w:type="paragraph" w:customStyle="1" w:styleId="CoverRule">
+    <w:name w:val="CoverRule"/>
+    <w:basedOn w:val="BodyText"/>
+    <w:qFormat/>
+  </w:style>
+  <w:style w:type="character" w:customStyle="1" w:styleId="CoverRedHeader">
+    <w:name w:val="CoverRedHeader"/>
+    <w:basedOn w:val="BodyTextChar"/>
+  </w:style>
+  <w:style w:type="character" w:customStyle="1" w:styleId="CoverSubtitleItalic">
+    <w:name w:val="CoverSubtitleItalic"/>
+    <w:basedOn w:val="BodyTextChar"/>
+  </w:style>
+  <w:style w:type="character" w:customStyle="1" w:styleId="CoverTitleBlue">
+    <w:name w:val="CoverTitleBlue"/>
+    <w:basedOn w:val="BodyTextChar"/>
   </w:style>
   <w:style w:type="paragraph" w:customStyle="1" w:styleId="SourceCode">
     <w:name w:val="Source Code"/>
